--- a/docs/chat-operation-scope-capabilities-2026-09-03.docx
+++ b/docs/chat-operation-scope-capabilities-2026-09-03.docx
@@ -4,14 +4,9 @@
   <w:body>
     <w:p>
       <w:pPr>
-        <w:spacing w:before="200" w:after="60"/>
+        <w:pStyle w:val="Heading1"/>
       </w:pPr>
       <w:r>
-        <w:rPr>
-          <w:b/>
-          <w:color w:val="2E74B5"/>
-          <w:sz w:val="32"/>
-        </w:rPr>
         <w:t>Chat Operation and Scope Capabilities</w:t>
       </w:r>
     </w:p>
@@ -30,13 +25,1275 @@
     <w:p>
       <w:pPr>
         <w:spacing w:after="180"/>
+        <w:rPr>
+          <w:color w:val="1F4D78"/>
+          <w:sz w:val="20"/>
+        </w:rPr>
       </w:pPr>
       <w:r>
         <w:rPr>
           <w:color w:val="1F4D78"/>
           <w:sz w:val="20"/>
         </w:rPr>
-        <w:t>This matrix describes the effective Chat behavior after central access approval. Every action is rechecked against the target conversation, current active memberships, and current package-role assignments.</w:t>
+        <w:t xml:space="preserve">This matrix describes </w:t>
+      </w:r>
+      <w:proofErr w:type="gramStart"/>
+      <w:r>
+        <w:rPr>
+          <w:color w:val="1F4D78"/>
+          <w:sz w:val="20"/>
+        </w:rPr>
+        <w:t>the effective</w:t>
+      </w:r>
+      <w:proofErr w:type="gramEnd"/>
+      <w:r>
+        <w:rPr>
+          <w:color w:val="1F4D78"/>
+          <w:sz w:val="20"/>
+        </w:rPr>
+        <w:t xml:space="preserve"> Chat behavior after central access approval. Every action is rechecked against the target conversation, current active memberships, and current package-role assignments.</w:t>
+      </w:r>
+    </w:p>
+    <w:p>
+      <w:pPr>
+        <w:pStyle w:val="Heading2"/>
+      </w:pPr>
+      <w:r>
+        <w:t>CHAT Section Pages/Modals</w:t>
+      </w:r>
+    </w:p>
+    <w:tbl>
+      <w:tblPr>
+        <w:tblStyle w:val="TableGrid"/>
+        <w:tblW w:w="9246" w:type="dxa"/>
+        <w:tblInd w:w="120" w:type="dxa"/>
+        <w:tblLayout w:type="fixed"/>
+        <w:tblLook w:val="04A0" w:firstRow="1" w:lastRow="0" w:firstColumn="1" w:lastColumn="0" w:noHBand="0" w:noVBand="1"/>
+      </w:tblPr>
+      <w:tblGrid>
+        <w:gridCol w:w="2410"/>
+        <w:gridCol w:w="6836"/>
+      </w:tblGrid>
+      <w:tr>
+        <w:trPr>
+          <w:cantSplit/>
+          <w:trHeight w:val="281"/>
+          <w:tblHeader/>
+        </w:trPr>
+        <w:tc>
+          <w:tcPr>
+            <w:tcW w:w="2410" w:type="dxa"/>
+            <w:shd w:val="clear" w:color="auto" w:fill="E8EEF5"/>
+            <w:tcMar>
+              <w:top w:w="80" w:type="dxa"/>
+              <w:left w:w="120" w:type="dxa"/>
+              <w:bottom w:w="80" w:type="dxa"/>
+              <w:right w:w="120" w:type="dxa"/>
+            </w:tcMar>
+            <w:vAlign w:val="center"/>
+          </w:tcPr>
+          <w:p>
+            <w:pPr>
+              <w:spacing w:after="0" w:line="269" w:lineRule="auto"/>
+            </w:pPr>
+            <w:r>
+              <w:rPr>
+                <w:b/>
+                <w:color w:val="1F4D78"/>
+                <w:sz w:val="20"/>
+              </w:rPr>
+              <w:t>Page/Where</w:t>
+            </w:r>
+          </w:p>
+        </w:tc>
+        <w:tc>
+          <w:tcPr>
+            <w:tcW w:w="6836" w:type="dxa"/>
+            <w:shd w:val="clear" w:color="auto" w:fill="E8EEF5"/>
+            <w:tcMar>
+              <w:top w:w="80" w:type="dxa"/>
+              <w:left w:w="120" w:type="dxa"/>
+              <w:bottom w:w="80" w:type="dxa"/>
+              <w:right w:w="120" w:type="dxa"/>
+            </w:tcMar>
+            <w:vAlign w:val="center"/>
+          </w:tcPr>
+          <w:p>
+            <w:pPr>
+              <w:spacing w:after="0" w:line="269" w:lineRule="auto"/>
+            </w:pPr>
+            <w:r>
+              <w:rPr>
+                <w:b/>
+                <w:color w:val="1F4D78"/>
+                <w:sz w:val="20"/>
+              </w:rPr>
+              <w:t>What user can do and see</w:t>
+            </w:r>
+          </w:p>
+        </w:tc>
+      </w:tr>
+      <w:tr>
+        <w:trPr>
+          <w:cantSplit/>
+          <w:trHeight w:val="270"/>
+        </w:trPr>
+        <w:tc>
+          <w:tcPr>
+            <w:tcW w:w="2410" w:type="dxa"/>
+            <w:tcMar>
+              <w:top w:w="80" w:type="dxa"/>
+              <w:left w:w="120" w:type="dxa"/>
+              <w:bottom w:w="80" w:type="dxa"/>
+              <w:right w:w="120" w:type="dxa"/>
+            </w:tcMar>
+            <w:vAlign w:val="center"/>
+          </w:tcPr>
+          <w:p>
+            <w:pPr>
+              <w:spacing w:after="0" w:line="269" w:lineRule="auto"/>
+              <w:rPr>
+                <w:b/>
+                <w:color w:val="1F4D78"/>
+                <w:sz w:val="20"/>
+              </w:rPr>
+            </w:pPr>
+            <w:r>
+              <w:rPr>
+                <w:b/>
+                <w:color w:val="1F4D78"/>
+                <w:sz w:val="20"/>
+              </w:rPr>
+              <w:t>‘</w:t>
+            </w:r>
+            <w:r>
+              <w:rPr>
+                <w:b/>
+                <w:color w:val="1F4D78"/>
+                <w:sz w:val="20"/>
+              </w:rPr>
+              <w:t>CHAT</w:t>
+            </w:r>
+            <w:r>
+              <w:rPr>
+                <w:b/>
+                <w:color w:val="1F4D78"/>
+                <w:sz w:val="20"/>
+              </w:rPr>
+              <w:t>’</w:t>
+            </w:r>
+            <w:r>
+              <w:rPr>
+                <w:b/>
+                <w:color w:val="1F4D78"/>
+                <w:sz w:val="20"/>
+              </w:rPr>
+              <w:t xml:space="preserve"> </w:t>
+            </w:r>
+            <w:r>
+              <w:rPr>
+                <w:b/>
+                <w:color w:val="1F4D78"/>
+                <w:sz w:val="20"/>
+              </w:rPr>
+              <w:t>M</w:t>
+            </w:r>
+            <w:r>
+              <w:rPr>
+                <w:b/>
+                <w:color w:val="1F4D78"/>
+                <w:sz w:val="20"/>
+              </w:rPr>
+              <w:t>odal</w:t>
+            </w:r>
+          </w:p>
+        </w:tc>
+        <w:tc>
+          <w:tcPr>
+            <w:tcW w:w="6836" w:type="dxa"/>
+            <w:tcMar>
+              <w:top w:w="80" w:type="dxa"/>
+              <w:left w:w="120" w:type="dxa"/>
+              <w:bottom w:w="80" w:type="dxa"/>
+              <w:right w:w="120" w:type="dxa"/>
+            </w:tcMar>
+            <w:vAlign w:val="center"/>
+          </w:tcPr>
+          <w:p>
+            <w:pPr>
+              <w:spacing w:after="0" w:line="269" w:lineRule="auto"/>
+            </w:pPr>
+            <w:r>
+              <w:rPr>
+                <w:sz w:val="20"/>
+                <w:lang w:val="en-CA"/>
+              </w:rPr>
+              <w:t>This is the modal that is available on the header and user can use it for creating conversations and communications.</w:t>
+            </w:r>
+          </w:p>
+        </w:tc>
+      </w:tr>
+      <w:tr>
+        <w:trPr>
+          <w:cantSplit/>
+          <w:trHeight w:val="1105"/>
+        </w:trPr>
+        <w:tc>
+          <w:tcPr>
+            <w:tcW w:w="2410" w:type="dxa"/>
+            <w:tcMar>
+              <w:top w:w="80" w:type="dxa"/>
+              <w:left w:w="120" w:type="dxa"/>
+              <w:bottom w:w="80" w:type="dxa"/>
+              <w:right w:w="120" w:type="dxa"/>
+            </w:tcMar>
+            <w:vAlign w:val="center"/>
+          </w:tcPr>
+          <w:p>
+            <w:pPr>
+              <w:spacing w:after="0" w:line="269" w:lineRule="auto"/>
+              <w:rPr>
+                <w:b/>
+                <w:color w:val="1F4D78"/>
+                <w:sz w:val="20"/>
+              </w:rPr>
+            </w:pPr>
+            <w:r>
+              <w:rPr>
+                <w:b/>
+                <w:color w:val="1F4D78"/>
+                <w:sz w:val="20"/>
+              </w:rPr>
+              <w:t>‘</w:t>
+            </w:r>
+            <w:r>
+              <w:rPr>
+                <w:b/>
+                <w:color w:val="1F4D78"/>
+                <w:sz w:val="20"/>
+              </w:rPr>
+              <w:t xml:space="preserve">CONVERSATION MANAGEMENT’ </w:t>
+            </w:r>
+            <w:r>
+              <w:rPr>
+                <w:b/>
+                <w:color w:val="1F4D78"/>
+                <w:sz w:val="20"/>
+              </w:rPr>
+              <w:t>page</w:t>
+            </w:r>
+          </w:p>
+        </w:tc>
+        <w:tc>
+          <w:tcPr>
+            <w:tcW w:w="6836" w:type="dxa"/>
+            <w:tcMar>
+              <w:top w:w="80" w:type="dxa"/>
+              <w:left w:w="120" w:type="dxa"/>
+              <w:bottom w:w="80" w:type="dxa"/>
+              <w:right w:w="120" w:type="dxa"/>
+            </w:tcMar>
+            <w:vAlign w:val="center"/>
+          </w:tcPr>
+          <w:p>
+            <w:pPr>
+              <w:spacing w:after="0" w:line="269" w:lineRule="auto"/>
+            </w:pPr>
+            <w:r>
+              <w:rPr>
+                <w:sz w:val="20"/>
+                <w:lang w:val="en-CA"/>
+              </w:rPr>
+              <w:t>This is the list page that displays the list of the conversations between different users. This page allows the admins to review the conversations and see the details and then delete them.</w:t>
+            </w:r>
+          </w:p>
+        </w:tc>
+      </w:tr>
+    </w:tbl>
+    <w:p>
+      <w:pPr>
+        <w:spacing w:after="180"/>
+        <w:rPr>
+          <w:color w:val="1F4D78"/>
+          <w:sz w:val="20"/>
+        </w:rPr>
+      </w:pPr>
+    </w:p>
+    <w:p>
+      <w:pPr>
+        <w:pStyle w:val="Heading2"/>
+      </w:pPr>
+      <w:r>
+        <w:t>ADMINS And their privileges:</w:t>
+      </w:r>
+    </w:p>
+    <w:tbl>
+      <w:tblPr>
+        <w:tblStyle w:val="TableGrid"/>
+        <w:tblW w:w="9246" w:type="dxa"/>
+        <w:tblInd w:w="120" w:type="dxa"/>
+        <w:tblLayout w:type="fixed"/>
+        <w:tblLook w:val="04A0" w:firstRow="1" w:lastRow="0" w:firstColumn="1" w:lastColumn="0" w:noHBand="0" w:noVBand="1"/>
+      </w:tblPr>
+      <w:tblGrid>
+        <w:gridCol w:w="2268"/>
+        <w:gridCol w:w="6978"/>
+      </w:tblGrid>
+      <w:tr>
+        <w:trPr>
+          <w:cantSplit/>
+          <w:trHeight w:val="281"/>
+          <w:tblHeader/>
+        </w:trPr>
+        <w:tc>
+          <w:tcPr>
+            <w:tcW w:w="2268" w:type="dxa"/>
+            <w:shd w:val="clear" w:color="auto" w:fill="E8EEF5"/>
+            <w:tcMar>
+              <w:top w:w="80" w:type="dxa"/>
+              <w:left w:w="120" w:type="dxa"/>
+              <w:bottom w:w="80" w:type="dxa"/>
+              <w:right w:w="120" w:type="dxa"/>
+            </w:tcMar>
+            <w:vAlign w:val="center"/>
+          </w:tcPr>
+          <w:p>
+            <w:pPr>
+              <w:spacing w:after="0" w:line="269" w:lineRule="auto"/>
+            </w:pPr>
+            <w:r>
+              <w:rPr>
+                <w:b/>
+                <w:color w:val="1F4D78"/>
+                <w:sz w:val="20"/>
+              </w:rPr>
+              <w:t>ADMIN</w:t>
+            </w:r>
+          </w:p>
+        </w:tc>
+        <w:tc>
+          <w:tcPr>
+            <w:tcW w:w="6978" w:type="dxa"/>
+            <w:shd w:val="clear" w:color="auto" w:fill="E8EEF5"/>
+            <w:tcMar>
+              <w:top w:w="80" w:type="dxa"/>
+              <w:left w:w="120" w:type="dxa"/>
+              <w:bottom w:w="80" w:type="dxa"/>
+              <w:right w:w="120" w:type="dxa"/>
+            </w:tcMar>
+            <w:vAlign w:val="center"/>
+          </w:tcPr>
+          <w:p>
+            <w:pPr>
+              <w:spacing w:after="0" w:line="269" w:lineRule="auto"/>
+            </w:pPr>
+            <w:r>
+              <w:rPr>
+                <w:b/>
+                <w:color w:val="1F4D78"/>
+                <w:sz w:val="20"/>
+              </w:rPr>
+              <w:t>What user can do and see</w:t>
+            </w:r>
+          </w:p>
+        </w:tc>
+      </w:tr>
+      <w:tr>
+        <w:trPr>
+          <w:cantSplit/>
+          <w:trHeight w:val="270"/>
+        </w:trPr>
+        <w:tc>
+          <w:tcPr>
+            <w:tcW w:w="2268" w:type="dxa"/>
+            <w:tcMar>
+              <w:top w:w="80" w:type="dxa"/>
+              <w:left w:w="120" w:type="dxa"/>
+              <w:bottom w:w="80" w:type="dxa"/>
+              <w:right w:w="120" w:type="dxa"/>
+            </w:tcMar>
+            <w:vAlign w:val="center"/>
+          </w:tcPr>
+          <w:p>
+            <w:pPr>
+              <w:spacing w:after="0" w:line="269" w:lineRule="auto"/>
+              <w:rPr>
+                <w:b/>
+                <w:color w:val="1F4D78"/>
+                <w:sz w:val="20"/>
+              </w:rPr>
+            </w:pPr>
+            <w:r>
+              <w:rPr>
+                <w:b/>
+                <w:color w:val="1F4D78"/>
+                <w:sz w:val="20"/>
+              </w:rPr>
+              <w:t>BUILT-IN SUPER USERS</w:t>
+            </w:r>
+          </w:p>
+        </w:tc>
+        <w:tc>
+          <w:tcPr>
+            <w:tcW w:w="6978" w:type="dxa"/>
+            <w:tcMar>
+              <w:top w:w="80" w:type="dxa"/>
+              <w:left w:w="120" w:type="dxa"/>
+              <w:bottom w:w="80" w:type="dxa"/>
+              <w:right w:w="120" w:type="dxa"/>
+            </w:tcMar>
+            <w:vAlign w:val="center"/>
+          </w:tcPr>
+          <w:p>
+            <w:pPr>
+              <w:spacing w:after="0" w:line="269" w:lineRule="auto"/>
+            </w:pPr>
+            <w:r>
+              <w:rPr>
+                <w:sz w:val="20"/>
+                <w:lang w:val="en-CA"/>
+              </w:rPr>
+              <w:t>These users are not subject to any access limitations or restrictions. Access checks are skipped for them. The system only verifies whether the active user has super-user privileges and, if so, allows all requested operations.</w:t>
+            </w:r>
+          </w:p>
+        </w:tc>
+      </w:tr>
+      <w:tr>
+        <w:trPr>
+          <w:cantSplit/>
+          <w:trHeight w:val="270"/>
+        </w:trPr>
+        <w:tc>
+          <w:tcPr>
+            <w:tcW w:w="2268" w:type="dxa"/>
+            <w:tcMar>
+              <w:top w:w="80" w:type="dxa"/>
+              <w:left w:w="120" w:type="dxa"/>
+              <w:bottom w:w="80" w:type="dxa"/>
+              <w:right w:w="120" w:type="dxa"/>
+            </w:tcMar>
+            <w:vAlign w:val="center"/>
+          </w:tcPr>
+          <w:p>
+            <w:pPr>
+              <w:spacing w:after="0" w:line="269" w:lineRule="auto"/>
+              <w:rPr>
+                <w:b/>
+                <w:color w:val="1F4D78"/>
+                <w:sz w:val="20"/>
+              </w:rPr>
+            </w:pPr>
+            <w:r>
+              <w:rPr>
+                <w:b/>
+                <w:color w:val="1F4D78"/>
+                <w:sz w:val="20"/>
+              </w:rPr>
+              <w:t>ADMIN GLOBAL</w:t>
+            </w:r>
+          </w:p>
+        </w:tc>
+        <w:tc>
+          <w:tcPr>
+            <w:tcW w:w="6978" w:type="dxa"/>
+            <w:tcMar>
+              <w:top w:w="80" w:type="dxa"/>
+              <w:left w:w="120" w:type="dxa"/>
+              <w:bottom w:w="80" w:type="dxa"/>
+              <w:right w:w="120" w:type="dxa"/>
+            </w:tcMar>
+            <w:vAlign w:val="center"/>
+          </w:tcPr>
+          <w:p>
+            <w:pPr>
+              <w:spacing w:after="0" w:line="269" w:lineRule="auto"/>
+              <w:rPr>
+                <w:sz w:val="20"/>
+                <w:lang w:val="en-CA"/>
+              </w:rPr>
+            </w:pPr>
+            <w:r>
+              <w:rPr>
+                <w:sz w:val="20"/>
+                <w:lang w:val="en-CA"/>
+              </w:rPr>
+              <w:t xml:space="preserve">These users are not subject to any access limitations or restrictions. Access checks are skipped for them. The system only verifies whether the active user has </w:t>
+            </w:r>
+            <w:r>
+              <w:rPr>
+                <w:sz w:val="20"/>
+                <w:lang w:val="en-CA"/>
+              </w:rPr>
+              <w:t>global admin</w:t>
+            </w:r>
+            <w:r>
+              <w:rPr>
+                <w:sz w:val="20"/>
+                <w:lang w:val="en-CA"/>
+              </w:rPr>
+              <w:t xml:space="preserve"> privileges and, if so, allows all requested operations.</w:t>
+            </w:r>
+          </w:p>
+        </w:tc>
+      </w:tr>
+      <w:tr>
+        <w:trPr>
+          <w:cantSplit/>
+          <w:trHeight w:val="1105"/>
+        </w:trPr>
+        <w:tc>
+          <w:tcPr>
+            <w:tcW w:w="2268" w:type="dxa"/>
+            <w:tcMar>
+              <w:top w:w="80" w:type="dxa"/>
+              <w:left w:w="120" w:type="dxa"/>
+              <w:bottom w:w="80" w:type="dxa"/>
+              <w:right w:w="120" w:type="dxa"/>
+            </w:tcMar>
+            <w:vAlign w:val="center"/>
+          </w:tcPr>
+          <w:p>
+            <w:pPr>
+              <w:spacing w:after="0" w:line="269" w:lineRule="auto"/>
+              <w:rPr>
+                <w:b/>
+                <w:color w:val="1F4D78"/>
+                <w:sz w:val="20"/>
+              </w:rPr>
+            </w:pPr>
+            <w:r>
+              <w:rPr>
+                <w:b/>
+                <w:color w:val="1F4D78"/>
+                <w:sz w:val="20"/>
+              </w:rPr>
+              <w:t xml:space="preserve">ADMIN GLOBAL IN </w:t>
+            </w:r>
+            <w:r>
+              <w:rPr>
+                <w:b/>
+                <w:color w:val="1F4D78"/>
+                <w:sz w:val="20"/>
+              </w:rPr>
+              <w:t>ORGANIZATION</w:t>
+            </w:r>
+          </w:p>
+        </w:tc>
+        <w:tc>
+          <w:tcPr>
+            <w:tcW w:w="6978" w:type="dxa"/>
+            <w:tcMar>
+              <w:top w:w="80" w:type="dxa"/>
+              <w:left w:w="120" w:type="dxa"/>
+              <w:bottom w:w="80" w:type="dxa"/>
+              <w:right w:w="120" w:type="dxa"/>
+            </w:tcMar>
+            <w:vAlign w:val="center"/>
+          </w:tcPr>
+          <w:p>
+            <w:pPr>
+              <w:spacing w:after="0" w:line="269" w:lineRule="auto"/>
+            </w:pPr>
+            <w:r>
+              <w:rPr>
+                <w:sz w:val="20"/>
+                <w:lang w:val="en-CA"/>
+              </w:rPr>
+              <w:t>These users are not subject to any access limitations or restrictions</w:t>
+            </w:r>
+            <w:r>
+              <w:rPr>
+                <w:sz w:val="20"/>
+                <w:lang w:val="en-CA"/>
+              </w:rPr>
+              <w:t xml:space="preserve"> in the data scope of selected organization</w:t>
+            </w:r>
+            <w:r>
+              <w:rPr>
+                <w:sz w:val="20"/>
+                <w:lang w:val="en-CA"/>
+              </w:rPr>
+              <w:t>. Access checks are skipped for them</w:t>
+            </w:r>
+            <w:r>
+              <w:rPr>
+                <w:sz w:val="20"/>
+                <w:lang w:val="en-CA"/>
+              </w:rPr>
+              <w:t>, but they can only manage the data within the selected organization</w:t>
+            </w:r>
+            <w:r>
+              <w:rPr>
+                <w:sz w:val="20"/>
+                <w:lang w:val="en-CA"/>
+              </w:rPr>
+              <w:t xml:space="preserve">. The system only verifies whether the active user has </w:t>
+            </w:r>
+            <w:r>
+              <w:rPr>
+                <w:sz w:val="20"/>
+                <w:lang w:val="en-CA"/>
+              </w:rPr>
+              <w:t>global admin</w:t>
+            </w:r>
+            <w:r>
+              <w:rPr>
+                <w:sz w:val="20"/>
+                <w:lang w:val="en-CA"/>
+              </w:rPr>
+              <w:t xml:space="preserve"> privileges and, if so, allows all requested operations</w:t>
+            </w:r>
+            <w:r>
+              <w:rPr>
+                <w:sz w:val="20"/>
+                <w:lang w:val="en-CA"/>
+              </w:rPr>
+              <w:t xml:space="preserve"> only in the data scope of the selected organization</w:t>
+            </w:r>
+            <w:r>
+              <w:rPr>
+                <w:sz w:val="20"/>
+                <w:lang w:val="en-CA"/>
+              </w:rPr>
+              <w:t>.</w:t>
+            </w:r>
+          </w:p>
+        </w:tc>
+      </w:tr>
+      <w:tr>
+        <w:trPr>
+          <w:cantSplit/>
+          <w:trHeight w:val="1105"/>
+        </w:trPr>
+        <w:tc>
+          <w:tcPr>
+            <w:tcW w:w="2268" w:type="dxa"/>
+            <w:tcMar>
+              <w:top w:w="80" w:type="dxa"/>
+              <w:left w:w="120" w:type="dxa"/>
+              <w:bottom w:w="80" w:type="dxa"/>
+              <w:right w:w="120" w:type="dxa"/>
+            </w:tcMar>
+            <w:vAlign w:val="center"/>
+          </w:tcPr>
+          <w:p>
+            <w:pPr>
+              <w:spacing w:after="0" w:line="269" w:lineRule="auto"/>
+              <w:rPr>
+                <w:b/>
+                <w:color w:val="1F4D78"/>
+                <w:sz w:val="20"/>
+              </w:rPr>
+            </w:pPr>
+            <w:r>
+              <w:rPr>
+                <w:b/>
+                <w:color w:val="1F4D78"/>
+                <w:sz w:val="20"/>
+              </w:rPr>
+              <w:t xml:space="preserve">SCOPED ADMIN TO </w:t>
+            </w:r>
+            <w:r>
+              <w:rPr>
+                <w:b/>
+                <w:color w:val="1F4D78"/>
+                <w:sz w:val="20"/>
+              </w:rPr>
+              <w:t>‘GENERAL’</w:t>
+            </w:r>
+            <w:r>
+              <w:rPr>
+                <w:b/>
+                <w:color w:val="1F4D78"/>
+                <w:sz w:val="20"/>
+              </w:rPr>
+              <w:t xml:space="preserve"> </w:t>
+            </w:r>
+            <w:r>
+              <w:rPr>
+                <w:b/>
+                <w:color w:val="1F4D78"/>
+                <w:sz w:val="20"/>
+              </w:rPr>
+              <w:t>CATEGORY</w:t>
+            </w:r>
+          </w:p>
+        </w:tc>
+        <w:tc>
+          <w:tcPr>
+            <w:tcW w:w="6978" w:type="dxa"/>
+            <w:tcMar>
+              <w:top w:w="80" w:type="dxa"/>
+              <w:left w:w="120" w:type="dxa"/>
+              <w:bottom w:w="80" w:type="dxa"/>
+              <w:right w:w="120" w:type="dxa"/>
+            </w:tcMar>
+            <w:vAlign w:val="center"/>
+          </w:tcPr>
+          <w:p>
+            <w:pPr>
+              <w:spacing w:after="0" w:line="269" w:lineRule="auto"/>
+              <w:rPr>
+                <w:sz w:val="20"/>
+                <w:lang w:val="en-CA"/>
+              </w:rPr>
+            </w:pPr>
+            <w:r>
+              <w:rPr>
+                <w:sz w:val="20"/>
+                <w:lang w:val="en-CA"/>
+              </w:rPr>
+              <w:t>These users are not subject to any access limitations or restrictions</w:t>
+            </w:r>
+            <w:r>
+              <w:rPr>
+                <w:sz w:val="20"/>
+                <w:lang w:val="en-CA"/>
+              </w:rPr>
+              <w:t xml:space="preserve"> to access to the sections are classified in ‘GENERAL’ category</w:t>
+            </w:r>
+            <w:r>
+              <w:rPr>
+                <w:sz w:val="20"/>
+                <w:lang w:val="en-CA"/>
+              </w:rPr>
+              <w:t>.</w:t>
+            </w:r>
+            <w:r>
+              <w:rPr>
+                <w:sz w:val="20"/>
+                <w:lang w:val="en-CA"/>
+              </w:rPr>
+              <w:t xml:space="preserve"> Since ‘CHAT’ section is adjusted in ‘GENERAL’ category, users who have ‘GENERAL’ scope in their ‘</w:t>
+            </w:r>
+            <w:r>
+              <w:rPr>
+                <w:b/>
+                <w:bCs/>
+                <w:sz w:val="20"/>
+              </w:rPr>
+              <w:t>Administrative Categories</w:t>
+            </w:r>
+            <w:r>
+              <w:rPr>
+                <w:b/>
+                <w:bCs/>
+                <w:sz w:val="20"/>
+              </w:rPr>
+              <w:t xml:space="preserve">’, </w:t>
+            </w:r>
+            <w:r>
+              <w:rPr>
+                <w:sz w:val="20"/>
+                <w:lang w:val="en-CA"/>
+              </w:rPr>
+              <w:t xml:space="preserve">checks are skipped for them. The system only verifies whether the active user has </w:t>
+            </w:r>
+            <w:r>
+              <w:rPr>
+                <w:sz w:val="20"/>
+                <w:lang w:val="en-CA"/>
+              </w:rPr>
+              <w:t>this type of admin</w:t>
+            </w:r>
+            <w:r>
+              <w:rPr>
+                <w:sz w:val="20"/>
+                <w:lang w:val="en-CA"/>
+              </w:rPr>
+              <w:t xml:space="preserve"> privileges and, if so, allows all requested operations.</w:t>
+            </w:r>
+          </w:p>
+        </w:tc>
+      </w:tr>
+      <w:tr>
+        <w:trPr>
+          <w:cantSplit/>
+          <w:trHeight w:val="1534"/>
+        </w:trPr>
+        <w:tc>
+          <w:tcPr>
+            <w:tcW w:w="2268" w:type="dxa"/>
+            <w:tcMar>
+              <w:top w:w="80" w:type="dxa"/>
+              <w:left w:w="120" w:type="dxa"/>
+              <w:bottom w:w="80" w:type="dxa"/>
+              <w:right w:w="120" w:type="dxa"/>
+            </w:tcMar>
+            <w:vAlign w:val="center"/>
+          </w:tcPr>
+          <w:p>
+            <w:pPr>
+              <w:spacing w:after="0" w:line="269" w:lineRule="auto"/>
+            </w:pPr>
+            <w:r>
+              <w:rPr>
+                <w:b/>
+                <w:color w:val="1F4D78"/>
+                <w:sz w:val="20"/>
+              </w:rPr>
+              <w:t xml:space="preserve">SCOPED ADMIN TO </w:t>
+            </w:r>
+            <w:r>
+              <w:rPr>
+                <w:b/>
+                <w:color w:val="1F4D78"/>
+                <w:sz w:val="20"/>
+              </w:rPr>
+              <w:t>‘GENERAL’</w:t>
+            </w:r>
+            <w:r>
+              <w:rPr>
+                <w:b/>
+                <w:color w:val="1F4D78"/>
+                <w:sz w:val="20"/>
+              </w:rPr>
+              <w:t xml:space="preserve"> </w:t>
+            </w:r>
+            <w:r>
+              <w:rPr>
+                <w:b/>
+                <w:color w:val="1F4D78"/>
+                <w:sz w:val="20"/>
+              </w:rPr>
+              <w:t>CATEGORY</w:t>
+            </w:r>
+            <w:r>
+              <w:rPr>
+                <w:b/>
+                <w:color w:val="1F4D78"/>
+                <w:sz w:val="20"/>
+              </w:rPr>
+              <w:t xml:space="preserve"> </w:t>
+            </w:r>
+            <w:r>
+              <w:rPr>
+                <w:b/>
+                <w:color w:val="1F4D78"/>
+                <w:sz w:val="20"/>
+              </w:rPr>
+              <w:t xml:space="preserve">IN </w:t>
+            </w:r>
+            <w:r>
+              <w:rPr>
+                <w:b/>
+                <w:color w:val="1F4D78"/>
+                <w:sz w:val="20"/>
+              </w:rPr>
+              <w:t>ORGANIZATION</w:t>
+            </w:r>
+          </w:p>
+        </w:tc>
+        <w:tc>
+          <w:tcPr>
+            <w:tcW w:w="6978" w:type="dxa"/>
+            <w:tcMar>
+              <w:top w:w="80" w:type="dxa"/>
+              <w:left w:w="120" w:type="dxa"/>
+              <w:bottom w:w="80" w:type="dxa"/>
+              <w:right w:w="120" w:type="dxa"/>
+            </w:tcMar>
+            <w:vAlign w:val="center"/>
+          </w:tcPr>
+          <w:p>
+            <w:pPr>
+              <w:spacing w:after="0" w:line="269" w:lineRule="auto"/>
+            </w:pPr>
+            <w:r>
+              <w:rPr>
+                <w:sz w:val="20"/>
+                <w:lang w:val="en-CA"/>
+              </w:rPr>
+              <w:t>These users are not subject to any access limitations or restrictions</w:t>
+            </w:r>
+            <w:r>
+              <w:rPr>
+                <w:sz w:val="20"/>
+                <w:lang w:val="en-CA"/>
+              </w:rPr>
+              <w:t xml:space="preserve"> to access to</w:t>
+            </w:r>
+            <w:r>
+              <w:rPr>
+                <w:sz w:val="20"/>
+                <w:lang w:val="en-CA"/>
+              </w:rPr>
+              <w:t xml:space="preserve"> the</w:t>
+            </w:r>
+            <w:r>
+              <w:rPr>
+                <w:sz w:val="20"/>
+                <w:lang w:val="en-CA"/>
+              </w:rPr>
+              <w:t xml:space="preserve"> sections </w:t>
+            </w:r>
+            <w:r>
+              <w:rPr>
+                <w:sz w:val="20"/>
+                <w:lang w:val="en-CA"/>
+              </w:rPr>
+              <w:t xml:space="preserve">are classified </w:t>
+            </w:r>
+            <w:r>
+              <w:rPr>
+                <w:sz w:val="20"/>
+                <w:lang w:val="en-CA"/>
+              </w:rPr>
+              <w:t>in ‘GENERAL’ category</w:t>
+            </w:r>
+            <w:r>
+              <w:rPr>
+                <w:sz w:val="20"/>
+                <w:lang w:val="en-CA"/>
+              </w:rPr>
+              <w:t xml:space="preserve">; only </w:t>
+            </w:r>
+            <w:r>
+              <w:rPr>
+                <w:sz w:val="20"/>
+                <w:lang w:val="en-CA"/>
+              </w:rPr>
+              <w:t>in the data scope of selected organization</w:t>
+            </w:r>
+            <w:r>
+              <w:rPr>
+                <w:sz w:val="20"/>
+                <w:lang w:val="en-CA"/>
+              </w:rPr>
+              <w:t>.</w:t>
+            </w:r>
+            <w:r>
+              <w:rPr>
+                <w:sz w:val="20"/>
+                <w:lang w:val="en-CA"/>
+              </w:rPr>
+              <w:t xml:space="preserve"> Since ‘CHAT’ section is adjusted in ‘GENERAL’ category, users who have ‘GENERAL’ scope in their ‘</w:t>
+            </w:r>
+            <w:r>
+              <w:rPr>
+                <w:b/>
+                <w:bCs/>
+                <w:sz w:val="20"/>
+              </w:rPr>
+              <w:t>Administrative Categories</w:t>
+            </w:r>
+            <w:r>
+              <w:rPr>
+                <w:b/>
+                <w:bCs/>
+                <w:sz w:val="20"/>
+              </w:rPr>
+              <w:t>’</w:t>
+            </w:r>
+            <w:r>
+              <w:rPr>
+                <w:b/>
+                <w:bCs/>
+                <w:sz w:val="20"/>
+              </w:rPr>
+              <w:t>,</w:t>
+            </w:r>
+            <w:r>
+              <w:rPr>
+                <w:b/>
+                <w:bCs/>
+                <w:sz w:val="20"/>
+              </w:rPr>
+              <w:t xml:space="preserve"> </w:t>
+            </w:r>
+            <w:r>
+              <w:rPr>
+                <w:sz w:val="20"/>
+              </w:rPr>
+              <w:t>c</w:t>
+            </w:r>
+            <w:r>
+              <w:rPr>
+                <w:sz w:val="20"/>
+                <w:lang w:val="en-CA"/>
+              </w:rPr>
+              <w:t>hecks are skipped for them</w:t>
+            </w:r>
+            <w:r>
+              <w:rPr>
+                <w:sz w:val="20"/>
+                <w:lang w:val="en-CA"/>
+              </w:rPr>
+              <w:t xml:space="preserve"> </w:t>
+            </w:r>
+            <w:r>
+              <w:rPr>
+                <w:sz w:val="20"/>
+                <w:lang w:val="en-CA"/>
+              </w:rPr>
+              <w:t>in the data scope of selected organization</w:t>
+            </w:r>
+            <w:r>
+              <w:rPr>
+                <w:sz w:val="20"/>
+                <w:lang w:val="en-CA"/>
+              </w:rPr>
+              <w:t xml:space="preserve">. The system only verifies whether the active user has </w:t>
+            </w:r>
+            <w:r>
+              <w:rPr>
+                <w:sz w:val="20"/>
+                <w:lang w:val="en-CA"/>
+              </w:rPr>
+              <w:t>this type of</w:t>
+            </w:r>
+            <w:r>
+              <w:rPr>
+                <w:sz w:val="20"/>
+                <w:lang w:val="en-CA"/>
+              </w:rPr>
+              <w:t xml:space="preserve"> admin</w:t>
+            </w:r>
+            <w:r>
+              <w:rPr>
+                <w:sz w:val="20"/>
+                <w:lang w:val="en-CA"/>
+              </w:rPr>
+              <w:t xml:space="preserve"> privileges and, if so, allows all requested operations</w:t>
+            </w:r>
+            <w:r>
+              <w:rPr>
+                <w:sz w:val="20"/>
+                <w:lang w:val="en-CA"/>
+              </w:rPr>
+              <w:t xml:space="preserve"> </w:t>
+            </w:r>
+            <w:r>
+              <w:rPr>
+                <w:sz w:val="20"/>
+                <w:lang w:val="en-CA"/>
+              </w:rPr>
+              <w:t>in the data scope of selected organization</w:t>
+            </w:r>
+            <w:r>
+              <w:rPr>
+                <w:sz w:val="20"/>
+                <w:lang w:val="en-CA"/>
+              </w:rPr>
+              <w:t>.</w:t>
+            </w:r>
+          </w:p>
+        </w:tc>
+      </w:tr>
+      <w:tr>
+        <w:trPr>
+          <w:cantSplit/>
+          <w:trHeight w:val="1020"/>
+        </w:trPr>
+        <w:tc>
+          <w:tcPr>
+            <w:tcW w:w="2268" w:type="dxa"/>
+            <w:tcMar>
+              <w:top w:w="80" w:type="dxa"/>
+              <w:left w:w="120" w:type="dxa"/>
+              <w:bottom w:w="80" w:type="dxa"/>
+              <w:right w:w="120" w:type="dxa"/>
+            </w:tcMar>
+            <w:vAlign w:val="center"/>
+          </w:tcPr>
+          <w:p>
+            <w:pPr>
+              <w:spacing w:after="0" w:line="269" w:lineRule="auto"/>
+            </w:pPr>
+            <w:r>
+              <w:rPr>
+                <w:b/>
+                <w:color w:val="1F4D78"/>
+                <w:sz w:val="20"/>
+              </w:rPr>
+              <w:lastRenderedPageBreak/>
+              <w:t>ADMIN ACCESS TO THIS SECTION</w:t>
+            </w:r>
+          </w:p>
+        </w:tc>
+        <w:tc>
+          <w:tcPr>
+            <w:tcW w:w="6978" w:type="dxa"/>
+            <w:tcMar>
+              <w:top w:w="80" w:type="dxa"/>
+              <w:left w:w="120" w:type="dxa"/>
+              <w:bottom w:w="80" w:type="dxa"/>
+              <w:right w:w="120" w:type="dxa"/>
+            </w:tcMar>
+            <w:vAlign w:val="center"/>
+          </w:tcPr>
+          <w:p>
+            <w:pPr>
+              <w:spacing w:after="0" w:line="269" w:lineRule="auto"/>
+            </w:pPr>
+            <w:r>
+              <w:rPr>
+                <w:sz w:val="20"/>
+                <w:lang w:val="en-CA"/>
+              </w:rPr>
+              <w:t xml:space="preserve">These users are not subject to any access limitations or restrictions. Access checks are skipped for them. The system only verifies whether the active user has </w:t>
+            </w:r>
+            <w:r>
+              <w:rPr>
+                <w:sz w:val="20"/>
+                <w:lang w:val="en-CA"/>
+              </w:rPr>
+              <w:t>global admin</w:t>
+            </w:r>
+            <w:r>
+              <w:rPr>
+                <w:sz w:val="20"/>
+                <w:lang w:val="en-CA"/>
+              </w:rPr>
+              <w:t xml:space="preserve"> privileges and, if so, allows all requested operations.</w:t>
+            </w:r>
+          </w:p>
+        </w:tc>
+      </w:tr>
+      <w:tr>
+        <w:trPr>
+          <w:cantSplit/>
+          <w:trHeight w:val="731"/>
+        </w:trPr>
+        <w:tc>
+          <w:tcPr>
+            <w:tcW w:w="2268" w:type="dxa"/>
+            <w:tcMar>
+              <w:top w:w="80" w:type="dxa"/>
+              <w:left w:w="120" w:type="dxa"/>
+              <w:bottom w:w="80" w:type="dxa"/>
+              <w:right w:w="120" w:type="dxa"/>
+            </w:tcMar>
+            <w:vAlign w:val="center"/>
+          </w:tcPr>
+          <w:p>
+            <w:pPr>
+              <w:spacing w:after="0" w:line="269" w:lineRule="auto"/>
+              <w:rPr>
+                <w:b/>
+                <w:color w:val="1F4D78"/>
+                <w:sz w:val="20"/>
+              </w:rPr>
+            </w:pPr>
+            <w:r>
+              <w:rPr>
+                <w:b/>
+                <w:color w:val="1F4D78"/>
+                <w:sz w:val="20"/>
+              </w:rPr>
+              <w:t>ADMIN ACCESS TO THIS SECTION</w:t>
+            </w:r>
+            <w:r>
+              <w:rPr>
+                <w:b/>
+                <w:color w:val="1F4D78"/>
+                <w:sz w:val="20"/>
+              </w:rPr>
+              <w:t xml:space="preserve"> IN ORGANIZATION</w:t>
+            </w:r>
+          </w:p>
+        </w:tc>
+        <w:tc>
+          <w:tcPr>
+            <w:tcW w:w="6978" w:type="dxa"/>
+            <w:tcMar>
+              <w:top w:w="80" w:type="dxa"/>
+              <w:left w:w="120" w:type="dxa"/>
+              <w:bottom w:w="80" w:type="dxa"/>
+              <w:right w:w="120" w:type="dxa"/>
+            </w:tcMar>
+            <w:vAlign w:val="center"/>
+          </w:tcPr>
+          <w:p>
+            <w:pPr>
+              <w:spacing w:after="0" w:line="269" w:lineRule="auto"/>
+              <w:rPr>
+                <w:sz w:val="20"/>
+                <w:lang w:val="en-CA"/>
+              </w:rPr>
+            </w:pPr>
+            <w:r>
+              <w:rPr>
+                <w:sz w:val="20"/>
+                <w:lang w:val="en-CA"/>
+              </w:rPr>
+              <w:t>These users are not subject to any access limitations or restrictions</w:t>
+            </w:r>
+            <w:r>
+              <w:rPr>
+                <w:sz w:val="20"/>
+                <w:lang w:val="en-CA"/>
+              </w:rPr>
+              <w:t xml:space="preserve"> in the data scope of selected organization</w:t>
+            </w:r>
+            <w:r>
+              <w:rPr>
+                <w:sz w:val="20"/>
+                <w:lang w:val="en-CA"/>
+              </w:rPr>
+              <w:t>. Access checks are skipped for them</w:t>
+            </w:r>
+            <w:r>
+              <w:rPr>
+                <w:sz w:val="20"/>
+                <w:lang w:val="en-CA"/>
+              </w:rPr>
+              <w:t>, but they can only manage the data within the selected organization</w:t>
+            </w:r>
+            <w:r>
+              <w:rPr>
+                <w:sz w:val="20"/>
+                <w:lang w:val="en-CA"/>
+              </w:rPr>
+              <w:t xml:space="preserve">. The system only verifies whether the active user has </w:t>
+            </w:r>
+            <w:r>
+              <w:rPr>
+                <w:sz w:val="20"/>
+                <w:lang w:val="en-CA"/>
+              </w:rPr>
+              <w:t>global admin</w:t>
+            </w:r>
+            <w:r>
+              <w:rPr>
+                <w:sz w:val="20"/>
+                <w:lang w:val="en-CA"/>
+              </w:rPr>
+              <w:t xml:space="preserve"> privileges and, if so, allows all requested operations</w:t>
+            </w:r>
+            <w:r>
+              <w:rPr>
+                <w:sz w:val="20"/>
+                <w:lang w:val="en-CA"/>
+              </w:rPr>
+              <w:t xml:space="preserve"> only in the data scope of the selected organization</w:t>
+            </w:r>
+            <w:r>
+              <w:rPr>
+                <w:sz w:val="20"/>
+                <w:lang w:val="en-CA"/>
+              </w:rPr>
+              <w:t>.</w:t>
+            </w:r>
+          </w:p>
+        </w:tc>
+      </w:tr>
+    </w:tbl>
+    <w:p>
+      <w:pPr>
+        <w:spacing w:after="180"/>
+        <w:rPr>
+          <w:color w:val="1F4D78"/>
+          <w:sz w:val="20"/>
+        </w:rPr>
+      </w:pPr>
+    </w:p>
+    <w:p>
+      <w:pPr>
+        <w:pStyle w:val="Heading2"/>
+      </w:pPr>
+      <w:r>
+        <w:t>Read Access in Access Profile Definitions</w:t>
       </w:r>
     </w:p>
     <w:tbl>
@@ -54,6 +1311,7 @@
       </w:tblGrid>
       <w:tr>
         <w:trPr>
+          <w:cantSplit/>
           <w:tblHeader/>
         </w:trPr>
         <w:tc>
@@ -136,6 +1394,9 @@
         </w:tc>
       </w:tr>
       <w:tr>
+        <w:trPr>
+          <w:cantSplit/>
+        </w:trPr>
         <w:tc>
           <w:tcPr>
             <w:tcW w:w="1440" w:type="dxa"/>
@@ -211,6 +1472,7 @@
       </w:tr>
       <w:tr>
         <w:trPr>
+          <w:cantSplit/>
           <w:trHeight w:val="628"/>
         </w:trPr>
         <w:tc>
@@ -280,44 +1542,162 @@
               <w:spacing w:after="0" w:line="269" w:lineRule="auto"/>
               <w:rPr>
                 <w:sz w:val="20"/>
-              </w:rPr>
-            </w:pPr>
-            <w:r>
-              <w:rPr>
-                <w:sz w:val="20"/>
-              </w:rPr>
-              <w:t>On ‘</w:t>
+                <w:lang w:val="en-CA"/>
+              </w:rPr>
+            </w:pPr>
+            <w:r>
+              <w:rPr>
+                <w:sz w:val="20"/>
+                <w:lang w:val="en-CA"/>
+              </w:rPr>
+              <w:t xml:space="preserve">On the </w:t>
+            </w:r>
+            <w:r>
+              <w:rPr>
+                <w:sz w:val="20"/>
+                <w:lang w:val="en-CA"/>
+              </w:rPr>
+              <w:t>‘</w:t>
             </w:r>
             <w:r>
               <w:rPr>
                 <w:b/>
                 <w:bCs/>
                 <w:sz w:val="20"/>
+                <w:lang w:val="en-CA"/>
               </w:rPr>
               <w:t>Chat</w:t>
             </w:r>
             <w:r>
               <w:rPr>
-                <w:sz w:val="20"/>
-              </w:rPr>
-              <w:t>’ modal:</w:t>
-            </w:r>
-          </w:p>
-          <w:p>
-            <w:pPr>
-              <w:spacing w:after="0" w:line="269" w:lineRule="auto"/>
-            </w:pPr>
-            <w:r>
-              <w:rPr>
-                <w:sz w:val="20"/>
-              </w:rPr>
-              <w:t>Can see the Chat inbox and full message history only for conversations where the user is a participant. Can see message text, reply previews, and active attachments in those conversations. This operation alone does not allow contact search, sending, downloading, deletion, or non-participant review.</w:t>
+                <w:b/>
+                <w:bCs/>
+                <w:sz w:val="20"/>
+                <w:lang w:val="en-CA"/>
+              </w:rPr>
+              <w:t>’</w:t>
+            </w:r>
+            <w:r>
+              <w:rPr>
+                <w:sz w:val="20"/>
+                <w:lang w:val="en-CA"/>
+              </w:rPr>
+              <w:t xml:space="preserve"> modal:</w:t>
+            </w:r>
+          </w:p>
+          <w:p>
+            <w:pPr>
+              <w:spacing w:after="0" w:line="269" w:lineRule="auto"/>
+              <w:rPr>
+                <w:sz w:val="20"/>
+              </w:rPr>
+            </w:pPr>
+            <w:proofErr w:type="gramStart"/>
+            <w:r>
+              <w:rPr>
+                <w:sz w:val="20"/>
+              </w:rPr>
+              <w:t>Can</w:t>
+            </w:r>
+            <w:proofErr w:type="gramEnd"/>
+            <w:r>
+              <w:rPr>
+                <w:sz w:val="20"/>
+              </w:rPr>
+              <w:t xml:space="preserve"> see the Chat inbox and full </w:t>
+            </w:r>
+            <w:r>
+              <w:rPr>
+                <w:sz w:val="20"/>
+              </w:rPr>
+              <w:t>conversation</w:t>
+            </w:r>
+            <w:r>
+              <w:rPr>
+                <w:sz w:val="20"/>
+              </w:rPr>
+              <w:t xml:space="preserve"> history only for conversations where the user is a participant. This operation alone does not allow</w:t>
+            </w:r>
+            <w:r>
+              <w:rPr>
+                <w:sz w:val="20"/>
+              </w:rPr>
+              <w:t>:</w:t>
+            </w:r>
+            <w:r>
+              <w:rPr>
+                <w:sz w:val="20"/>
+              </w:rPr>
+              <w:br/>
+              <w:t>- to see the messaging</w:t>
+            </w:r>
+            <w:r>
+              <w:rPr>
+                <w:sz w:val="20"/>
+              </w:rPr>
+              <w:t xml:space="preserve"> history</w:t>
+            </w:r>
+            <w:r>
+              <w:rPr>
+                <w:sz w:val="20"/>
+              </w:rPr>
+              <w:t xml:space="preserve">, </w:t>
+            </w:r>
+            <w:r>
+              <w:rPr>
+                <w:sz w:val="20"/>
+              </w:rPr>
+              <w:t>message text</w:t>
+            </w:r>
+            <w:r>
+              <w:rPr>
+                <w:sz w:val="20"/>
+              </w:rPr>
+              <w:t>s</w:t>
+            </w:r>
+            <w:r>
+              <w:rPr>
+                <w:sz w:val="20"/>
+              </w:rPr>
+              <w:t xml:space="preserve">, </w:t>
+            </w:r>
+            <w:proofErr w:type="gramStart"/>
+            <w:r>
+              <w:rPr>
+                <w:sz w:val="20"/>
+              </w:rPr>
+              <w:t>reply</w:t>
+            </w:r>
+            <w:proofErr w:type="gramEnd"/>
+            <w:r>
+              <w:rPr>
+                <w:sz w:val="20"/>
+              </w:rPr>
+              <w:t xml:space="preserve"> previews, and active attachments in those conversations.</w:t>
+            </w:r>
+          </w:p>
+          <w:p>
+            <w:pPr>
+              <w:spacing w:after="0" w:line="269" w:lineRule="auto"/>
+            </w:pPr>
+            <w:r>
+              <w:rPr>
+                <w:sz w:val="20"/>
+              </w:rPr>
+              <w:t>-</w:t>
+            </w:r>
+            <w:r>
+              <w:rPr>
+                <w:sz w:val="20"/>
+              </w:rPr>
+              <w:t xml:space="preserve"> contact search, sending, downloading, deletion, or non-participant review</w:t>
             </w:r>
           </w:p>
         </w:tc>
       </w:tr>
       <w:tr>
         <w:trPr>
+          <w:cantSplit/>
           <w:trHeight w:val="628"/>
         </w:trPr>
         <w:tc>
@@ -422,6 +1802,7 @@
       </w:tr>
       <w:tr>
         <w:trPr>
+          <w:cantSplit/>
           <w:trHeight w:val="1426"/>
         </w:trPr>
         <w:tc>
@@ -508,56 +1889,108 @@
               <w:spacing w:after="0" w:line="269" w:lineRule="auto"/>
               <w:rPr>
                 <w:sz w:val="20"/>
-              </w:rPr>
-            </w:pPr>
-            <w:r>
-              <w:rPr>
-                <w:sz w:val="20"/>
-              </w:rPr>
-              <w:t>On ‘</w:t>
+                <w:lang w:val="en-CA"/>
+              </w:rPr>
+            </w:pPr>
+            <w:r>
+              <w:rPr>
+                <w:sz w:val="20"/>
+                <w:lang w:val="en-CA"/>
+              </w:rPr>
+              <w:t xml:space="preserve">On the </w:t>
+            </w:r>
+            <w:r>
+              <w:rPr>
+                <w:sz w:val="20"/>
+                <w:lang w:val="en-CA"/>
+              </w:rPr>
+              <w:t>‘</w:t>
             </w:r>
             <w:r>
               <w:rPr>
                 <w:b/>
                 <w:bCs/>
                 <w:sz w:val="20"/>
+                <w:lang w:val="en-CA"/>
               </w:rPr>
               <w:t>Chat</w:t>
             </w:r>
             <w:r>
               <w:rPr>
-                <w:sz w:val="20"/>
-              </w:rPr>
-              <w:t>’ modal:</w:t>
-            </w:r>
-          </w:p>
-          <w:p>
-            <w:pPr>
-              <w:spacing w:after="0" w:line="269" w:lineRule="auto"/>
-            </w:pPr>
-            <w:r>
-              <w:rPr>
-                <w:sz w:val="20"/>
-              </w:rPr>
-              <w:t xml:space="preserve">Can see the Chat inbox and full message history only for conversations where the user is a participant. Can see message text, </w:t>
-            </w:r>
-            <w:r>
-              <w:rPr>
-                <w:sz w:val="20"/>
-              </w:rPr>
-              <w:t>reply to</w:t>
-            </w:r>
-            <w:r>
-              <w:rPr>
-                <w:sz w:val="20"/>
-              </w:rPr>
-              <w:t xml:space="preserve"> previews, and active attachments in those conversations. This operation alone does not allow contact search, sending, downloading, deletion, or non-participant review.</w:t>
+                <w:b/>
+                <w:bCs/>
+                <w:sz w:val="20"/>
+                <w:lang w:val="en-CA"/>
+              </w:rPr>
+              <w:t>’</w:t>
+            </w:r>
+            <w:r>
+              <w:rPr>
+                <w:sz w:val="20"/>
+                <w:lang w:val="en-CA"/>
+              </w:rPr>
+              <w:t xml:space="preserve"> modal:</w:t>
+            </w:r>
+          </w:p>
+          <w:p>
+            <w:pPr>
+              <w:spacing w:after="0" w:line="269" w:lineRule="auto"/>
+              <w:rPr>
+                <w:sz w:val="20"/>
+              </w:rPr>
+            </w:pPr>
+            <w:proofErr w:type="gramStart"/>
+            <w:r>
+              <w:rPr>
+                <w:sz w:val="20"/>
+              </w:rPr>
+              <w:t>Can</w:t>
+            </w:r>
+            <w:proofErr w:type="gramEnd"/>
+            <w:r>
+              <w:rPr>
+                <w:sz w:val="20"/>
+              </w:rPr>
+              <w:t xml:space="preserve"> see the Chat inbox and full conversation history only for conversations where the user is a participant. This operation alone does not allow:</w:t>
+            </w:r>
+            <w:r>
+              <w:rPr>
+                <w:sz w:val="20"/>
+              </w:rPr>
+              <w:br/>
+              <w:t xml:space="preserve">- to see the messaging history, message texts, </w:t>
+            </w:r>
+            <w:proofErr w:type="gramStart"/>
+            <w:r>
+              <w:rPr>
+                <w:sz w:val="20"/>
+              </w:rPr>
+              <w:t>reply</w:t>
+            </w:r>
+            <w:proofErr w:type="gramEnd"/>
+            <w:r>
+              <w:rPr>
+                <w:sz w:val="20"/>
+              </w:rPr>
+              <w:t xml:space="preserve"> previews, and active attachments in those conversations.</w:t>
+            </w:r>
+          </w:p>
+          <w:p>
+            <w:pPr>
+              <w:spacing w:after="0" w:line="269" w:lineRule="auto"/>
+            </w:pPr>
+            <w:r>
+              <w:rPr>
+                <w:sz w:val="20"/>
+              </w:rPr>
+              <w:t>- contact search, sending, downloading, deletion, or non-participant review</w:t>
             </w:r>
           </w:p>
         </w:tc>
       </w:tr>
       <w:tr>
         <w:trPr>
+          <w:cantSplit/>
           <w:trHeight w:val="636"/>
         </w:trPr>
         <w:tc>
@@ -659,6 +2092,7 @@
       </w:tr>
       <w:tr>
         <w:trPr>
+          <w:cantSplit/>
           <w:trHeight w:val="628"/>
         </w:trPr>
         <w:tc>
@@ -715,14 +2149,7 @@
                 <w:b/>
                 <w:sz w:val="20"/>
               </w:rPr>
-              <w:t xml:space="preserve">/ </w:t>
-            </w:r>
-            <w:r>
-              <w:rPr>
-                <w:b/>
-                <w:sz w:val="20"/>
-              </w:rPr>
-              <w:t>ADMIN</w:t>
+              <w:t>/ ADMIN</w:t>
             </w:r>
             <w:r>
               <w:rPr>
@@ -749,44 +2176,108 @@
               <w:spacing w:after="0" w:line="269" w:lineRule="auto"/>
               <w:rPr>
                 <w:sz w:val="20"/>
-              </w:rPr>
-            </w:pPr>
-            <w:r>
-              <w:rPr>
-                <w:sz w:val="20"/>
-              </w:rPr>
-              <w:t>On ‘</w:t>
+                <w:lang w:val="en-CA"/>
+              </w:rPr>
+            </w:pPr>
+            <w:r>
+              <w:rPr>
+                <w:sz w:val="20"/>
+                <w:lang w:val="en-CA"/>
+              </w:rPr>
+              <w:t xml:space="preserve">On the </w:t>
+            </w:r>
+            <w:r>
+              <w:rPr>
+                <w:sz w:val="20"/>
+                <w:lang w:val="en-CA"/>
+              </w:rPr>
+              <w:t>‘</w:t>
             </w:r>
             <w:r>
               <w:rPr>
                 <w:b/>
                 <w:bCs/>
                 <w:sz w:val="20"/>
+                <w:lang w:val="en-CA"/>
               </w:rPr>
               <w:t>Chat</w:t>
             </w:r>
             <w:r>
               <w:rPr>
-                <w:sz w:val="20"/>
-              </w:rPr>
-              <w:t>’ modal:</w:t>
-            </w:r>
-          </w:p>
-          <w:p>
-            <w:pPr>
-              <w:spacing w:after="0" w:line="269" w:lineRule="auto"/>
-            </w:pPr>
-            <w:r>
-              <w:rPr>
-                <w:sz w:val="20"/>
-              </w:rPr>
-              <w:t>Can see the Chat inbox and full message history only for conversations where the user is a participant. Can see message text, reply to previews, and active attachments in those conversations. This operation alone does not allow contact search, sending, downloading, deletion, or non-participant review.</w:t>
+                <w:b/>
+                <w:bCs/>
+                <w:sz w:val="20"/>
+                <w:lang w:val="en-CA"/>
+              </w:rPr>
+              <w:t>’</w:t>
+            </w:r>
+            <w:r>
+              <w:rPr>
+                <w:sz w:val="20"/>
+                <w:lang w:val="en-CA"/>
+              </w:rPr>
+              <w:t xml:space="preserve"> modal:</w:t>
+            </w:r>
+          </w:p>
+          <w:p>
+            <w:pPr>
+              <w:spacing w:after="0" w:line="269" w:lineRule="auto"/>
+              <w:rPr>
+                <w:sz w:val="20"/>
+              </w:rPr>
+            </w:pPr>
+            <w:proofErr w:type="gramStart"/>
+            <w:r>
+              <w:rPr>
+                <w:sz w:val="20"/>
+              </w:rPr>
+              <w:t>Can</w:t>
+            </w:r>
+            <w:proofErr w:type="gramEnd"/>
+            <w:r>
+              <w:rPr>
+                <w:sz w:val="20"/>
+              </w:rPr>
+              <w:t xml:space="preserve"> see the Chat inbox and full conversation history only for conversations where the user is a participant. This operation alone does not allow:</w:t>
+            </w:r>
+            <w:r>
+              <w:rPr>
+                <w:sz w:val="20"/>
+              </w:rPr>
+              <w:br/>
+              <w:t xml:space="preserve">- to see the messaging history, message texts, </w:t>
+            </w:r>
+            <w:proofErr w:type="gramStart"/>
+            <w:r>
+              <w:rPr>
+                <w:sz w:val="20"/>
+              </w:rPr>
+              <w:t>reply</w:t>
+            </w:r>
+            <w:proofErr w:type="gramEnd"/>
+            <w:r>
+              <w:rPr>
+                <w:sz w:val="20"/>
+              </w:rPr>
+              <w:t xml:space="preserve"> previews, and active attachments in those conversations.</w:t>
+            </w:r>
+          </w:p>
+          <w:p>
+            <w:pPr>
+              <w:spacing w:after="0" w:line="269" w:lineRule="auto"/>
+            </w:pPr>
+            <w:r>
+              <w:rPr>
+                <w:sz w:val="20"/>
+              </w:rPr>
+              <w:t>- contact search, sending, downloading, deletion, or non-participant review</w:t>
             </w:r>
           </w:p>
         </w:tc>
       </w:tr>
       <w:tr>
         <w:trPr>
+          <w:cantSplit/>
           <w:trHeight w:val="628"/>
         </w:trPr>
         <w:tc>
@@ -891,439 +2382,6 @@
                 <w:sz w:val="20"/>
               </w:rPr>
               <w:t>Organization regardless of the user roles and membership.</w:t>
-            </w:r>
-          </w:p>
-        </w:tc>
-      </w:tr>
-      <w:tr>
-        <w:trPr>
-          <w:trHeight w:val="242"/>
-        </w:trPr>
-        <w:tc>
-          <w:tcPr>
-            <w:tcW w:w="1440" w:type="dxa"/>
-            <w:vMerge w:val="restart"/>
-            <w:tcMar>
-              <w:top w:w="80" w:type="dxa"/>
-              <w:left w:w="120" w:type="dxa"/>
-              <w:bottom w:w="80" w:type="dxa"/>
-              <w:right w:w="120" w:type="dxa"/>
-            </w:tcMar>
-            <w:vAlign w:val="center"/>
-          </w:tcPr>
-          <w:p>
-            <w:pPr>
-              <w:spacing w:after="0" w:line="269" w:lineRule="auto"/>
-              <w:rPr>
-                <w:b/>
-                <w:color w:val="1F4D78"/>
-                <w:sz w:val="20"/>
-              </w:rPr>
-            </w:pPr>
-            <w:r>
-              <w:rPr>
-                <w:b/>
-                <w:color w:val="1F4D78"/>
-                <w:sz w:val="20"/>
-              </w:rPr>
-              <w:t>READ</w:t>
-            </w:r>
-          </w:p>
-        </w:tc>
-        <w:tc>
-          <w:tcPr>
-            <w:tcW w:w="1656" w:type="dxa"/>
-            <w:vMerge w:val="restart"/>
-            <w:tcMar>
-              <w:top w:w="80" w:type="dxa"/>
-              <w:left w:w="120" w:type="dxa"/>
-              <w:bottom w:w="80" w:type="dxa"/>
-              <w:right w:w="120" w:type="dxa"/>
-            </w:tcMar>
-            <w:vAlign w:val="center"/>
-          </w:tcPr>
-          <w:p>
-            <w:pPr>
-              <w:spacing w:after="0" w:line="269" w:lineRule="auto"/>
-              <w:rPr>
-                <w:b/>
-                <w:sz w:val="20"/>
-              </w:rPr>
-            </w:pPr>
-            <w:r>
-              <w:rPr>
-                <w:b/>
-                <w:sz w:val="20"/>
-              </w:rPr>
-              <w:t>BUILT-IN SUPER USERS</w:t>
-            </w:r>
-          </w:p>
-        </w:tc>
-        <w:tc>
-          <w:tcPr>
-            <w:tcW w:w="6264" w:type="dxa"/>
-            <w:tcMar>
-              <w:top w:w="80" w:type="dxa"/>
-              <w:left w:w="120" w:type="dxa"/>
-              <w:bottom w:w="80" w:type="dxa"/>
-              <w:right w:w="120" w:type="dxa"/>
-            </w:tcMar>
-            <w:vAlign w:val="center"/>
-          </w:tcPr>
-          <w:p>
-            <w:pPr>
-              <w:spacing w:after="0" w:line="269" w:lineRule="auto"/>
-              <w:rPr>
-                <w:sz w:val="20"/>
-              </w:rPr>
-            </w:pPr>
-            <w:r>
-              <w:rPr>
-                <w:sz w:val="20"/>
-              </w:rPr>
-              <w:t>On ‘</w:t>
-            </w:r>
-            <w:r>
-              <w:rPr>
-                <w:b/>
-                <w:bCs/>
-                <w:sz w:val="20"/>
-              </w:rPr>
-              <w:t>Chat</w:t>
-            </w:r>
-            <w:r>
-              <w:rPr>
-                <w:sz w:val="20"/>
-              </w:rPr>
-              <w:t>’ modal:</w:t>
-            </w:r>
-          </w:p>
-          <w:p>
-            <w:pPr>
-              <w:spacing w:after="0" w:line="269" w:lineRule="auto"/>
-              <w:rPr>
-                <w:sz w:val="20"/>
-              </w:rPr>
-            </w:pPr>
-            <w:r>
-              <w:rPr>
-                <w:sz w:val="20"/>
-              </w:rPr>
-              <w:t>Can see the Chat inbox and full message history only for conversations where the user is a participant. Can see message text, reply to previews, and active attachments in those conversations. This operation alone does not allow contact search, sending, downloading, deletion, or non-participant review.</w:t>
-            </w:r>
-          </w:p>
-        </w:tc>
-      </w:tr>
-      <w:tr>
-        <w:trPr>
-          <w:trHeight w:val="242"/>
-        </w:trPr>
-        <w:tc>
-          <w:tcPr>
-            <w:tcW w:w="1440" w:type="dxa"/>
-            <w:vMerge/>
-            <w:tcMar>
-              <w:top w:w="80" w:type="dxa"/>
-              <w:left w:w="120" w:type="dxa"/>
-              <w:bottom w:w="80" w:type="dxa"/>
-              <w:right w:w="120" w:type="dxa"/>
-            </w:tcMar>
-            <w:vAlign w:val="center"/>
-          </w:tcPr>
-          <w:p>
-            <w:pPr>
-              <w:spacing w:after="0" w:line="269" w:lineRule="auto"/>
-              <w:rPr>
-                <w:b/>
-                <w:color w:val="1F4D78"/>
-                <w:sz w:val="20"/>
-              </w:rPr>
-            </w:pPr>
-          </w:p>
-        </w:tc>
-        <w:tc>
-          <w:tcPr>
-            <w:tcW w:w="1656" w:type="dxa"/>
-            <w:vMerge/>
-            <w:tcMar>
-              <w:top w:w="80" w:type="dxa"/>
-              <w:left w:w="120" w:type="dxa"/>
-              <w:bottom w:w="80" w:type="dxa"/>
-              <w:right w:w="120" w:type="dxa"/>
-            </w:tcMar>
-            <w:vAlign w:val="center"/>
-          </w:tcPr>
-          <w:p>
-            <w:pPr>
-              <w:spacing w:after="0" w:line="269" w:lineRule="auto"/>
-              <w:rPr>
-                <w:b/>
-                <w:sz w:val="20"/>
-              </w:rPr>
-            </w:pPr>
-          </w:p>
-        </w:tc>
-        <w:tc>
-          <w:tcPr>
-            <w:tcW w:w="6264" w:type="dxa"/>
-            <w:tcMar>
-              <w:top w:w="80" w:type="dxa"/>
-              <w:left w:w="120" w:type="dxa"/>
-              <w:bottom w:w="80" w:type="dxa"/>
-              <w:right w:w="120" w:type="dxa"/>
-            </w:tcMar>
-            <w:vAlign w:val="center"/>
-          </w:tcPr>
-          <w:p>
-            <w:pPr>
-              <w:spacing w:after="0" w:line="269" w:lineRule="auto"/>
-              <w:rPr>
-                <w:sz w:val="20"/>
-              </w:rPr>
-            </w:pPr>
-            <w:r>
-              <w:rPr>
-                <w:sz w:val="20"/>
-              </w:rPr>
-              <w:t>On ‘</w:t>
-            </w:r>
-            <w:r>
-              <w:rPr>
-                <w:b/>
-                <w:bCs/>
-                <w:sz w:val="20"/>
-              </w:rPr>
-              <w:t>Conversation Management</w:t>
-            </w:r>
-            <w:r>
-              <w:rPr>
-                <w:sz w:val="20"/>
-              </w:rPr>
-              <w:t xml:space="preserve">’ page: </w:t>
-            </w:r>
-          </w:p>
-          <w:p>
-            <w:pPr>
-              <w:spacing w:after="0" w:line="269" w:lineRule="auto"/>
-              <w:rPr>
-                <w:sz w:val="20"/>
-              </w:rPr>
-            </w:pPr>
-            <w:r>
-              <w:rPr>
-                <w:sz w:val="20"/>
-              </w:rPr>
-              <w:t>Can see all conversations of all users within</w:t>
-            </w:r>
-            <w:r>
-              <w:rPr>
-                <w:sz w:val="20"/>
-              </w:rPr>
-              <w:t xml:space="preserve"> all</w:t>
-            </w:r>
-            <w:r>
-              <w:rPr>
-                <w:sz w:val="20"/>
-              </w:rPr>
-              <w:t xml:space="preserve"> the Organization.</w:t>
-            </w:r>
-            <w:r>
-              <w:rPr>
-                <w:sz w:val="20"/>
-              </w:rPr>
-              <w:t xml:space="preserve"> Users </w:t>
-            </w:r>
-            <w:r>
-              <w:rPr>
-                <w:sz w:val="20"/>
-              </w:rPr>
-              <w:lastRenderedPageBreak/>
-              <w:t>need to change their active organization to be able to see the data in each organization.</w:t>
-            </w:r>
-          </w:p>
-        </w:tc>
-      </w:tr>
-      <w:tr>
-        <w:tc>
-          <w:tcPr>
-            <w:tcW w:w="9360" w:type="dxa"/>
-            <w:gridSpan w:val="3"/>
-            <w:tcMar>
-              <w:top w:w="80" w:type="dxa"/>
-              <w:left w:w="120" w:type="dxa"/>
-              <w:bottom w:w="80" w:type="dxa"/>
-              <w:right w:w="120" w:type="dxa"/>
-            </w:tcMar>
-            <w:vAlign w:val="center"/>
-          </w:tcPr>
-          <w:p>
-            <w:pPr>
-              <w:spacing w:after="0" w:line="269" w:lineRule="auto"/>
-              <w:rPr>
-                <w:b/>
-                <w:sz w:val="20"/>
-              </w:rPr>
-            </w:pPr>
-            <w:r>
-              <w:rPr>
-                <w:b/>
-                <w:sz w:val="20"/>
-              </w:rPr>
-              <w:lastRenderedPageBreak/>
-              <w:t>The Following Users Can be Treated the Same for the Operation ‘READ’</w:t>
-            </w:r>
-            <w:r>
-              <w:rPr>
-                <w:b/>
-                <w:sz w:val="20"/>
-              </w:rPr>
-              <w:t>:</w:t>
-            </w:r>
-          </w:p>
-          <w:p>
-            <w:pPr>
-              <w:pStyle w:val="ListParagraph"/>
-              <w:numPr>
-                <w:ilvl w:val="0"/>
-                <w:numId w:val="11"/>
-              </w:numPr>
-              <w:spacing w:after="0" w:line="269" w:lineRule="auto"/>
-              <w:rPr>
-                <w:b/>
-                <w:sz w:val="20"/>
-              </w:rPr>
-            </w:pPr>
-            <w:r>
-              <w:rPr>
-                <w:b/>
-                <w:sz w:val="20"/>
-              </w:rPr>
-              <w:t>ADMINS:</w:t>
-            </w:r>
-          </w:p>
-          <w:p>
-            <w:pPr>
-              <w:pStyle w:val="ListParagraph"/>
-              <w:numPr>
-                <w:ilvl w:val="1"/>
-                <w:numId w:val="11"/>
-              </w:numPr>
-              <w:spacing w:after="0" w:line="269" w:lineRule="auto"/>
-              <w:rPr>
-                <w:b/>
-                <w:sz w:val="20"/>
-              </w:rPr>
-            </w:pPr>
-            <w:r>
-              <w:rPr>
-                <w:b/>
-                <w:sz w:val="20"/>
-              </w:rPr>
-              <w:t>USERS WITH ADMIN VLAUE FOR SCOPE FIELD FOR THIS OPERATION</w:t>
-            </w:r>
-          </w:p>
-          <w:p>
-            <w:pPr>
-              <w:pStyle w:val="ListParagraph"/>
-              <w:numPr>
-                <w:ilvl w:val="1"/>
-                <w:numId w:val="11"/>
-              </w:numPr>
-              <w:spacing w:after="0" w:line="269" w:lineRule="auto"/>
-              <w:rPr>
-                <w:b/>
-                <w:sz w:val="20"/>
-              </w:rPr>
-            </w:pPr>
-            <w:r>
-              <w:rPr>
-                <w:b/>
-                <w:sz w:val="20"/>
-              </w:rPr>
-              <w:t>ADMIN ACCESS TO THIS SECTION</w:t>
-            </w:r>
-          </w:p>
-          <w:p>
-            <w:pPr>
-              <w:pStyle w:val="ListParagraph"/>
-              <w:numPr>
-                <w:ilvl w:val="1"/>
-                <w:numId w:val="11"/>
-              </w:numPr>
-              <w:spacing w:after="0" w:line="269" w:lineRule="auto"/>
-              <w:rPr>
-                <w:b/>
-                <w:sz w:val="20"/>
-              </w:rPr>
-            </w:pPr>
-            <w:r>
-              <w:rPr>
-                <w:b/>
-                <w:sz w:val="20"/>
-              </w:rPr>
-              <w:t xml:space="preserve">SCOPED </w:t>
-            </w:r>
-            <w:r>
-              <w:rPr>
-                <w:b/>
-                <w:sz w:val="20"/>
-              </w:rPr>
-              <w:t xml:space="preserve">ADMIN </w:t>
-            </w:r>
-            <w:r>
-              <w:rPr>
-                <w:b/>
-                <w:sz w:val="20"/>
-              </w:rPr>
-              <w:t>TO A PACKAGE IN AN ORGANIZATION</w:t>
-            </w:r>
-          </w:p>
-          <w:p>
-            <w:pPr>
-              <w:pStyle w:val="ListParagraph"/>
-              <w:numPr>
-                <w:ilvl w:val="1"/>
-                <w:numId w:val="11"/>
-              </w:numPr>
-              <w:spacing w:after="0" w:line="269" w:lineRule="auto"/>
-              <w:rPr>
-                <w:b/>
-                <w:sz w:val="20"/>
-              </w:rPr>
-            </w:pPr>
-            <w:r>
-              <w:rPr>
-                <w:b/>
-                <w:sz w:val="20"/>
-              </w:rPr>
-              <w:t xml:space="preserve">ADMIN </w:t>
-            </w:r>
-            <w:r>
-              <w:rPr>
-                <w:b/>
-                <w:sz w:val="20"/>
-              </w:rPr>
-              <w:t>GLOBAL IN THIS ORGANIZATION</w:t>
-            </w:r>
-          </w:p>
-          <w:p>
-            <w:pPr>
-              <w:pStyle w:val="ListParagraph"/>
-              <w:numPr>
-                <w:ilvl w:val="0"/>
-                <w:numId w:val="11"/>
-              </w:numPr>
-              <w:spacing w:after="0" w:line="269" w:lineRule="auto"/>
-              <w:rPr>
-                <w:sz w:val="20"/>
-              </w:rPr>
-            </w:pPr>
-            <w:r>
-              <w:rPr>
-                <w:b/>
-                <w:sz w:val="20"/>
-              </w:rPr>
-              <w:t>BUILT-IN SUPER USERS/MOST PRIVILEDGED USERS</w:t>
             </w:r>
           </w:p>
         </w:tc>
@@ -1488,43 +2546,69 @@
               <w:spacing w:after="0" w:line="269" w:lineRule="auto"/>
               <w:rPr>
                 <w:sz w:val="20"/>
-              </w:rPr>
-            </w:pPr>
-            <w:r>
-              <w:rPr>
-                <w:sz w:val="20"/>
-              </w:rPr>
-              <w:t>On ‘</w:t>
+                <w:lang w:val="en-CA"/>
+              </w:rPr>
+            </w:pPr>
+            <w:r>
+              <w:rPr>
+                <w:sz w:val="20"/>
+                <w:lang w:val="en-CA"/>
+              </w:rPr>
+              <w:t xml:space="preserve">On the </w:t>
+            </w:r>
+            <w:r>
+              <w:rPr>
+                <w:sz w:val="20"/>
+                <w:lang w:val="en-CA"/>
+              </w:rPr>
+              <w:t>‘</w:t>
             </w:r>
             <w:r>
               <w:rPr>
                 <w:b/>
                 <w:bCs/>
                 <w:sz w:val="20"/>
+                <w:lang w:val="en-CA"/>
               </w:rPr>
               <w:t>Chat</w:t>
             </w:r>
             <w:r>
               <w:rPr>
-                <w:sz w:val="20"/>
-              </w:rPr>
-              <w:t>’ modal:</w:t>
-            </w:r>
-          </w:p>
-          <w:p>
-            <w:pPr>
-              <w:spacing w:after="0" w:line="269" w:lineRule="auto"/>
-            </w:pPr>
-            <w:r>
-              <w:rPr>
-                <w:sz w:val="20"/>
-              </w:rPr>
-              <w:t xml:space="preserve">Can see the Chat inbox and full message history only for conversations where the user is a participant. Can see message text, </w:t>
+                <w:b/>
+                <w:bCs/>
+                <w:sz w:val="20"/>
+                <w:lang w:val="en-CA"/>
+              </w:rPr>
+              <w:t>’</w:t>
+            </w:r>
+            <w:r>
+              <w:rPr>
+                <w:sz w:val="20"/>
+                <w:lang w:val="en-CA"/>
+              </w:rPr>
+              <w:t xml:space="preserve"> modal:</w:t>
+            </w:r>
+          </w:p>
+          <w:p>
+            <w:pPr>
+              <w:spacing w:after="0" w:line="269" w:lineRule="auto"/>
+              <w:rPr>
+                <w:sz w:val="20"/>
+                <w:lang w:val="en-CA"/>
+              </w:rPr>
+            </w:pPr>
+            <w:r>
+              <w:rPr>
+                <w:sz w:val="20"/>
+                <w:lang w:val="en-CA"/>
+              </w:rPr>
+              <w:t xml:space="preserve">Users with the appropriate permissions can view the complete message history of conversations in which they are participants. This includes message content, </w:t>
             </w:r>
             <w:proofErr w:type="gramStart"/>
             <w:r>
               <w:rPr>
                 <w:sz w:val="20"/>
+                <w:lang w:val="en-CA"/>
               </w:rPr>
               <w:t>reply</w:t>
             </w:r>
@@ -1532,8 +2616,69 @@
             <w:r>
               <w:rPr>
                 <w:sz w:val="20"/>
-              </w:rPr>
-              <w:t xml:space="preserve"> previews, and active attachments in those conversations. This operation alone does not allow contact search, sending, downloading, deletion, or non-participant review.</w:t>
+                <w:lang w:val="en-CA"/>
+              </w:rPr>
+              <w:t xml:space="preserve"> previews, and active attachments associated with those conversations.</w:t>
+            </w:r>
+          </w:p>
+          <w:p>
+            <w:pPr>
+              <w:spacing w:after="0" w:line="269" w:lineRule="auto"/>
+              <w:rPr>
+                <w:sz w:val="20"/>
+                <w:lang w:val="en-CA"/>
+              </w:rPr>
+            </w:pPr>
+            <w:r>
+              <w:rPr>
+                <w:sz w:val="20"/>
+                <w:lang w:val="en-CA"/>
+              </w:rPr>
+              <w:t xml:space="preserve">This permission only grants visibility into conversation content. It does </w:t>
+            </w:r>
+            <w:r>
+              <w:rPr>
+                <w:b/>
+                <w:bCs/>
+                <w:sz w:val="20"/>
+                <w:lang w:val="en-CA"/>
+              </w:rPr>
+              <w:t>not</w:t>
+            </w:r>
+            <w:r>
+              <w:rPr>
+                <w:sz w:val="20"/>
+                <w:lang w:val="en-CA"/>
+              </w:rPr>
+              <w:t xml:space="preserve"> allow users to search for contacts, send messages, download attachments, delete content, or review conversations</w:t>
+            </w:r>
+            <w:r>
+              <w:rPr>
+                <w:sz w:val="20"/>
+                <w:lang w:val="en-CA"/>
+              </w:rPr>
+              <w:t xml:space="preserve"> list</w:t>
+            </w:r>
+            <w:r>
+              <w:rPr>
+                <w:sz w:val="20"/>
+                <w:lang w:val="en-CA"/>
+              </w:rPr>
+              <w:t xml:space="preserve"> in which they </w:t>
+            </w:r>
+            <w:r>
+              <w:rPr>
+                <w:sz w:val="20"/>
+                <w:lang w:val="en-CA"/>
+              </w:rPr>
+              <w:t>are/</w:t>
+            </w:r>
+            <w:r>
+              <w:rPr>
+                <w:sz w:val="20"/>
+                <w:lang w:val="en-CA"/>
+              </w:rPr>
+              <w:t>are not participants.</w:t>
             </w:r>
           </w:p>
         </w:tc>
@@ -1725,38 +2870,79 @@
               <w:spacing w:after="0" w:line="269" w:lineRule="auto"/>
               <w:rPr>
                 <w:sz w:val="20"/>
-              </w:rPr>
-            </w:pPr>
-            <w:r>
-              <w:rPr>
-                <w:sz w:val="20"/>
-              </w:rPr>
-              <w:t>On ‘</w:t>
+                <w:lang w:val="en-CA"/>
+              </w:rPr>
+            </w:pPr>
+            <w:r>
+              <w:rPr>
+                <w:sz w:val="20"/>
+                <w:lang w:val="en-CA"/>
+              </w:rPr>
+              <w:t xml:space="preserve">On the </w:t>
+            </w:r>
+            <w:r>
+              <w:rPr>
+                <w:sz w:val="20"/>
+                <w:lang w:val="en-CA"/>
+              </w:rPr>
+              <w:t>‘</w:t>
             </w:r>
             <w:r>
               <w:rPr>
                 <w:b/>
                 <w:bCs/>
                 <w:sz w:val="20"/>
+                <w:lang w:val="en-CA"/>
               </w:rPr>
               <w:t>Chat</w:t>
             </w:r>
             <w:r>
               <w:rPr>
-                <w:sz w:val="20"/>
-              </w:rPr>
-              <w:t>’ modal:</w:t>
-            </w:r>
-          </w:p>
-          <w:p>
-            <w:pPr>
-              <w:spacing w:after="0" w:line="269" w:lineRule="auto"/>
-            </w:pPr>
-            <w:r>
-              <w:rPr>
-                <w:sz w:val="20"/>
-              </w:rPr>
-              <w:t>Can see the Chat inbox and full message history only for conversations where the user is a participant. Can see message text, reply to previews, and active attachments in those conversations. This operation alone does not allow contact search, sending, downloading, deletion, or non-participant review.</w:t>
+                <w:b/>
+                <w:bCs/>
+                <w:sz w:val="20"/>
+                <w:lang w:val="en-CA"/>
+              </w:rPr>
+              <w:t>’</w:t>
+            </w:r>
+            <w:r>
+              <w:rPr>
+                <w:sz w:val="20"/>
+                <w:lang w:val="en-CA"/>
+              </w:rPr>
+              <w:t xml:space="preserve"> modal:</w:t>
+            </w:r>
+          </w:p>
+          <w:p>
+            <w:pPr>
+              <w:spacing w:after="0" w:line="269" w:lineRule="auto"/>
+              <w:rPr>
+                <w:sz w:val="20"/>
+                <w:lang w:val="en-CA"/>
+              </w:rPr>
+            </w:pPr>
+            <w:r>
+              <w:rPr>
+                <w:sz w:val="20"/>
+                <w:lang w:val="en-CA"/>
+              </w:rPr>
+              <w:t xml:space="preserve">Users with the appropriate permissions can view the complete message history of conversations in which they are participants. This includes message content, </w:t>
+            </w:r>
+            <w:proofErr w:type="gramStart"/>
+            <w:r>
+              <w:rPr>
+                <w:sz w:val="20"/>
+                <w:lang w:val="en-CA"/>
+              </w:rPr>
+              <w:t>reply</w:t>
+            </w:r>
+            <w:proofErr w:type="gramEnd"/>
+            <w:r>
+              <w:rPr>
+                <w:sz w:val="20"/>
+                <w:lang w:val="en-CA"/>
+              </w:rPr>
+              <w:t xml:space="preserve"> previews, and active attachments associated with those conversations.</w:t>
             </w:r>
           </w:p>
         </w:tc>
@@ -1853,11 +3039,46 @@
             <w:pPr>
               <w:spacing w:after="0" w:line="269" w:lineRule="auto"/>
             </w:pPr>
-            <w:r>
-              <w:rPr>
-                <w:sz w:val="20"/>
-              </w:rPr>
-              <w:t>Can see all conversations of all users within the packages that user has active roles.</w:t>
+            <w:proofErr w:type="gramStart"/>
+            <w:r>
+              <w:rPr>
+                <w:sz w:val="20"/>
+              </w:rPr>
+              <w:t>Can</w:t>
+            </w:r>
+            <w:proofErr w:type="gramEnd"/>
+            <w:r>
+              <w:rPr>
+                <w:sz w:val="20"/>
+              </w:rPr>
+              <w:t xml:space="preserve"> see </w:t>
+            </w:r>
+            <w:r>
+              <w:rPr>
+                <w:sz w:val="20"/>
+                <w:lang w:val="en-CA"/>
+              </w:rPr>
+              <w:t xml:space="preserve">the complete message history of conversations </w:t>
+            </w:r>
+            <w:r>
+              <w:rPr>
+                <w:sz w:val="20"/>
+              </w:rPr>
+              <w:t xml:space="preserve">of all users within the </w:t>
+            </w:r>
+            <w:proofErr w:type="gramStart"/>
+            <w:r>
+              <w:rPr>
+                <w:sz w:val="20"/>
+              </w:rPr>
+              <w:t>packages</w:t>
+            </w:r>
+            <w:proofErr w:type="gramEnd"/>
+            <w:r>
+              <w:rPr>
+                <w:sz w:val="20"/>
+              </w:rPr>
+              <w:t xml:space="preserve"> that user has active roles.</w:t>
             </w:r>
           </w:p>
         </w:tc>
@@ -1919,25 +3140,6 @@
               </w:rPr>
               <w:t>ORGANIZATION/ ADMIN</w:t>
             </w:r>
-            <w:r>
-              <w:rPr>
-                <w:b/>
-                <w:sz w:val="20"/>
-              </w:rPr>
-              <w:t>/</w:t>
-            </w:r>
-          </w:p>
-          <w:p>
-            <w:pPr>
-              <w:spacing w:after="0" w:line="269" w:lineRule="auto"/>
-            </w:pPr>
-            <w:r>
-              <w:rPr>
-                <w:b/>
-                <w:sz w:val="20"/>
-              </w:rPr>
-              <w:t>GLOBAL</w:t>
-            </w:r>
           </w:p>
         </w:tc>
         <w:tc>
@@ -1956,38 +3158,139 @@
               <w:spacing w:after="0" w:line="269" w:lineRule="auto"/>
               <w:rPr>
                 <w:sz w:val="20"/>
-              </w:rPr>
-            </w:pPr>
-            <w:r>
-              <w:rPr>
-                <w:sz w:val="20"/>
-              </w:rPr>
-              <w:t>On ‘</w:t>
+                <w:lang w:val="en-CA"/>
+              </w:rPr>
+            </w:pPr>
+            <w:r>
+              <w:rPr>
+                <w:sz w:val="20"/>
+                <w:lang w:val="en-CA"/>
+              </w:rPr>
+              <w:t xml:space="preserve">On the </w:t>
+            </w:r>
+            <w:r>
+              <w:rPr>
+                <w:sz w:val="20"/>
+                <w:lang w:val="en-CA"/>
+              </w:rPr>
+              <w:t>‘</w:t>
             </w:r>
             <w:r>
               <w:rPr>
                 <w:b/>
                 <w:bCs/>
                 <w:sz w:val="20"/>
+                <w:lang w:val="en-CA"/>
               </w:rPr>
               <w:t>Chat</w:t>
             </w:r>
             <w:r>
               <w:rPr>
-                <w:sz w:val="20"/>
-              </w:rPr>
-              <w:t>’ modal:</w:t>
-            </w:r>
-          </w:p>
-          <w:p>
-            <w:pPr>
-              <w:spacing w:after="0" w:line="269" w:lineRule="auto"/>
-            </w:pPr>
-            <w:r>
-              <w:rPr>
-                <w:sz w:val="20"/>
-              </w:rPr>
-              <w:t>Can see the Chat inbox and full message history only for conversations where the user is a participant. Can see message text, reply to previews, and active attachments in those conversations. This operation alone does not allow contact search, sending, downloading, deletion, or non-participant review.</w:t>
+                <w:b/>
+                <w:bCs/>
+                <w:sz w:val="20"/>
+                <w:lang w:val="en-CA"/>
+              </w:rPr>
+              <w:t>’</w:t>
+            </w:r>
+            <w:r>
+              <w:rPr>
+                <w:sz w:val="20"/>
+                <w:lang w:val="en-CA"/>
+              </w:rPr>
+              <w:t xml:space="preserve"> modal:</w:t>
+            </w:r>
+          </w:p>
+          <w:p>
+            <w:pPr>
+              <w:spacing w:after="0" w:line="269" w:lineRule="auto"/>
+              <w:rPr>
+                <w:sz w:val="20"/>
+                <w:lang w:val="en-CA"/>
+              </w:rPr>
+            </w:pPr>
+            <w:r>
+              <w:rPr>
+                <w:sz w:val="20"/>
+                <w:lang w:val="en-CA"/>
+              </w:rPr>
+              <w:t xml:space="preserve">Users with the appropriate permissions can view the complete message history of conversations in which they are participants. This includes message content, </w:t>
+            </w:r>
+            <w:proofErr w:type="gramStart"/>
+            <w:r>
+              <w:rPr>
+                <w:sz w:val="20"/>
+                <w:lang w:val="en-CA"/>
+              </w:rPr>
+              <w:t>reply</w:t>
+            </w:r>
+            <w:proofErr w:type="gramEnd"/>
+            <w:r>
+              <w:rPr>
+                <w:sz w:val="20"/>
+                <w:lang w:val="en-CA"/>
+              </w:rPr>
+              <w:t xml:space="preserve"> previews, and active attachments associated with those conversations.</w:t>
+            </w:r>
+          </w:p>
+          <w:p>
+            <w:pPr>
+              <w:spacing w:after="0" w:line="269" w:lineRule="auto"/>
+              <w:rPr>
+                <w:sz w:val="20"/>
+                <w:lang w:val="en-CA"/>
+              </w:rPr>
+            </w:pPr>
+            <w:r>
+              <w:rPr>
+                <w:sz w:val="20"/>
+                <w:lang w:val="en-CA"/>
+              </w:rPr>
+              <w:t xml:space="preserve">This permission only grants visibility into conversation content. It does </w:t>
+            </w:r>
+            <w:r>
+              <w:rPr>
+                <w:b/>
+                <w:bCs/>
+                <w:sz w:val="20"/>
+                <w:lang w:val="en-CA"/>
+              </w:rPr>
+              <w:t>not</w:t>
+            </w:r>
+            <w:r>
+              <w:rPr>
+                <w:sz w:val="20"/>
+                <w:lang w:val="en-CA"/>
+              </w:rPr>
+              <w:t xml:space="preserve"> allow users to search for contacts, send messages, download attachments, delete content, or review conversations</w:t>
+            </w:r>
+            <w:r>
+              <w:rPr>
+                <w:sz w:val="20"/>
+                <w:lang w:val="en-CA"/>
+              </w:rPr>
+              <w:t xml:space="preserve"> list</w:t>
+            </w:r>
+            <w:r>
+              <w:rPr>
+                <w:sz w:val="20"/>
+                <w:lang w:val="en-CA"/>
+              </w:rPr>
+              <w:t xml:space="preserve"> in which they </w:t>
+            </w:r>
+            <w:r>
+              <w:rPr>
+                <w:sz w:val="20"/>
+                <w:lang w:val="en-CA"/>
+              </w:rPr>
+              <w:t>are/</w:t>
+            </w:r>
+            <w:r>
+              <w:rPr>
+                <w:sz w:val="20"/>
+                <w:lang w:val="en-CA"/>
+              </w:rPr>
+              <w:t>are not participants.</w:t>
             </w:r>
           </w:p>
         </w:tc>
@@ -2088,7 +3391,27 @@
               <w:rPr>
                 <w:sz w:val="20"/>
               </w:rPr>
-              <w:t>Can see all conversations of all users within the Organization regardless of the user roles and membership.</w:t>
+              <w:t xml:space="preserve">Can see </w:t>
+            </w:r>
+            <w:r>
+              <w:rPr>
+                <w:sz w:val="20"/>
+                <w:lang w:val="en-CA"/>
+              </w:rPr>
+              <w:t xml:space="preserve">the complete message history </w:t>
+            </w:r>
+            <w:r>
+              <w:rPr>
+                <w:sz w:val="20"/>
+                <w:lang w:val="en-CA"/>
+              </w:rPr>
+              <w:t xml:space="preserve">of </w:t>
+            </w:r>
+            <w:r>
+              <w:rPr>
+                <w:sz w:val="20"/>
+              </w:rPr>
+              <w:t>conversations of all users within the Organization regardless of the user roles and membership.</w:t>
             </w:r>
           </w:p>
         </w:tc>
@@ -2110,6 +3433,7 @@
             <w:pPr>
               <w:spacing w:after="0" w:line="269" w:lineRule="auto"/>
               <w:rPr>
+                <w:bCs/>
                 <w:sz w:val="20"/>
               </w:rPr>
             </w:pPr>
@@ -2118,7 +3442,21 @@
                 <w:b/>
                 <w:sz w:val="20"/>
               </w:rPr>
-              <w:t>ADMIN ACCESS TO THIS SECTION IS TREATED AS GLOBAL ADMIN FOR THIS SECTION.</w:t>
+              <w:t>Note</w:t>
+            </w:r>
+            <w:r>
+              <w:rPr>
+                <w:bCs/>
+                <w:sz w:val="20"/>
+              </w:rPr>
+              <w:t xml:space="preserve">: </w:t>
+            </w:r>
+            <w:r>
+              <w:rPr>
+                <w:bCs/>
+                <w:sz w:val="20"/>
+              </w:rPr>
+              <w:t>To view a list of conversations they participate in, users must have READ access. To view the details of those conversations, including messages, attachments, and replies, users must have READ_ALL access.</w:t>
             </w:r>
           </w:p>
         </w:tc>
@@ -2204,17 +3542,7 @@
               <w:spacing w:after="0" w:line="269" w:lineRule="auto"/>
             </w:pPr>
             <w:r>
-              <w:rPr>
-                <w:sz w:val="20"/>
-              </w:rPr>
-              <w:t xml:space="preserve">Can search and see eligible contacts under the standard contact policy: </w:t>
-            </w:r>
-            <w:r>
-              <w:rPr>
-                <w:sz w:val="20"/>
-              </w:rPr>
-              <w:lastRenderedPageBreak/>
-              <w:t>active users in the same organization who share a recognized package domain, or two plain members. Can start a direct chat. Cannot start a chat with self or see unrelated users.</w:t>
+              <w:t>No Access.</w:t>
             </w:r>
           </w:p>
         </w:tc>
@@ -2249,6 +3577,7 @@
         <w:tc>
           <w:tcPr>
             <w:tcW w:w="1656" w:type="dxa"/>
+            <w:vMerge w:val="restart"/>
             <w:tcMar>
               <w:top w:w="80" w:type="dxa"/>
               <w:left w:w="120" w:type="dxa"/>
@@ -2266,13 +3595,38 @@
                 <w:b/>
                 <w:sz w:val="20"/>
               </w:rPr>
-              <w:t>OWNER</w:t>
+              <w:t>OWNER/</w:t>
+            </w:r>
+          </w:p>
+          <w:p>
+            <w:pPr>
+              <w:spacing w:after="0" w:line="269" w:lineRule="auto"/>
+            </w:pPr>
+            <w:r>
+              <w:rPr>
+                <w:b/>
+                <w:sz w:val="20"/>
+              </w:rPr>
+              <w:t>DEPARTMENT/</w:t>
+            </w:r>
+          </w:p>
+          <w:p>
+            <w:pPr>
+              <w:spacing w:after="0" w:line="269" w:lineRule="auto"/>
+            </w:pPr>
+            <w:r>
+              <w:rPr>
+                <w:b/>
+                <w:sz w:val="20"/>
+              </w:rPr>
+              <w:t>DIVISION/</w:t>
             </w:r>
           </w:p>
         </w:tc>
         <w:tc>
           <w:tcPr>
             <w:tcW w:w="6264" w:type="dxa"/>
+            <w:vMerge w:val="restart"/>
             <w:tcMar>
               <w:top w:w="80" w:type="dxa"/>
               <w:left w:w="120" w:type="dxa"/>
@@ -2284,12 +3638,123 @@
           <w:p>
             <w:pPr>
               <w:spacing w:after="0" w:line="269" w:lineRule="auto"/>
-            </w:pPr>
-            <w:r>
-              <w:rPr>
-                <w:sz w:val="20"/>
-              </w:rPr>
-              <w:t>Same practical result as USER before a conversation exists. Can search standard eligible contacts and start a direct chat. Owner does not create a special contact audience for direct Chat.</w:t>
+              <w:rPr>
+                <w:sz w:val="20"/>
+                <w:lang w:val="en-CA"/>
+              </w:rPr>
+            </w:pPr>
+            <w:r>
+              <w:rPr>
+                <w:sz w:val="20"/>
+                <w:lang w:val="en-CA"/>
+              </w:rPr>
+              <w:t xml:space="preserve">On the </w:t>
+            </w:r>
+            <w:r>
+              <w:rPr>
+                <w:sz w:val="20"/>
+                <w:lang w:val="en-CA"/>
+              </w:rPr>
+              <w:t>‘</w:t>
+            </w:r>
+            <w:r>
+              <w:rPr>
+                <w:b/>
+                <w:bCs/>
+                <w:sz w:val="20"/>
+                <w:lang w:val="en-CA"/>
+              </w:rPr>
+              <w:t>Chat</w:t>
+            </w:r>
+            <w:r>
+              <w:rPr>
+                <w:b/>
+                <w:bCs/>
+                <w:sz w:val="20"/>
+                <w:lang w:val="en-CA"/>
+              </w:rPr>
+              <w:t>’</w:t>
+            </w:r>
+            <w:r>
+              <w:rPr>
+                <w:sz w:val="20"/>
+                <w:lang w:val="en-CA"/>
+              </w:rPr>
+              <w:t xml:space="preserve"> modal:</w:t>
+            </w:r>
+          </w:p>
+          <w:p>
+            <w:pPr>
+              <w:spacing w:after="0" w:line="269" w:lineRule="auto"/>
+              <w:rPr>
+                <w:sz w:val="20"/>
+              </w:rPr>
+            </w:pPr>
+            <w:proofErr w:type="gramStart"/>
+            <w:r>
+              <w:rPr>
+                <w:sz w:val="20"/>
+              </w:rPr>
+              <w:t>Can</w:t>
+            </w:r>
+            <w:proofErr w:type="gramEnd"/>
+            <w:r>
+              <w:rPr>
+                <w:sz w:val="20"/>
+              </w:rPr>
+              <w:t xml:space="preserve"> search </w:t>
+            </w:r>
+            <w:r>
+              <w:rPr>
+                <w:sz w:val="20"/>
+              </w:rPr>
+              <w:t xml:space="preserve">for </w:t>
+            </w:r>
+            <w:r>
+              <w:rPr>
+                <w:sz w:val="20"/>
+              </w:rPr>
+              <w:t xml:space="preserve">and see eligible contacts under the standard contact policy: active users in the same </w:t>
+            </w:r>
+            <w:proofErr w:type="gramStart"/>
+            <w:r>
+              <w:rPr>
+                <w:sz w:val="20"/>
+              </w:rPr>
+              <w:t>organization who</w:t>
+            </w:r>
+            <w:proofErr w:type="gramEnd"/>
+            <w:r>
+              <w:rPr>
+                <w:sz w:val="20"/>
+              </w:rPr>
+              <w:t xml:space="preserve"> share a recognized package </w:t>
+            </w:r>
+            <w:r>
+              <w:rPr>
+                <w:sz w:val="20"/>
+              </w:rPr>
+              <w:t>role</w:t>
+            </w:r>
+            <w:r>
+              <w:rPr>
+                <w:sz w:val="20"/>
+              </w:rPr>
+              <w:t>. Can start a direct chat. Cannot start a chat with self or see unrelated users.</w:t>
+            </w:r>
+          </w:p>
+          <w:p>
+            <w:pPr>
+              <w:spacing w:after="0" w:line="269" w:lineRule="auto"/>
+              <w:rPr>
+                <w:sz w:val="20"/>
+              </w:rPr>
+            </w:pPr>
+            <w:r>
+              <w:rPr>
+                <w:sz w:val="20"/>
+              </w:rPr>
+              <w:t>e.g.: Users can see in search, all the other contacts (users) who share at least one for the roles of the searcher user has.</w:t>
             </w:r>
           </w:p>
         </w:tc>
@@ -2323,6 +3788,7 @@
         <w:tc>
           <w:tcPr>
             <w:tcW w:w="1656" w:type="dxa"/>
+            <w:vMerge/>
             <w:tcMar>
               <w:top w:w="80" w:type="dxa"/>
               <w:left w:w="120" w:type="dxa"/>
@@ -2335,18 +3801,12 @@
             <w:pPr>
               <w:spacing w:after="0" w:line="269" w:lineRule="auto"/>
             </w:pPr>
-            <w:r>
-              <w:rPr>
-                <w:b/>
-                <w:sz w:val="20"/>
-              </w:rPr>
-              <w:t>DEPARTMENT</w:t>
-            </w:r>
           </w:p>
         </w:tc>
         <w:tc>
           <w:tcPr>
             <w:tcW w:w="6264" w:type="dxa"/>
+            <w:vMerge/>
             <w:tcMar>
               <w:top w:w="80" w:type="dxa"/>
               <w:left w:w="120" w:type="dxa"/>
@@ -2359,12 +3819,6 @@
             <w:pPr>
               <w:spacing w:after="0" w:line="269" w:lineRule="auto"/>
             </w:pPr>
-            <w:r>
-              <w:rPr>
-                <w:sz w:val="20"/>
-              </w:rPr>
-              <w:t>Can search and see active contacts in the same organization with at least one shared recognized package domain, such as School. Can start a direct chat only with those contacts. Plain-member fallback and unrelated package domains are excluded.</w:t>
-            </w:r>
           </w:p>
         </w:tc>
       </w:tr>
@@ -2397,6 +3851,7 @@
         <w:tc>
           <w:tcPr>
             <w:tcW w:w="1656" w:type="dxa"/>
+            <w:vMerge/>
             <w:tcMar>
               <w:top w:w="80" w:type="dxa"/>
               <w:left w:w="120" w:type="dxa"/>
@@ -2409,18 +3864,12 @@
             <w:pPr>
               <w:spacing w:after="0" w:line="269" w:lineRule="auto"/>
             </w:pPr>
-            <w:r>
-              <w:rPr>
-                <w:b/>
-                <w:sz w:val="20"/>
-              </w:rPr>
-              <w:t>DIVISION</w:t>
-            </w:r>
           </w:p>
         </w:tc>
         <w:tc>
           <w:tcPr>
             <w:tcW w:w="6264" w:type="dxa"/>
+            <w:vMerge/>
             <w:tcMar>
               <w:top w:w="80" w:type="dxa"/>
               <w:left w:w="120" w:type="dxa"/>
@@ -2433,12 +3882,6 @@
             <w:pPr>
               <w:spacing w:after="0" w:line="269" w:lineRule="auto"/>
             </w:pPr>
-            <w:r>
-              <w:rPr>
-                <w:sz w:val="20"/>
-              </w:rPr>
-              <w:t>Can search and see active contacts in the same organization with one exact shared recognized package-role key, such as school_teacher. Can start a direct chat only with that exact-role audience.</w:t>
-            </w:r>
           </w:p>
         </w:tc>
       </w:tr>
@@ -2471,6 +3914,7 @@
         <w:tc>
           <w:tcPr>
             <w:tcW w:w="1656" w:type="dxa"/>
+            <w:vMerge w:val="restart"/>
             <w:tcMar>
               <w:top w:w="80" w:type="dxa"/>
               <w:left w:w="120" w:type="dxa"/>
@@ -2488,13 +3932,26 @@
                 <w:b/>
                 <w:sz w:val="20"/>
               </w:rPr>
-              <w:t>ORGANIZATION</w:t>
+              <w:t>ORGANIZATION/</w:t>
+            </w:r>
+          </w:p>
+          <w:p>
+            <w:pPr>
+              <w:spacing w:after="0" w:line="269" w:lineRule="auto"/>
+            </w:pPr>
+            <w:r>
+              <w:rPr>
+                <w:b/>
+                <w:sz w:val="20"/>
+              </w:rPr>
+              <w:t>ADMIN</w:t>
             </w:r>
           </w:p>
         </w:tc>
         <w:tc>
           <w:tcPr>
             <w:tcW w:w="6264" w:type="dxa"/>
+            <w:vMerge w:val="restart"/>
             <w:tcMar>
               <w:top w:w="80" w:type="dxa"/>
               <w:left w:w="120" w:type="dxa"/>
@@ -2506,12 +3963,87 @@
           <w:p>
             <w:pPr>
               <w:spacing w:after="0" w:line="269" w:lineRule="auto"/>
-            </w:pPr>
-            <w:r>
-              <w:rPr>
-                <w:sz w:val="20"/>
-              </w:rPr>
-              <w:t>Can search and see active users with at least one active membership role, including member, in the active organization. Can start a direct chat inside that organization. Inactive users, Persons, or memberships are excluded.</w:t>
+              <w:rPr>
+                <w:sz w:val="20"/>
+                <w:lang w:val="en-CA"/>
+              </w:rPr>
+            </w:pPr>
+            <w:r>
+              <w:rPr>
+                <w:sz w:val="20"/>
+                <w:lang w:val="en-CA"/>
+              </w:rPr>
+              <w:t xml:space="preserve">On the </w:t>
+            </w:r>
+            <w:r>
+              <w:rPr>
+                <w:sz w:val="20"/>
+                <w:lang w:val="en-CA"/>
+              </w:rPr>
+              <w:t>‘</w:t>
+            </w:r>
+            <w:r>
+              <w:rPr>
+                <w:b/>
+                <w:bCs/>
+                <w:sz w:val="20"/>
+                <w:lang w:val="en-CA"/>
+              </w:rPr>
+              <w:t>Chat</w:t>
+            </w:r>
+            <w:r>
+              <w:rPr>
+                <w:b/>
+                <w:bCs/>
+                <w:sz w:val="20"/>
+                <w:lang w:val="en-CA"/>
+              </w:rPr>
+              <w:t>’</w:t>
+            </w:r>
+            <w:r>
+              <w:rPr>
+                <w:sz w:val="20"/>
+                <w:lang w:val="en-CA"/>
+              </w:rPr>
+              <w:t xml:space="preserve"> modal:</w:t>
+            </w:r>
+          </w:p>
+          <w:p>
+            <w:pPr>
+              <w:spacing w:after="0" w:line="269" w:lineRule="auto"/>
+              <w:rPr>
+                <w:sz w:val="20"/>
+              </w:rPr>
+            </w:pPr>
+            <w:r>
+              <w:rPr>
+                <w:sz w:val="20"/>
+              </w:rPr>
+              <w:t xml:space="preserve">Can </w:t>
+            </w:r>
+            <w:r>
+              <w:rPr>
+                <w:sz w:val="20"/>
+              </w:rPr>
+              <w:t>search for</w:t>
+            </w:r>
+            <w:r>
+              <w:rPr>
+                <w:sz w:val="20"/>
+              </w:rPr>
+              <w:t xml:space="preserve"> and see eligible contacts under the standard contact policy: </w:t>
+            </w:r>
+            <w:r>
+              <w:rPr>
+                <w:sz w:val="20"/>
+              </w:rPr>
+              <w:t xml:space="preserve">all </w:t>
+            </w:r>
+            <w:r>
+              <w:rPr>
+                <w:sz w:val="20"/>
+              </w:rPr>
+              <w:t>active users in the same organization. Can start a direct chat. Cannot start a chat with self or see unrelated users.</w:t>
             </w:r>
           </w:p>
         </w:tc>
@@ -2545,6 +4077,7 @@
         <w:tc>
           <w:tcPr>
             <w:tcW w:w="1656" w:type="dxa"/>
+            <w:vMerge/>
             <w:tcMar>
               <w:top w:w="80" w:type="dxa"/>
               <w:left w:w="120" w:type="dxa"/>
@@ -2557,12 +4090,395 @@
             <w:pPr>
               <w:spacing w:after="0" w:line="269" w:lineRule="auto"/>
             </w:pPr>
+          </w:p>
+        </w:tc>
+        <w:tc>
+          <w:tcPr>
+            <w:tcW w:w="6264" w:type="dxa"/>
+            <w:vMerge/>
+            <w:tcMar>
+              <w:top w:w="80" w:type="dxa"/>
+              <w:left w:w="120" w:type="dxa"/>
+              <w:bottom w:w="80" w:type="dxa"/>
+              <w:right w:w="120" w:type="dxa"/>
+            </w:tcMar>
+            <w:vAlign w:val="center"/>
+          </w:tcPr>
+          <w:p>
+            <w:pPr>
+              <w:spacing w:after="0" w:line="269" w:lineRule="auto"/>
+            </w:pPr>
+          </w:p>
+        </w:tc>
+      </w:tr>
+      <w:tr>
+        <w:tc>
+          <w:tcPr>
+            <w:tcW w:w="9360" w:type="dxa"/>
+            <w:gridSpan w:val="3"/>
+            <w:tcMar>
+              <w:top w:w="80" w:type="dxa"/>
+              <w:left w:w="120" w:type="dxa"/>
+              <w:bottom w:w="80" w:type="dxa"/>
+              <w:right w:w="120" w:type="dxa"/>
+            </w:tcMar>
+            <w:vAlign w:val="center"/>
+          </w:tcPr>
+          <w:p>
+            <w:pPr>
+              <w:spacing w:after="0" w:line="269" w:lineRule="auto"/>
+              <w:rPr>
+                <w:bCs/>
+                <w:sz w:val="20"/>
+              </w:rPr>
+            </w:pPr>
             <w:r>
               <w:rPr>
                 <w:b/>
                 <w:sz w:val="20"/>
               </w:rPr>
-              <w:t>ADMIN</w:t>
+              <w:t>Note</w:t>
+            </w:r>
+            <w:r>
+              <w:rPr>
+                <w:bCs/>
+                <w:sz w:val="20"/>
+              </w:rPr>
+              <w:t xml:space="preserve">: </w:t>
+            </w:r>
+            <w:r>
+              <w:rPr>
+                <w:bCs/>
+                <w:sz w:val="20"/>
+              </w:rPr>
+              <w:t xml:space="preserve">Users with this access can only see the other contacts, search among them, pick and create a conversation. If the selected contact is already in a conversation in the conversations list, system does not allow creating a new one and opening the current one. Users can not see the list of conversations they have already in the chat modal with this </w:t>
+            </w:r>
+            <w:r>
+              <w:rPr>
+                <w:bCs/>
+                <w:sz w:val="20"/>
+              </w:rPr>
+              <w:t>access and</w:t>
+            </w:r>
+            <w:r>
+              <w:rPr>
+                <w:bCs/>
+                <w:sz w:val="20"/>
+              </w:rPr>
+              <w:t xml:space="preserve"> cannot see the messaging history of the available conversations</w:t>
+            </w:r>
+            <w:r>
+              <w:rPr>
+                <w:bCs/>
+                <w:sz w:val="20"/>
+              </w:rPr>
+              <w:t xml:space="preserve"> if they do not have relevant READ_ALL access.</w:t>
+            </w:r>
+            <w:r>
+              <w:rPr>
+                <w:bCs/>
+                <w:sz w:val="20"/>
+              </w:rPr>
+              <w:br/>
+              <w:t>e.g.: A user with CREATE (OWN) Access can search among all the contacts who share one of the roles of the user</w:t>
+            </w:r>
+            <w:r>
+              <w:rPr>
+                <w:bCs/>
+                <w:sz w:val="20"/>
+              </w:rPr>
+              <w:t>. It can pick a contact that the conversation is already available in the list of conversations:</w:t>
+            </w:r>
+          </w:p>
+          <w:p>
+            <w:pPr>
+              <w:pStyle w:val="ListParagraph"/>
+              <w:numPr>
+                <w:ilvl w:val="0"/>
+                <w:numId w:val="12"/>
+              </w:numPr>
+              <w:spacing w:after="0" w:line="269" w:lineRule="auto"/>
+            </w:pPr>
+            <w:r>
+              <w:rPr>
+                <w:bCs/>
+                <w:sz w:val="20"/>
+              </w:rPr>
+              <w:t xml:space="preserve">If READ_ALL access (Not USER scope) </w:t>
+            </w:r>
+            <w:proofErr w:type="gramStart"/>
+            <w:r>
+              <w:rPr>
+                <w:bCs/>
+                <w:sz w:val="20"/>
+              </w:rPr>
+              <w:t>is granted</w:t>
+            </w:r>
+            <w:proofErr w:type="gramEnd"/>
+            <w:r>
+              <w:rPr>
+                <w:bCs/>
+                <w:sz w:val="20"/>
+              </w:rPr>
+              <w:t>, it can s</w:t>
+            </w:r>
+            <w:r>
+              <w:rPr>
+                <w:bCs/>
+                <w:sz w:val="20"/>
+              </w:rPr>
+              <w:t>ee the history of the messages in the chat modal.</w:t>
+            </w:r>
+          </w:p>
+          <w:p>
+            <w:pPr>
+              <w:pStyle w:val="ListParagraph"/>
+              <w:numPr>
+                <w:ilvl w:val="0"/>
+                <w:numId w:val="12"/>
+              </w:numPr>
+              <w:spacing w:after="0" w:line="269" w:lineRule="auto"/>
+            </w:pPr>
+            <w:r>
+              <w:rPr>
+                <w:bCs/>
+                <w:sz w:val="20"/>
+              </w:rPr>
+              <w:t xml:space="preserve">If READ_ALL access </w:t>
+            </w:r>
+            <w:proofErr w:type="gramStart"/>
+            <w:r>
+              <w:rPr>
+                <w:bCs/>
+                <w:sz w:val="20"/>
+              </w:rPr>
+              <w:t>is not granted</w:t>
+            </w:r>
+            <w:proofErr w:type="gramEnd"/>
+            <w:r>
+              <w:rPr>
+                <w:bCs/>
+                <w:sz w:val="20"/>
+              </w:rPr>
+              <w:t xml:space="preserve"> or its scope is not appropriate, it cannot see the messaging history in the chat.</w:t>
+            </w:r>
+          </w:p>
+          <w:p>
+            <w:pPr>
+              <w:spacing w:after="0" w:line="269" w:lineRule="auto"/>
+              <w:rPr>
+                <w:bCs/>
+                <w:sz w:val="20"/>
+              </w:rPr>
+            </w:pPr>
+            <w:r>
+              <w:rPr>
+                <w:bCs/>
+                <w:sz w:val="20"/>
+              </w:rPr>
+              <w:t xml:space="preserve">If the conversation is not available </w:t>
+            </w:r>
+            <w:r>
+              <w:rPr>
+                <w:bCs/>
+                <w:sz w:val="20"/>
+              </w:rPr>
+              <w:t>i</w:t>
+            </w:r>
+            <w:r>
+              <w:rPr>
+                <w:bCs/>
+                <w:sz w:val="20"/>
+              </w:rPr>
+              <w:t>n the list and it is a new conversation with the picked contact:</w:t>
+            </w:r>
+          </w:p>
+          <w:p>
+            <w:pPr>
+              <w:pStyle w:val="ListParagraph"/>
+              <w:numPr>
+                <w:ilvl w:val="0"/>
+                <w:numId w:val="12"/>
+              </w:numPr>
+              <w:spacing w:after="0" w:line="269" w:lineRule="auto"/>
+            </w:pPr>
+            <w:r>
+              <w:rPr>
+                <w:bCs/>
+                <w:sz w:val="20"/>
+              </w:rPr>
+              <w:t xml:space="preserve">If </w:t>
+            </w:r>
+            <w:r>
+              <w:rPr>
+                <w:bCs/>
+                <w:sz w:val="20"/>
+              </w:rPr>
+              <w:t xml:space="preserve">proper </w:t>
+            </w:r>
+            <w:r>
+              <w:rPr>
+                <w:bCs/>
+                <w:sz w:val="20"/>
+              </w:rPr>
+              <w:t xml:space="preserve">READ_ALL access </w:t>
+            </w:r>
+            <w:proofErr w:type="gramStart"/>
+            <w:r>
+              <w:rPr>
+                <w:bCs/>
+                <w:sz w:val="20"/>
+              </w:rPr>
+              <w:t>is granted</w:t>
+            </w:r>
+            <w:proofErr w:type="gramEnd"/>
+            <w:r>
+              <w:rPr>
+                <w:bCs/>
+                <w:sz w:val="20"/>
+              </w:rPr>
+              <w:t>, it can s</w:t>
+            </w:r>
+            <w:r>
+              <w:rPr>
+                <w:bCs/>
+                <w:sz w:val="20"/>
+              </w:rPr>
+              <w:t xml:space="preserve">ee the </w:t>
+            </w:r>
+            <w:r>
+              <w:rPr>
+                <w:bCs/>
+                <w:sz w:val="20"/>
+              </w:rPr>
+              <w:t xml:space="preserve">conversation body in the </w:t>
+            </w:r>
+            <w:r>
+              <w:rPr>
+                <w:bCs/>
+                <w:sz w:val="20"/>
+              </w:rPr>
+              <w:t>chat modal.</w:t>
+            </w:r>
+          </w:p>
+          <w:p>
+            <w:pPr>
+              <w:pStyle w:val="ListParagraph"/>
+              <w:numPr>
+                <w:ilvl w:val="0"/>
+                <w:numId w:val="12"/>
+              </w:numPr>
+              <w:spacing w:after="0" w:line="269" w:lineRule="auto"/>
+            </w:pPr>
+            <w:r>
+              <w:rPr>
+                <w:bCs/>
+                <w:sz w:val="20"/>
+              </w:rPr>
+              <w:t xml:space="preserve">If READ_ALL access </w:t>
+            </w:r>
+            <w:proofErr w:type="gramStart"/>
+            <w:r>
+              <w:rPr>
+                <w:bCs/>
+                <w:sz w:val="20"/>
+              </w:rPr>
+              <w:t>is not granted</w:t>
+            </w:r>
+            <w:proofErr w:type="gramEnd"/>
+            <w:r>
+              <w:rPr>
+                <w:bCs/>
+                <w:sz w:val="20"/>
+              </w:rPr>
+              <w:t xml:space="preserve"> or its scope is not appropriate, it cannot see the </w:t>
+            </w:r>
+            <w:r>
+              <w:rPr>
+                <w:bCs/>
+                <w:sz w:val="20"/>
+              </w:rPr>
+              <w:t xml:space="preserve">conversation body </w:t>
+            </w:r>
+            <w:r>
+              <w:rPr>
+                <w:bCs/>
+                <w:sz w:val="20"/>
+              </w:rPr>
+              <w:t>in the chat</w:t>
+            </w:r>
+            <w:r>
+              <w:rPr>
+                <w:bCs/>
+                <w:sz w:val="20"/>
+              </w:rPr>
+              <w:t xml:space="preserve"> modal.</w:t>
+            </w:r>
+          </w:p>
+        </w:tc>
+      </w:tr>
+    </w:tbl>
+    <w:p/>
+    <w:tbl>
+      <w:tblPr>
+        <w:tblStyle w:val="TableGrid"/>
+        <w:tblW w:w="9360" w:type="dxa"/>
+        <w:tblInd w:w="120" w:type="dxa"/>
+        <w:tblLayout w:type="fixed"/>
+        <w:tblLook w:val="04A0" w:firstRow="1" w:lastRow="0" w:firstColumn="1" w:lastColumn="0" w:noHBand="0" w:noVBand="1"/>
+      </w:tblPr>
+      <w:tblGrid>
+        <w:gridCol w:w="1440"/>
+        <w:gridCol w:w="1656"/>
+        <w:gridCol w:w="6264"/>
+      </w:tblGrid>
+      <w:tr>
+        <w:tc>
+          <w:tcPr>
+            <w:tcW w:w="1440" w:type="dxa"/>
+            <w:tcMar>
+              <w:top w:w="80" w:type="dxa"/>
+              <w:left w:w="120" w:type="dxa"/>
+              <w:bottom w:w="80" w:type="dxa"/>
+              <w:right w:w="120" w:type="dxa"/>
+            </w:tcMar>
+            <w:vAlign w:val="center"/>
+          </w:tcPr>
+          <w:p>
+            <w:pPr>
+              <w:spacing w:after="0" w:line="269" w:lineRule="auto"/>
+            </w:pPr>
+            <w:r>
+              <w:rPr>
+                <w:b/>
+                <w:color w:val="1F4D78"/>
+                <w:sz w:val="20"/>
+              </w:rPr>
+              <w:t>UPDATE</w:t>
+            </w:r>
+          </w:p>
+        </w:tc>
+        <w:tc>
+          <w:tcPr>
+            <w:tcW w:w="1656" w:type="dxa"/>
+            <w:tcMar>
+              <w:top w:w="80" w:type="dxa"/>
+              <w:left w:w="120" w:type="dxa"/>
+              <w:bottom w:w="80" w:type="dxa"/>
+              <w:right w:w="120" w:type="dxa"/>
+            </w:tcMar>
+            <w:vAlign w:val="center"/>
+          </w:tcPr>
+          <w:p>
+            <w:pPr>
+              <w:spacing w:after="0" w:line="269" w:lineRule="auto"/>
+            </w:pPr>
+            <w:r>
+              <w:rPr>
+                <w:b/>
+                <w:sz w:val="20"/>
+              </w:rPr>
+              <w:t>USER</w:t>
             </w:r>
           </w:p>
         </w:tc>
@@ -2582,10 +4498,7 @@
               <w:spacing w:after="0" w:line="269" w:lineRule="auto"/>
             </w:pPr>
             <w:r>
-              <w:rPr>
-                <w:sz w:val="20"/>
-              </w:rPr>
-              <w:t>Can search and see active users inside the resolved administrative organization boundary and start a direct chat with them. ADMIN does not bypass active membership checks or make contact search global.</w:t>
+              <w:t>No Access.</w:t>
             </w:r>
           </w:p>
         </w:tc>
@@ -2612,7 +4525,7 @@
                 <w:color w:val="1F4D78"/>
                 <w:sz w:val="20"/>
               </w:rPr>
-              <w:t>CREATE</w:t>
+              <w:t>UPDATE</w:t>
             </w:r>
           </w:p>
         </w:tc>
@@ -2636,7 +4549,7 @@
                 <w:b/>
                 <w:sz w:val="20"/>
               </w:rPr>
-              <w:t>GLOBAL</w:t>
+              <w:t>OWNER</w:t>
             </w:r>
           </w:p>
         </w:tc>
@@ -2654,12 +4567,221 @@
           <w:p>
             <w:pPr>
               <w:spacing w:after="0" w:line="269" w:lineRule="auto"/>
-            </w:pPr>
-            <w:r>
-              <w:rPr>
-                <w:sz w:val="20"/>
-              </w:rPr>
-              <w:t>Does not make ordinary contact search global. The user still sees only standard eligible contacts and may start only permitted direct chats. Only the virtual Root account bypasses the contact boundary.</w:t>
+              <w:rPr>
+                <w:sz w:val="20"/>
+                <w:lang w:val="en-CA"/>
+              </w:rPr>
+            </w:pPr>
+            <w:r>
+              <w:rPr>
+                <w:sz w:val="20"/>
+                <w:lang w:val="en-CA"/>
+              </w:rPr>
+              <w:t xml:space="preserve">On the </w:t>
+            </w:r>
+            <w:r>
+              <w:rPr>
+                <w:sz w:val="20"/>
+                <w:lang w:val="en-CA"/>
+              </w:rPr>
+              <w:t>‘</w:t>
+            </w:r>
+            <w:r>
+              <w:rPr>
+                <w:b/>
+                <w:bCs/>
+                <w:sz w:val="20"/>
+                <w:lang w:val="en-CA"/>
+              </w:rPr>
+              <w:t>Chat</w:t>
+            </w:r>
+            <w:r>
+              <w:rPr>
+                <w:b/>
+                <w:bCs/>
+                <w:sz w:val="20"/>
+                <w:lang w:val="en-CA"/>
+              </w:rPr>
+              <w:t>’</w:t>
+            </w:r>
+            <w:r>
+              <w:rPr>
+                <w:sz w:val="20"/>
+                <w:lang w:val="en-CA"/>
+              </w:rPr>
+              <w:t xml:space="preserve"> modal:</w:t>
+            </w:r>
+          </w:p>
+          <w:p>
+            <w:pPr>
+              <w:spacing w:after="0" w:line="269" w:lineRule="auto"/>
+              <w:rPr>
+                <w:sz w:val="20"/>
+              </w:rPr>
+            </w:pPr>
+            <w:r>
+              <w:rPr>
+                <w:sz w:val="20"/>
+              </w:rPr>
+              <w:t xml:space="preserve">In </w:t>
+            </w:r>
+            <w:r>
+              <w:rPr>
+                <w:sz w:val="20"/>
+              </w:rPr>
+              <w:t>an existing conversation where the user is a participant</w:t>
+            </w:r>
+            <w:r>
+              <w:rPr>
+                <w:sz w:val="20"/>
+              </w:rPr>
+              <w:t xml:space="preserve">, with this access and scope, user </w:t>
+            </w:r>
+            <w:r>
+              <w:rPr>
+                <w:sz w:val="20"/>
+              </w:rPr>
+              <w:t>can send text, attachments, and replies only while the standard contact relationship remains eligible.</w:t>
+            </w:r>
+          </w:p>
+          <w:p>
+            <w:pPr>
+              <w:spacing w:after="0" w:line="269" w:lineRule="auto"/>
+              <w:rPr>
+                <w:sz w:val="20"/>
+              </w:rPr>
+            </w:pPr>
+            <w:r>
+              <w:rPr>
+                <w:sz w:val="20"/>
+              </w:rPr>
+              <w:t>Cannot send to a non-participant or continue after a revoked relationship</w:t>
+            </w:r>
+            <w:r>
+              <w:rPr>
+                <w:sz w:val="20"/>
+              </w:rPr>
+              <w:t>.</w:t>
+            </w:r>
+          </w:p>
+          <w:p>
+            <w:pPr>
+              <w:spacing w:after="0" w:line="269" w:lineRule="auto"/>
+              <w:rPr>
+                <w:sz w:val="20"/>
+              </w:rPr>
+            </w:pPr>
+            <w:r>
+              <w:rPr>
+                <w:sz w:val="20"/>
+              </w:rPr>
+              <w:t>This scope limits the users to:</w:t>
+            </w:r>
+          </w:p>
+          <w:p>
+            <w:pPr>
+              <w:pStyle w:val="ListParagraph"/>
+              <w:numPr>
+                <w:ilvl w:val="0"/>
+                <w:numId w:val="13"/>
+              </w:numPr>
+              <w:spacing w:after="0" w:line="269" w:lineRule="auto"/>
+              <w:rPr>
+                <w:sz w:val="20"/>
+              </w:rPr>
+            </w:pPr>
+            <w:proofErr w:type="gramStart"/>
+            <w:r>
+              <w:rPr>
+                <w:sz w:val="20"/>
+              </w:rPr>
+              <w:t>15</w:t>
+            </w:r>
+            <w:proofErr w:type="gramEnd"/>
+            <w:r>
+              <w:rPr>
+                <w:sz w:val="20"/>
+              </w:rPr>
+              <w:t xml:space="preserve"> messages including </w:t>
+            </w:r>
+            <w:r>
+              <w:rPr>
+                <w:sz w:val="20"/>
+              </w:rPr>
+              <w:t>text</w:t>
+            </w:r>
+            <w:r>
+              <w:rPr>
+                <w:sz w:val="20"/>
+              </w:rPr>
+              <w:t xml:space="preserve"> messages, attachments, and replies in text or file</w:t>
+            </w:r>
+            <w:r>
+              <w:rPr>
+                <w:sz w:val="20"/>
+              </w:rPr>
+              <w:t>s</w:t>
+            </w:r>
+            <w:r>
+              <w:rPr>
+                <w:sz w:val="20"/>
+              </w:rPr>
+              <w:t>.</w:t>
+            </w:r>
+          </w:p>
+          <w:p>
+            <w:pPr>
+              <w:pStyle w:val="ListParagraph"/>
+              <w:numPr>
+                <w:ilvl w:val="0"/>
+                <w:numId w:val="13"/>
+              </w:numPr>
+              <w:spacing w:after="0" w:line="269" w:lineRule="auto"/>
+              <w:rPr>
+                <w:sz w:val="20"/>
+              </w:rPr>
+            </w:pPr>
+            <w:r>
+              <w:rPr>
+                <w:sz w:val="20"/>
+              </w:rPr>
+              <w:t xml:space="preserve">The </w:t>
+            </w:r>
+            <w:r>
+              <w:rPr>
+                <w:sz w:val="20"/>
+              </w:rPr>
+              <w:t xml:space="preserve">limit </w:t>
+            </w:r>
+            <w:r>
+              <w:rPr>
+                <w:sz w:val="20"/>
+              </w:rPr>
+              <w:t xml:space="preserve">size of a file as attachment is </w:t>
+            </w:r>
+            <w:r>
+              <w:rPr>
+                <w:sz w:val="20"/>
+              </w:rPr>
+              <w:t>50</w:t>
+            </w:r>
+            <w:r>
+              <w:rPr>
+                <w:sz w:val="20"/>
+              </w:rPr>
+              <w:t xml:space="preserve"> </w:t>
+            </w:r>
+            <w:r>
+              <w:rPr>
+                <w:sz w:val="20"/>
+              </w:rPr>
+              <w:t>K</w:t>
+            </w:r>
+            <w:r>
+              <w:rPr>
+                <w:sz w:val="20"/>
+              </w:rPr>
+              <w:t>B.</w:t>
             </w:r>
           </w:p>
         </w:tc>
@@ -2710,7 +4832,21 @@
                 <w:b/>
                 <w:sz w:val="20"/>
               </w:rPr>
-              <w:t>USER</w:t>
+              <w:t>DEPARTMENT</w:t>
+            </w:r>
+            <w:r>
+              <w:rPr>
+                <w:b/>
+                <w:sz w:val="20"/>
+              </w:rPr>
+              <w:t xml:space="preserve">/ </w:t>
+            </w:r>
+            <w:r>
+              <w:rPr>
+                <w:b/>
+                <w:sz w:val="20"/>
+              </w:rPr>
+              <w:t>DIVISION</w:t>
             </w:r>
           </w:p>
         </w:tc>
@@ -2728,12 +4864,180 @@
           <w:p>
             <w:pPr>
               <w:spacing w:after="0" w:line="269" w:lineRule="auto"/>
-            </w:pPr>
-            <w:r>
-              <w:rPr>
-                <w:sz w:val="20"/>
-              </w:rPr>
-              <w:t>Can see an existing conversation where the user is a participant and can send text, attachments, and replies only while the standard contact relationship remains eligible. Cannot send to a non-participant or continue after a revoked relationship.</w:t>
+              <w:rPr>
+                <w:sz w:val="20"/>
+                <w:lang w:val="en-CA"/>
+              </w:rPr>
+            </w:pPr>
+            <w:r>
+              <w:rPr>
+                <w:sz w:val="20"/>
+                <w:lang w:val="en-CA"/>
+              </w:rPr>
+              <w:t xml:space="preserve">On the </w:t>
+            </w:r>
+            <w:r>
+              <w:rPr>
+                <w:sz w:val="20"/>
+                <w:lang w:val="en-CA"/>
+              </w:rPr>
+              <w:t>‘</w:t>
+            </w:r>
+            <w:r>
+              <w:rPr>
+                <w:b/>
+                <w:bCs/>
+                <w:sz w:val="20"/>
+                <w:lang w:val="en-CA"/>
+              </w:rPr>
+              <w:t>Chat</w:t>
+            </w:r>
+            <w:r>
+              <w:rPr>
+                <w:b/>
+                <w:bCs/>
+                <w:sz w:val="20"/>
+                <w:lang w:val="en-CA"/>
+              </w:rPr>
+              <w:t>’</w:t>
+            </w:r>
+            <w:r>
+              <w:rPr>
+                <w:sz w:val="20"/>
+                <w:lang w:val="en-CA"/>
+              </w:rPr>
+              <w:t xml:space="preserve"> modal:</w:t>
+            </w:r>
+          </w:p>
+          <w:p>
+            <w:pPr>
+              <w:spacing w:after="0" w:line="269" w:lineRule="auto"/>
+              <w:rPr>
+                <w:sz w:val="20"/>
+              </w:rPr>
+            </w:pPr>
+            <w:r>
+              <w:rPr>
+                <w:sz w:val="20"/>
+              </w:rPr>
+              <w:t>In an existing conversation where the user is a participant, with this access and scope, user can send text, attachments, and replies only while the standard contact relationship remains eligible.</w:t>
+            </w:r>
+          </w:p>
+          <w:p>
+            <w:pPr>
+              <w:spacing w:after="0" w:line="269" w:lineRule="auto"/>
+              <w:rPr>
+                <w:sz w:val="20"/>
+              </w:rPr>
+            </w:pPr>
+            <w:r>
+              <w:rPr>
+                <w:sz w:val="20"/>
+              </w:rPr>
+              <w:t>Cannot send to a non-participant or continue after a revoked relationship.</w:t>
+            </w:r>
+          </w:p>
+          <w:p>
+            <w:pPr>
+              <w:spacing w:after="0" w:line="269" w:lineRule="auto"/>
+              <w:rPr>
+                <w:sz w:val="20"/>
+              </w:rPr>
+            </w:pPr>
+            <w:r>
+              <w:rPr>
+                <w:sz w:val="20"/>
+              </w:rPr>
+              <w:t>This scope limits the users to:</w:t>
+            </w:r>
+          </w:p>
+          <w:p>
+            <w:pPr>
+              <w:pStyle w:val="ListParagraph"/>
+              <w:numPr>
+                <w:ilvl w:val="0"/>
+                <w:numId w:val="13"/>
+              </w:numPr>
+              <w:spacing w:after="0" w:line="269" w:lineRule="auto"/>
+            </w:pPr>
+            <w:proofErr w:type="gramStart"/>
+            <w:r>
+              <w:rPr>
+                <w:sz w:val="20"/>
+              </w:rPr>
+              <w:t>100</w:t>
+            </w:r>
+            <w:proofErr w:type="gramEnd"/>
+            <w:r>
+              <w:rPr>
+                <w:sz w:val="20"/>
+              </w:rPr>
+              <w:t xml:space="preserve"> messages including text messages, attachments, and replies in text or </w:t>
+            </w:r>
+            <w:r>
+              <w:rPr>
+                <w:sz w:val="20"/>
+              </w:rPr>
+              <w:t>files</w:t>
+            </w:r>
+            <w:r>
+              <w:rPr>
+                <w:sz w:val="20"/>
+              </w:rPr>
+              <w:t>.</w:t>
+            </w:r>
+          </w:p>
+          <w:p>
+            <w:pPr>
+              <w:pStyle w:val="ListParagraph"/>
+              <w:numPr>
+                <w:ilvl w:val="0"/>
+                <w:numId w:val="13"/>
+              </w:numPr>
+              <w:spacing w:after="0" w:line="269" w:lineRule="auto"/>
+            </w:pPr>
+            <w:r>
+              <w:rPr>
+                <w:sz w:val="20"/>
+              </w:rPr>
+              <w:lastRenderedPageBreak/>
+              <w:t xml:space="preserve">The </w:t>
+            </w:r>
+            <w:r>
+              <w:rPr>
+                <w:sz w:val="20"/>
+              </w:rPr>
+              <w:t xml:space="preserve">limit </w:t>
+            </w:r>
+            <w:r>
+              <w:rPr>
+                <w:sz w:val="20"/>
+              </w:rPr>
+              <w:t xml:space="preserve">size of a file as attachment is </w:t>
+            </w:r>
+            <w:r>
+              <w:rPr>
+                <w:sz w:val="20"/>
+              </w:rPr>
+              <w:t>1</w:t>
+            </w:r>
+            <w:r>
+              <w:rPr>
+                <w:sz w:val="20"/>
+              </w:rPr>
+              <w:t xml:space="preserve"> </w:t>
+            </w:r>
+            <w:r>
+              <w:rPr>
+                <w:sz w:val="20"/>
+              </w:rPr>
+              <w:t>M</w:t>
+            </w:r>
+            <w:r>
+              <w:rPr>
+                <w:sz w:val="20"/>
+              </w:rPr>
+              <w:t>B.</w:t>
             </w:r>
           </w:p>
         </w:tc>
@@ -2760,6 +5064,7 @@
                 <w:color w:val="1F4D78"/>
                 <w:sz w:val="20"/>
               </w:rPr>
+              <w:lastRenderedPageBreak/>
               <w:t>UPDATE</w:t>
             </w:r>
           </w:p>
@@ -2784,7 +5089,14 @@
                 <w:b/>
                 <w:sz w:val="20"/>
               </w:rPr>
-              <w:t>OWNER</w:t>
+              <w:t xml:space="preserve">ORGANIZATION/ </w:t>
+            </w:r>
+            <w:r>
+              <w:rPr>
+                <w:b/>
+                <w:sz w:val="20"/>
+              </w:rPr>
+              <w:t>ADMIN</w:t>
             </w:r>
           </w:p>
         </w:tc>
@@ -2802,12 +5114,485 @@
           <w:p>
             <w:pPr>
               <w:spacing w:after="0" w:line="269" w:lineRule="auto"/>
-            </w:pPr>
-            <w:r>
-              <w:rPr>
-                <w:sz w:val="20"/>
-              </w:rPr>
-              <w:t>Same practical result as USER for direct Chat. Can send text, attachments, and replies only as a current participant with an eligible contact relationship.</w:t>
+              <w:rPr>
+                <w:sz w:val="20"/>
+                <w:lang w:val="en-CA"/>
+              </w:rPr>
+            </w:pPr>
+            <w:r>
+              <w:rPr>
+                <w:sz w:val="20"/>
+                <w:lang w:val="en-CA"/>
+              </w:rPr>
+              <w:t xml:space="preserve">On the </w:t>
+            </w:r>
+            <w:r>
+              <w:rPr>
+                <w:sz w:val="20"/>
+                <w:lang w:val="en-CA"/>
+              </w:rPr>
+              <w:t>‘</w:t>
+            </w:r>
+            <w:r>
+              <w:rPr>
+                <w:b/>
+                <w:bCs/>
+                <w:sz w:val="20"/>
+                <w:lang w:val="en-CA"/>
+              </w:rPr>
+              <w:t>Chat</w:t>
+            </w:r>
+            <w:r>
+              <w:rPr>
+                <w:b/>
+                <w:bCs/>
+                <w:sz w:val="20"/>
+                <w:lang w:val="en-CA"/>
+              </w:rPr>
+              <w:t>’</w:t>
+            </w:r>
+            <w:r>
+              <w:rPr>
+                <w:sz w:val="20"/>
+                <w:lang w:val="en-CA"/>
+              </w:rPr>
+              <w:t xml:space="preserve"> modal:</w:t>
+            </w:r>
+          </w:p>
+          <w:p>
+            <w:pPr>
+              <w:spacing w:after="0" w:line="269" w:lineRule="auto"/>
+              <w:rPr>
+                <w:sz w:val="20"/>
+              </w:rPr>
+            </w:pPr>
+            <w:r>
+              <w:rPr>
+                <w:sz w:val="20"/>
+              </w:rPr>
+              <w:t>In an existing conversation where the user is a participant, with this access and scope, user can send text, attachments, and replies only while the standard contact relationship remains eligible.</w:t>
+            </w:r>
+          </w:p>
+          <w:p>
+            <w:pPr>
+              <w:spacing w:after="0" w:line="269" w:lineRule="auto"/>
+              <w:rPr>
+                <w:sz w:val="20"/>
+              </w:rPr>
+            </w:pPr>
+            <w:r>
+              <w:rPr>
+                <w:sz w:val="20"/>
+              </w:rPr>
+              <w:t>Cannot send to a non-participant or continue after a revoked relationship.</w:t>
+            </w:r>
+          </w:p>
+        </w:tc>
+      </w:tr>
+      <w:tr>
+        <w:tc>
+          <w:tcPr>
+            <w:tcW w:w="9360" w:type="dxa"/>
+            <w:gridSpan w:val="3"/>
+            <w:tcMar>
+              <w:top w:w="80" w:type="dxa"/>
+              <w:left w:w="120" w:type="dxa"/>
+              <w:bottom w:w="80" w:type="dxa"/>
+              <w:right w:w="120" w:type="dxa"/>
+            </w:tcMar>
+            <w:vAlign w:val="center"/>
+          </w:tcPr>
+          <w:p>
+            <w:pPr>
+              <w:spacing w:after="0" w:line="269" w:lineRule="auto"/>
+              <w:rPr>
+                <w:sz w:val="20"/>
+              </w:rPr>
+            </w:pPr>
+            <w:r>
+              <w:rPr>
+                <w:sz w:val="20"/>
+              </w:rPr>
+              <w:t>This access does not allow users to see the list of the conversations, viewing messaging history of a conversation, and/or searching the contacts and creating any new conversation. Other relevant access with proper scope will grant those privileges to the users.</w:t>
+            </w:r>
+          </w:p>
+        </w:tc>
+      </w:tr>
+    </w:tbl>
+    <w:p/>
+    <w:tbl>
+      <w:tblPr>
+        <w:tblStyle w:val="TableGrid"/>
+        <w:tblW w:w="9360" w:type="dxa"/>
+        <w:tblInd w:w="120" w:type="dxa"/>
+        <w:tblLayout w:type="fixed"/>
+        <w:tblLook w:val="04A0" w:firstRow="1" w:lastRow="0" w:firstColumn="1" w:lastColumn="0" w:noHBand="0" w:noVBand="1"/>
+      </w:tblPr>
+      <w:tblGrid>
+        <w:gridCol w:w="1440"/>
+        <w:gridCol w:w="1656"/>
+        <w:gridCol w:w="6264"/>
+      </w:tblGrid>
+      <w:tr>
+        <w:tc>
+          <w:tcPr>
+            <w:tcW w:w="1440" w:type="dxa"/>
+            <w:tcMar>
+              <w:top w:w="80" w:type="dxa"/>
+              <w:left w:w="120" w:type="dxa"/>
+              <w:bottom w:w="80" w:type="dxa"/>
+              <w:right w:w="120" w:type="dxa"/>
+            </w:tcMar>
+            <w:vAlign w:val="center"/>
+          </w:tcPr>
+          <w:p>
+            <w:pPr>
+              <w:spacing w:after="0" w:line="269" w:lineRule="auto"/>
+            </w:pPr>
+            <w:r>
+              <w:rPr>
+                <w:b/>
+                <w:color w:val="1F4D78"/>
+                <w:sz w:val="20"/>
+              </w:rPr>
+              <w:t>DOWNLOAD_FILE</w:t>
+            </w:r>
+          </w:p>
+        </w:tc>
+        <w:tc>
+          <w:tcPr>
+            <w:tcW w:w="1656" w:type="dxa"/>
+            <w:tcMar>
+              <w:top w:w="80" w:type="dxa"/>
+              <w:left w:w="120" w:type="dxa"/>
+              <w:bottom w:w="80" w:type="dxa"/>
+              <w:right w:w="120" w:type="dxa"/>
+            </w:tcMar>
+            <w:vAlign w:val="center"/>
+          </w:tcPr>
+          <w:p>
+            <w:pPr>
+              <w:spacing w:after="0" w:line="269" w:lineRule="auto"/>
+            </w:pPr>
+            <w:r>
+              <w:rPr>
+                <w:b/>
+                <w:sz w:val="20"/>
+              </w:rPr>
+              <w:t>USER</w:t>
+            </w:r>
+          </w:p>
+        </w:tc>
+        <w:tc>
+          <w:tcPr>
+            <w:tcW w:w="6264" w:type="dxa"/>
+            <w:tcMar>
+              <w:top w:w="80" w:type="dxa"/>
+              <w:left w:w="120" w:type="dxa"/>
+              <w:bottom w:w="80" w:type="dxa"/>
+              <w:right w:w="120" w:type="dxa"/>
+            </w:tcMar>
+            <w:vAlign w:val="center"/>
+          </w:tcPr>
+          <w:p>
+            <w:pPr>
+              <w:spacing w:after="0" w:line="269" w:lineRule="auto"/>
+            </w:pPr>
+            <w:r>
+              <w:rPr>
+                <w:sz w:val="20"/>
+              </w:rPr>
+              <w:t>No Access.</w:t>
+            </w:r>
+          </w:p>
+        </w:tc>
+      </w:tr>
+      <w:tr>
+        <w:trPr>
+          <w:trHeight w:val="1682"/>
+        </w:trPr>
+        <w:tc>
+          <w:tcPr>
+            <w:tcW w:w="1440" w:type="dxa"/>
+            <w:tcMar>
+              <w:top w:w="80" w:type="dxa"/>
+              <w:left w:w="120" w:type="dxa"/>
+              <w:bottom w:w="80" w:type="dxa"/>
+              <w:right w:w="120" w:type="dxa"/>
+            </w:tcMar>
+            <w:vAlign w:val="center"/>
+          </w:tcPr>
+          <w:p>
+            <w:pPr>
+              <w:spacing w:after="0" w:line="269" w:lineRule="auto"/>
+            </w:pPr>
+            <w:r>
+              <w:rPr>
+                <w:b/>
+                <w:color w:val="1F4D78"/>
+                <w:sz w:val="20"/>
+              </w:rPr>
+              <w:t>DOWNLOAD_FILE</w:t>
+            </w:r>
+          </w:p>
+        </w:tc>
+        <w:tc>
+          <w:tcPr>
+            <w:tcW w:w="1656" w:type="dxa"/>
+            <w:tcMar>
+              <w:top w:w="80" w:type="dxa"/>
+              <w:left w:w="120" w:type="dxa"/>
+              <w:bottom w:w="80" w:type="dxa"/>
+              <w:right w:w="120" w:type="dxa"/>
+            </w:tcMar>
+            <w:vAlign w:val="center"/>
+          </w:tcPr>
+          <w:p>
+            <w:pPr>
+              <w:spacing w:after="0" w:line="269" w:lineRule="auto"/>
+            </w:pPr>
+            <w:r>
+              <w:rPr>
+                <w:b/>
+                <w:sz w:val="20"/>
+              </w:rPr>
+              <w:t>OWNER/</w:t>
+            </w:r>
+          </w:p>
+          <w:p>
+            <w:pPr>
+              <w:spacing w:after="0" w:line="269" w:lineRule="auto"/>
+            </w:pPr>
+            <w:r>
+              <w:rPr>
+                <w:b/>
+                <w:sz w:val="20"/>
+              </w:rPr>
+              <w:t>DEPARTMENT/</w:t>
+            </w:r>
+          </w:p>
+          <w:p>
+            <w:pPr>
+              <w:spacing w:after="0" w:line="269" w:lineRule="auto"/>
+            </w:pPr>
+            <w:r>
+              <w:rPr>
+                <w:b/>
+                <w:sz w:val="20"/>
+              </w:rPr>
+              <w:t>DIVISION/</w:t>
+            </w:r>
+          </w:p>
+          <w:p>
+            <w:pPr>
+              <w:spacing w:after="0" w:line="269" w:lineRule="auto"/>
+            </w:pPr>
+            <w:r>
+              <w:rPr>
+                <w:b/>
+                <w:sz w:val="20"/>
+              </w:rPr>
+              <w:t>ORGANIZATION/</w:t>
+            </w:r>
+          </w:p>
+          <w:p>
+            <w:pPr>
+              <w:spacing w:after="0" w:line="269" w:lineRule="auto"/>
+            </w:pPr>
+            <w:r>
+              <w:rPr>
+                <w:b/>
+                <w:sz w:val="20"/>
+              </w:rPr>
+              <w:t>ADMIN</w:t>
+            </w:r>
+          </w:p>
+        </w:tc>
+        <w:tc>
+          <w:tcPr>
+            <w:tcW w:w="6264" w:type="dxa"/>
+            <w:tcMar>
+              <w:top w:w="80" w:type="dxa"/>
+              <w:left w:w="120" w:type="dxa"/>
+              <w:bottom w:w="80" w:type="dxa"/>
+              <w:right w:w="120" w:type="dxa"/>
+            </w:tcMar>
+            <w:vAlign w:val="center"/>
+          </w:tcPr>
+          <w:p>
+            <w:pPr>
+              <w:spacing w:after="0" w:line="269" w:lineRule="auto"/>
+              <w:rPr>
+                <w:sz w:val="20"/>
+                <w:lang w:val="en-CA"/>
+              </w:rPr>
+            </w:pPr>
+            <w:r>
+              <w:rPr>
+                <w:sz w:val="20"/>
+                <w:lang w:val="en-CA"/>
+              </w:rPr>
+              <w:t xml:space="preserve">On the </w:t>
+            </w:r>
+            <w:r>
+              <w:rPr>
+                <w:sz w:val="20"/>
+                <w:lang w:val="en-CA"/>
+              </w:rPr>
+              <w:t>‘</w:t>
+            </w:r>
+            <w:r>
+              <w:rPr>
+                <w:b/>
+                <w:bCs/>
+                <w:sz w:val="20"/>
+                <w:lang w:val="en-CA"/>
+              </w:rPr>
+              <w:t>Chat</w:t>
+            </w:r>
+            <w:r>
+              <w:rPr>
+                <w:b/>
+                <w:bCs/>
+                <w:sz w:val="20"/>
+                <w:lang w:val="en-CA"/>
+              </w:rPr>
+              <w:t>’</w:t>
+            </w:r>
+            <w:r>
+              <w:rPr>
+                <w:sz w:val="20"/>
+                <w:lang w:val="en-CA"/>
+              </w:rPr>
+              <w:t xml:space="preserve"> modal:</w:t>
+            </w:r>
+          </w:p>
+          <w:p>
+            <w:pPr>
+              <w:spacing w:after="0" w:line="269" w:lineRule="auto"/>
+            </w:pPr>
+            <w:r>
+              <w:rPr>
+                <w:sz w:val="20"/>
+              </w:rPr>
+              <w:t xml:space="preserve">Can view inline images or download files only when DOWNLOAD_FILE </w:t>
+            </w:r>
+            <w:proofErr w:type="gramStart"/>
+            <w:r>
+              <w:rPr>
+                <w:sz w:val="20"/>
+              </w:rPr>
+              <w:t>is granted</w:t>
+            </w:r>
+            <w:proofErr w:type="gramEnd"/>
+            <w:r>
+              <w:rPr>
+                <w:sz w:val="20"/>
+              </w:rPr>
+              <w:t xml:space="preserve"> and the user can read the conversation. The message must be active and still reference the file. A deleted message's file cannot </w:t>
+            </w:r>
+            <w:proofErr w:type="gramStart"/>
+            <w:r>
+              <w:rPr>
+                <w:sz w:val="20"/>
+              </w:rPr>
+              <w:t>be downloaded</w:t>
+            </w:r>
+            <w:proofErr w:type="gramEnd"/>
+            <w:r>
+              <w:rPr>
+                <w:sz w:val="20"/>
+              </w:rPr>
+              <w:t>, even through a saved URL. This scope does not independently broaden conversation visibility.</w:t>
+            </w:r>
+          </w:p>
+        </w:tc>
+      </w:tr>
+    </w:tbl>
+    <w:p/>
+    <w:tbl>
+      <w:tblPr>
+        <w:tblStyle w:val="TableGrid"/>
+        <w:tblW w:w="9360" w:type="dxa"/>
+        <w:tblInd w:w="120" w:type="dxa"/>
+        <w:tblLayout w:type="fixed"/>
+        <w:tblLook w:val="04A0" w:firstRow="1" w:lastRow="0" w:firstColumn="1" w:lastColumn="0" w:noHBand="0" w:noVBand="1"/>
+      </w:tblPr>
+      <w:tblGrid>
+        <w:gridCol w:w="1440"/>
+        <w:gridCol w:w="1656"/>
+        <w:gridCol w:w="6264"/>
+      </w:tblGrid>
+      <w:tr>
+        <w:tc>
+          <w:tcPr>
+            <w:tcW w:w="1440" w:type="dxa"/>
+            <w:tcMar>
+              <w:top w:w="80" w:type="dxa"/>
+              <w:left w:w="120" w:type="dxa"/>
+              <w:bottom w:w="80" w:type="dxa"/>
+              <w:right w:w="120" w:type="dxa"/>
+            </w:tcMar>
+            <w:vAlign w:val="center"/>
+          </w:tcPr>
+          <w:p>
+            <w:pPr>
+              <w:spacing w:after="0" w:line="269" w:lineRule="auto"/>
+            </w:pPr>
+            <w:r>
+              <w:rPr>
+                <w:b/>
+                <w:color w:val="1F4D78"/>
+                <w:sz w:val="20"/>
+              </w:rPr>
+              <w:t>DELETE</w:t>
+            </w:r>
+          </w:p>
+        </w:tc>
+        <w:tc>
+          <w:tcPr>
+            <w:tcW w:w="1656" w:type="dxa"/>
+            <w:tcMar>
+              <w:top w:w="80" w:type="dxa"/>
+              <w:left w:w="120" w:type="dxa"/>
+              <w:bottom w:w="80" w:type="dxa"/>
+              <w:right w:w="120" w:type="dxa"/>
+            </w:tcMar>
+            <w:vAlign w:val="center"/>
+          </w:tcPr>
+          <w:p>
+            <w:pPr>
+              <w:spacing w:after="0" w:line="269" w:lineRule="auto"/>
+            </w:pPr>
+            <w:r>
+              <w:rPr>
+                <w:b/>
+                <w:sz w:val="20"/>
+              </w:rPr>
+              <w:t>USER</w:t>
+            </w:r>
+          </w:p>
+        </w:tc>
+        <w:tc>
+          <w:tcPr>
+            <w:tcW w:w="6264" w:type="dxa"/>
+            <w:tcMar>
+              <w:top w:w="80" w:type="dxa"/>
+              <w:left w:w="120" w:type="dxa"/>
+              <w:bottom w:w="80" w:type="dxa"/>
+              <w:right w:w="120" w:type="dxa"/>
+            </w:tcMar>
+            <w:vAlign w:val="center"/>
+          </w:tcPr>
+          <w:p>
+            <w:pPr>
+              <w:spacing w:after="0" w:line="269" w:lineRule="auto"/>
+            </w:pPr>
+            <w:r>
+              <w:rPr>
+                <w:sz w:val="20"/>
+              </w:rPr>
+              <w:t>No Access.</w:t>
             </w:r>
           </w:p>
         </w:tc>
@@ -2834,7 +5619,7 @@
                 <w:color w:val="1F4D78"/>
                 <w:sz w:val="20"/>
               </w:rPr>
-              <w:t>UPDATE</w:t>
+              <w:t>DELETE</w:t>
             </w:r>
           </w:p>
         </w:tc>
@@ -2858,7 +5643,7 @@
                 <w:b/>
                 <w:sz w:val="20"/>
               </w:rPr>
-              <w:t>DEPARTMENT</w:t>
+              <w:t>OWNER</w:t>
             </w:r>
           </w:p>
         </w:tc>
@@ -2876,12 +5661,231 @@
           <w:p>
             <w:pPr>
               <w:spacing w:after="0" w:line="269" w:lineRule="auto"/>
-            </w:pPr>
-            <w:r>
-              <w:rPr>
-                <w:sz w:val="20"/>
-              </w:rPr>
-              <w:t>Can send text, attachments, and replies only as a current participant when every other participant shares a recognized package domain with the user. Can no longer send when that live package relationship is revoked.</w:t>
+              <w:rPr>
+                <w:sz w:val="20"/>
+                <w:lang w:val="en-CA"/>
+              </w:rPr>
+            </w:pPr>
+            <w:r>
+              <w:rPr>
+                <w:sz w:val="20"/>
+                <w:lang w:val="en-CA"/>
+              </w:rPr>
+              <w:t xml:space="preserve">On the </w:t>
+            </w:r>
+            <w:r>
+              <w:rPr>
+                <w:sz w:val="20"/>
+                <w:lang w:val="en-CA"/>
+              </w:rPr>
+              <w:t>‘</w:t>
+            </w:r>
+            <w:r>
+              <w:rPr>
+                <w:b/>
+                <w:bCs/>
+                <w:sz w:val="20"/>
+                <w:lang w:val="en-CA"/>
+              </w:rPr>
+              <w:t>Chat</w:t>
+            </w:r>
+            <w:r>
+              <w:rPr>
+                <w:b/>
+                <w:bCs/>
+                <w:sz w:val="20"/>
+                <w:lang w:val="en-CA"/>
+              </w:rPr>
+              <w:t>’</w:t>
+            </w:r>
+            <w:r>
+              <w:rPr>
+                <w:sz w:val="20"/>
+                <w:lang w:val="en-CA"/>
+              </w:rPr>
+              <w:t xml:space="preserve"> modal:</w:t>
+            </w:r>
+          </w:p>
+          <w:p>
+            <w:pPr>
+              <w:spacing w:after="0" w:line="269" w:lineRule="auto"/>
+            </w:pPr>
+            <w:proofErr w:type="gramStart"/>
+            <w:r>
+              <w:rPr>
+                <w:sz w:val="20"/>
+              </w:rPr>
+              <w:t>Can</w:t>
+            </w:r>
+            <w:proofErr w:type="gramEnd"/>
+            <w:r>
+              <w:rPr>
+                <w:sz w:val="20"/>
+              </w:rPr>
+              <w:t xml:space="preserve"> select and soft-delete only messages authored by the user. </w:t>
+            </w:r>
+            <w:proofErr w:type="gramStart"/>
+            <w:r>
+              <w:rPr>
+                <w:sz w:val="20"/>
+              </w:rPr>
+              <w:t>Can</w:t>
+            </w:r>
+            <w:proofErr w:type="gramEnd"/>
+            <w:r>
+              <w:rPr>
+                <w:sz w:val="20"/>
+              </w:rPr>
+              <w:t xml:space="preserve"> use single or bulk deletion only when every selected message is their own. Cannot delete another participant's message or the whole conversation.</w:t>
+            </w:r>
+          </w:p>
+        </w:tc>
+      </w:tr>
+      <w:tr>
+        <w:tc>
+          <w:tcPr>
+            <w:tcW w:w="1440" w:type="dxa"/>
+            <w:vMerge w:val="restart"/>
+            <w:tcMar>
+              <w:top w:w="80" w:type="dxa"/>
+              <w:left w:w="120" w:type="dxa"/>
+              <w:bottom w:w="80" w:type="dxa"/>
+              <w:right w:w="120" w:type="dxa"/>
+            </w:tcMar>
+            <w:vAlign w:val="center"/>
+          </w:tcPr>
+          <w:p>
+            <w:pPr>
+              <w:spacing w:after="0" w:line="269" w:lineRule="auto"/>
+            </w:pPr>
+            <w:r>
+              <w:rPr>
+                <w:b/>
+                <w:color w:val="1F4D78"/>
+                <w:sz w:val="20"/>
+              </w:rPr>
+              <w:t>DELETE</w:t>
+            </w:r>
+          </w:p>
+        </w:tc>
+        <w:tc>
+          <w:tcPr>
+            <w:tcW w:w="1656" w:type="dxa"/>
+            <w:vMerge w:val="restart"/>
+            <w:tcMar>
+              <w:top w:w="80" w:type="dxa"/>
+              <w:left w:w="120" w:type="dxa"/>
+              <w:bottom w:w="80" w:type="dxa"/>
+              <w:right w:w="120" w:type="dxa"/>
+            </w:tcMar>
+            <w:vAlign w:val="center"/>
+          </w:tcPr>
+          <w:p>
+            <w:pPr>
+              <w:spacing w:after="0" w:line="269" w:lineRule="auto"/>
+            </w:pPr>
+            <w:r>
+              <w:rPr>
+                <w:b/>
+                <w:sz w:val="20"/>
+              </w:rPr>
+              <w:t>DEPARTMENT/</w:t>
+            </w:r>
+          </w:p>
+          <w:p>
+            <w:pPr>
+              <w:spacing w:after="0" w:line="269" w:lineRule="auto"/>
+            </w:pPr>
+            <w:r>
+              <w:rPr>
+                <w:b/>
+                <w:sz w:val="20"/>
+              </w:rPr>
+              <w:t>DIVISION</w:t>
+            </w:r>
+          </w:p>
+        </w:tc>
+        <w:tc>
+          <w:tcPr>
+            <w:tcW w:w="6264" w:type="dxa"/>
+            <w:tcMar>
+              <w:top w:w="80" w:type="dxa"/>
+              <w:left w:w="120" w:type="dxa"/>
+              <w:bottom w:w="80" w:type="dxa"/>
+              <w:right w:w="120" w:type="dxa"/>
+            </w:tcMar>
+            <w:vAlign w:val="center"/>
+          </w:tcPr>
+          <w:p>
+            <w:pPr>
+              <w:spacing w:after="0" w:line="269" w:lineRule="auto"/>
+            </w:pPr>
+            <w:r>
+              <w:rPr>
+                <w:sz w:val="20"/>
+              </w:rPr>
+              <w:t>Can delete either participant's messages, including mixed multi-select, only when every conversation participant shares at least one recognized package domain with the user. Can delete the whole conversation under the same all-participants rule.</w:t>
+            </w:r>
+          </w:p>
+        </w:tc>
+      </w:tr>
+      <w:tr>
+        <w:tc>
+          <w:tcPr>
+            <w:tcW w:w="1440" w:type="dxa"/>
+            <w:vMerge/>
+            <w:tcMar>
+              <w:top w:w="80" w:type="dxa"/>
+              <w:left w:w="120" w:type="dxa"/>
+              <w:bottom w:w="80" w:type="dxa"/>
+              <w:right w:w="120" w:type="dxa"/>
+            </w:tcMar>
+            <w:vAlign w:val="center"/>
+          </w:tcPr>
+          <w:p>
+            <w:pPr>
+              <w:spacing w:after="0" w:line="269" w:lineRule="auto"/>
+            </w:pPr>
+          </w:p>
+        </w:tc>
+        <w:tc>
+          <w:tcPr>
+            <w:tcW w:w="1656" w:type="dxa"/>
+            <w:vMerge/>
+            <w:tcMar>
+              <w:top w:w="80" w:type="dxa"/>
+              <w:left w:w="120" w:type="dxa"/>
+              <w:bottom w:w="80" w:type="dxa"/>
+              <w:right w:w="120" w:type="dxa"/>
+            </w:tcMar>
+            <w:vAlign w:val="center"/>
+          </w:tcPr>
+          <w:p>
+            <w:pPr>
+              <w:spacing w:after="0" w:line="269" w:lineRule="auto"/>
+            </w:pPr>
+          </w:p>
+        </w:tc>
+        <w:tc>
+          <w:tcPr>
+            <w:tcW w:w="6264" w:type="dxa"/>
+            <w:tcMar>
+              <w:top w:w="80" w:type="dxa"/>
+              <w:left w:w="120" w:type="dxa"/>
+              <w:bottom w:w="80" w:type="dxa"/>
+              <w:right w:w="120" w:type="dxa"/>
+            </w:tcMar>
+            <w:vAlign w:val="center"/>
+          </w:tcPr>
+          <w:p>
+            <w:pPr>
+              <w:spacing w:after="0" w:line="269" w:lineRule="auto"/>
+            </w:pPr>
+            <w:r>
+              <w:rPr>
+                <w:sz w:val="20"/>
+              </w:rPr>
+              <w:t>Can delete either participant's messages, including mixed multi-select, only when every conversation participant shares one exact recognized package role with the user. Can delete the whole conversation under the same all-participants rule.</w:t>
             </w:r>
           </w:p>
         </w:tc>
@@ -2908,7 +5912,7 @@
                 <w:color w:val="1F4D78"/>
                 <w:sz w:val="20"/>
               </w:rPr>
-              <w:t>UPDATE</w:t>
+              <w:t>DELETE</w:t>
             </w:r>
           </w:p>
         </w:tc>
@@ -2932,7 +5936,7 @@
                 <w:b/>
                 <w:sz w:val="20"/>
               </w:rPr>
-              <w:t>DIVISION</w:t>
+              <w:t>ORGANIZATION</w:t>
             </w:r>
           </w:p>
         </w:tc>
@@ -2955,7 +5959,7 @@
               <w:rPr>
                 <w:sz w:val="20"/>
               </w:rPr>
-              <w:t>Can send text, attachments, and replies only as a current participant when every other participant shares an exact recognized package-role key with the user. A shared domain without the exact role is not enough.</w:t>
+              <w:t>Can delete either participant's messages, including mixed multi-select, when every participant has active role-bearing membership in the active organization. Can delete the whole conversation inside that organization.</w:t>
             </w:r>
           </w:p>
         </w:tc>
@@ -2982,7 +5986,7 @@
                 <w:color w:val="1F4D78"/>
                 <w:sz w:val="20"/>
               </w:rPr>
-              <w:t>UPDATE</w:t>
+              <w:t>DELETE</w:t>
             </w:r>
           </w:p>
         </w:tc>
@@ -3006,7 +6010,7 @@
                 <w:b/>
                 <w:sz w:val="20"/>
               </w:rPr>
-              <w:t>ORGANIZATION</w:t>
+              <w:t>ADMIN</w:t>
             </w:r>
           </w:p>
         </w:tc>
@@ -3029,7 +6033,21 @@
               <w:rPr>
                 <w:sz w:val="20"/>
               </w:rPr>
-              <w:t>Can send text, attachments, and replies only as a current participant when every other participant has active membership with a role in the same organization. Member qualifies as a role.</w:t>
+              <w:t xml:space="preserve">Can delete either participant's messages </w:t>
+            </w:r>
+            <w:proofErr w:type="gramStart"/>
+            <w:r>
+              <w:rPr>
+                <w:sz w:val="20"/>
+              </w:rPr>
+              <w:t>and</w:t>
+            </w:r>
+            <w:proofErr w:type="gramEnd"/>
+            <w:r>
+              <w:rPr>
+                <w:sz w:val="20"/>
+              </w:rPr>
+              <w:t xml:space="preserve"> whole conversations within the resolved administrative boundary, provided every participant remains within that boundary. ADMIN does not give global deletion outside it.</w:t>
             </w:r>
           </w:p>
         </w:tc>
@@ -3056,7 +6074,7 @@
                 <w:color w:val="1F4D78"/>
                 <w:sz w:val="20"/>
               </w:rPr>
-              <w:t>UPDATE</w:t>
+              <w:t>DELETE</w:t>
             </w:r>
           </w:p>
         </w:tc>
@@ -3080,7 +6098,7 @@
                 <w:b/>
                 <w:sz w:val="20"/>
               </w:rPr>
-              <w:t>ADMIN</w:t>
+              <w:t>GLOBAL</w:t>
             </w:r>
           </w:p>
         </w:tc>
@@ -3103,14 +6121,14 @@
               <w:rPr>
                 <w:sz w:val="20"/>
               </w:rPr>
-              <w:t xml:space="preserve">Can send text, attachments, and replies only as a current participant inside the administrative organization boundary. ADMIN is not a </w:t>
+              <w:t xml:space="preserve">Can delete any authorized message or whole conversation across boundaries. Single and bulk message deletion remain soft deletes; a whole-conversation deletion follows the existing conversation cleanup </w:t>
             </w:r>
             <w:r>
               <w:rPr>
                 <w:sz w:val="20"/>
               </w:rPr>
               <w:lastRenderedPageBreak/>
-              <w:t>moderator-send bypass.</w:t>
+              <w:t>path.</w:t>
             </w:r>
           </w:p>
         </w:tc>
@@ -3138,7 +6156,7 @@
                 <w:sz w:val="20"/>
               </w:rPr>
               <w:lastRenderedPageBreak/>
-              <w:t>UPDATE</w:t>
+              <w:t>DELETE_ALL</w:t>
             </w:r>
           </w:p>
         </w:tc>
@@ -3162,7 +6180,7 @@
                 <w:b/>
                 <w:sz w:val="20"/>
               </w:rPr>
-              <w:t>GLOBAL</w:t>
+              <w:t>USER</w:t>
             </w:r>
           </w:p>
         </w:tc>
@@ -3185,7 +6203,35 @@
               <w:rPr>
                 <w:sz w:val="20"/>
               </w:rPr>
-              <w:t>Can send text, attachments, and replies only as a current participant under normal contact checks. Global scope alone does not permit sending into another user's conversation.</w:t>
+              <w:t xml:space="preserve">Can see and manage the global deletion/broadcast surface. </w:t>
+            </w:r>
+            <w:proofErr w:type="gramStart"/>
+            <w:r>
+              <w:rPr>
+                <w:sz w:val="20"/>
+              </w:rPr>
+              <w:t>Can</w:t>
+            </w:r>
+            <w:proofErr w:type="gramEnd"/>
+            <w:r>
+              <w:rPr>
+                <w:sz w:val="20"/>
+              </w:rPr>
+              <w:t xml:space="preserve"> delete any message or whole conversation across </w:t>
+            </w:r>
+            <w:proofErr w:type="gramStart"/>
+            <w:r>
+              <w:rPr>
+                <w:sz w:val="20"/>
+              </w:rPr>
+              <w:t>boundaries, and</w:t>
+            </w:r>
+            <w:proofErr w:type="gramEnd"/>
+            <w:r>
+              <w:rPr>
+                <w:sz w:val="20"/>
+              </w:rPr>
+              <w:t xml:space="preserve"> can search broadcast recipients and send broadcast direct-message fan-out. This is global destructive authority; the displayed scope does not narrow it in the current implementation.</w:t>
             </w:r>
           </w:p>
         </w:tc>
@@ -3212,7 +6258,7 @@
                 <w:color w:val="1F4D78"/>
                 <w:sz w:val="20"/>
               </w:rPr>
-              <w:t>DOWNLOAD_FILE</w:t>
+              <w:t>DELETE_ALL</w:t>
             </w:r>
           </w:p>
         </w:tc>
@@ -3236,7 +6282,7 @@
                 <w:b/>
                 <w:sz w:val="20"/>
               </w:rPr>
-              <w:t>USER</w:t>
+              <w:t>OWNER</w:t>
             </w:r>
           </w:p>
         </w:tc>
@@ -3259,7 +6305,21 @@
               <w:rPr>
                 <w:sz w:val="20"/>
               </w:rPr>
-              <w:t>Can view inline images or download files only when DOWNLOAD_FILE is granted and the user can read the conversation. The message must be active and still reference the file. A deleted message's file cannot be downloaded, even through a saved URL. This scope does not independently broaden conversation visibility.</w:t>
+              <w:t xml:space="preserve">Can see and manage the global deletion/broadcast surface. </w:t>
+            </w:r>
+            <w:proofErr w:type="gramStart"/>
+            <w:r>
+              <w:rPr>
+                <w:sz w:val="20"/>
+              </w:rPr>
+              <w:t>Can</w:t>
+            </w:r>
+            <w:proofErr w:type="gramEnd"/>
+            <w:r>
+              <w:rPr>
+                <w:sz w:val="20"/>
+              </w:rPr>
+              <w:t xml:space="preserve"> delete any message or whole conversation across boundaries, and can search broadcast recipients and send broadcast direct-message fan-out. This is global destructive authority; the displayed scope does not narrow it in the current implementation.</w:t>
             </w:r>
           </w:p>
         </w:tc>
@@ -3286,7 +6346,7 @@
                 <w:color w:val="1F4D78"/>
                 <w:sz w:val="20"/>
               </w:rPr>
-              <w:t>DOWNLOAD_FILE</w:t>
+              <w:t>DELETE_ALL</w:t>
             </w:r>
           </w:p>
         </w:tc>
@@ -3310,7 +6370,7 @@
                 <w:b/>
                 <w:sz w:val="20"/>
               </w:rPr>
-              <w:t>OWNER</w:t>
+              <w:t>DEPARTMENT</w:t>
             </w:r>
           </w:p>
         </w:tc>
@@ -3333,7 +6393,35 @@
               <w:rPr>
                 <w:sz w:val="20"/>
               </w:rPr>
-              <w:t>Can view inline images or download files only when DOWNLOAD_FILE is granted and the user can read the conversation. The message must be active and still reference the file. A deleted message's file cannot be downloaded, even through a saved URL. This scope does not independently broaden conversation visibility.</w:t>
+              <w:t xml:space="preserve">Can see and manage the global deletion/broadcast surface. </w:t>
+            </w:r>
+            <w:proofErr w:type="gramStart"/>
+            <w:r>
+              <w:rPr>
+                <w:sz w:val="20"/>
+              </w:rPr>
+              <w:t>Can</w:t>
+            </w:r>
+            <w:proofErr w:type="gramEnd"/>
+            <w:r>
+              <w:rPr>
+                <w:sz w:val="20"/>
+              </w:rPr>
+              <w:t xml:space="preserve"> delete any message or whole conversation across </w:t>
+            </w:r>
+            <w:proofErr w:type="gramStart"/>
+            <w:r>
+              <w:rPr>
+                <w:sz w:val="20"/>
+              </w:rPr>
+              <w:t>boundaries, and</w:t>
+            </w:r>
+            <w:proofErr w:type="gramEnd"/>
+            <w:r>
+              <w:rPr>
+                <w:sz w:val="20"/>
+              </w:rPr>
+              <w:t xml:space="preserve"> can search broadcast recipients and send broadcast direct-message fan-out. This is global destructive authority; the displayed scope does not narrow it in the current implementation.</w:t>
             </w:r>
           </w:p>
         </w:tc>
@@ -3360,7 +6448,7 @@
                 <w:color w:val="1F4D78"/>
                 <w:sz w:val="20"/>
               </w:rPr>
-              <w:t>DOWNLOAD_FILE</w:t>
+              <w:t>DELETE_ALL</w:t>
             </w:r>
           </w:p>
         </w:tc>
@@ -3384,7 +6472,7 @@
                 <w:b/>
                 <w:sz w:val="20"/>
               </w:rPr>
-              <w:t>DEPARTMENT</w:t>
+              <w:t>DIVISION</w:t>
             </w:r>
           </w:p>
         </w:tc>
@@ -3407,7 +6495,35 @@
               <w:rPr>
                 <w:sz w:val="20"/>
               </w:rPr>
-              <w:t>Can view inline images or download files only when DOWNLOAD_FILE is granted and the user can read the conversation. The message must be active and still reference the file. A deleted message's file cannot be downloaded, even through a saved URL. This scope does not independently broaden conversation visibility.</w:t>
+              <w:t xml:space="preserve">Can see and manage the global deletion/broadcast surface. </w:t>
+            </w:r>
+            <w:proofErr w:type="gramStart"/>
+            <w:r>
+              <w:rPr>
+                <w:sz w:val="20"/>
+              </w:rPr>
+              <w:t>Can</w:t>
+            </w:r>
+            <w:proofErr w:type="gramEnd"/>
+            <w:r>
+              <w:rPr>
+                <w:sz w:val="20"/>
+              </w:rPr>
+              <w:t xml:space="preserve"> delete any message or whole conversation across </w:t>
+            </w:r>
+            <w:proofErr w:type="gramStart"/>
+            <w:r>
+              <w:rPr>
+                <w:sz w:val="20"/>
+              </w:rPr>
+              <w:t>boundaries, and</w:t>
+            </w:r>
+            <w:proofErr w:type="gramEnd"/>
+            <w:r>
+              <w:rPr>
+                <w:sz w:val="20"/>
+              </w:rPr>
+              <w:t xml:space="preserve"> can search broadcast recipients and send broadcast direct-message fan-out. This is global destructive authority; the displayed scope does not narrow it in the current implementation.</w:t>
             </w:r>
           </w:p>
         </w:tc>
@@ -3434,7 +6550,7 @@
                 <w:color w:val="1F4D78"/>
                 <w:sz w:val="20"/>
               </w:rPr>
-              <w:t>DOWNLOAD_FILE</w:t>
+              <w:t>DELETE_ALL</w:t>
             </w:r>
           </w:p>
         </w:tc>
@@ -3458,7 +6574,7 @@
                 <w:b/>
                 <w:sz w:val="20"/>
               </w:rPr>
-              <w:t>DIVISION</w:t>
+              <w:t>ORGANIZATION</w:t>
             </w:r>
           </w:p>
         </w:tc>
@@ -3481,7 +6597,35 @@
               <w:rPr>
                 <w:sz w:val="20"/>
               </w:rPr>
-              <w:t>Can view inline images or download files only when DOWNLOAD_FILE is granted and the user can read the conversation. The message must be active and still reference the file. A deleted message's file cannot be downloaded, even through a saved URL. This scope does not independently broaden conversation visibility.</w:t>
+              <w:t xml:space="preserve">Can see and manage the global deletion/broadcast surface. </w:t>
+            </w:r>
+            <w:proofErr w:type="gramStart"/>
+            <w:r>
+              <w:rPr>
+                <w:sz w:val="20"/>
+              </w:rPr>
+              <w:t>Can</w:t>
+            </w:r>
+            <w:proofErr w:type="gramEnd"/>
+            <w:r>
+              <w:rPr>
+                <w:sz w:val="20"/>
+              </w:rPr>
+              <w:t xml:space="preserve"> delete any message or whole conversation across </w:t>
+            </w:r>
+            <w:proofErr w:type="gramStart"/>
+            <w:r>
+              <w:rPr>
+                <w:sz w:val="20"/>
+              </w:rPr>
+              <w:t>boundaries, and</w:t>
+            </w:r>
+            <w:proofErr w:type="gramEnd"/>
+            <w:r>
+              <w:rPr>
+                <w:sz w:val="20"/>
+              </w:rPr>
+              <w:t xml:space="preserve"> can search broadcast recipients and send broadcast direct-message fan-out. This is global destructive authority; the displayed scope does not narrow it in the current implementation.</w:t>
             </w:r>
           </w:p>
         </w:tc>
@@ -3508,7 +6652,7 @@
                 <w:color w:val="1F4D78"/>
                 <w:sz w:val="20"/>
               </w:rPr>
-              <w:t>DOWNLOAD_FILE</w:t>
+              <w:t>DELETE_ALL</w:t>
             </w:r>
           </w:p>
         </w:tc>
@@ -3532,7 +6676,7 @@
                 <w:b/>
                 <w:sz w:val="20"/>
               </w:rPr>
-              <w:t>ORGANIZATION</w:t>
+              <w:t>ADMIN</w:t>
             </w:r>
           </w:p>
         </w:tc>
@@ -3555,7 +6699,35 @@
               <w:rPr>
                 <w:sz w:val="20"/>
               </w:rPr>
-              <w:t>Can view inline images or download files only when DOWNLOAD_FILE is granted and the user can read the conversation. The message must be active and still reference the file. A deleted message's file cannot be downloaded, even through a saved URL. This scope does not independently broaden conversation visibility.</w:t>
+              <w:t xml:space="preserve">Can see and manage the global deletion/broadcast surface. </w:t>
+            </w:r>
+            <w:proofErr w:type="gramStart"/>
+            <w:r>
+              <w:rPr>
+                <w:sz w:val="20"/>
+              </w:rPr>
+              <w:t>Can</w:t>
+            </w:r>
+            <w:proofErr w:type="gramEnd"/>
+            <w:r>
+              <w:rPr>
+                <w:sz w:val="20"/>
+              </w:rPr>
+              <w:t xml:space="preserve"> delete any message or whole conversation across </w:t>
+            </w:r>
+            <w:proofErr w:type="gramStart"/>
+            <w:r>
+              <w:rPr>
+                <w:sz w:val="20"/>
+              </w:rPr>
+              <w:t>boundaries, and</w:t>
+            </w:r>
+            <w:proofErr w:type="gramEnd"/>
+            <w:r>
+              <w:rPr>
+                <w:sz w:val="20"/>
+              </w:rPr>
+              <w:t xml:space="preserve"> can search broadcast recipients and send broadcast direct-message fan-out. This is global destructive authority; the displayed scope does not narrow it in the current implementation.</w:t>
             </w:r>
           </w:p>
         </w:tc>
@@ -3582,7 +6754,7 @@
                 <w:color w:val="1F4D78"/>
                 <w:sz w:val="20"/>
               </w:rPr>
-              <w:t>DOWNLOAD_FILE</w:t>
+              <w:t>DELETE_ALL</w:t>
             </w:r>
           </w:p>
         </w:tc>
@@ -3606,7 +6778,7 @@
                 <w:b/>
                 <w:sz w:val="20"/>
               </w:rPr>
-              <w:t>ADMIN</w:t>
+              <w:t>GLOBAL</w:t>
             </w:r>
           </w:p>
         </w:tc>
@@ -3629,1126 +6801,35 @@
               <w:rPr>
                 <w:sz w:val="20"/>
               </w:rPr>
-              <w:t>Can view inline images or download files only when DOWNLOAD_FILE is granted and the user can read the conversation. The message must be active and still reference the file. A deleted message's file cannot be downloaded, even through a saved URL. This scope does not independently broaden conversation visibility.</w:t>
-            </w:r>
-          </w:p>
-        </w:tc>
-      </w:tr>
-      <w:tr>
-        <w:tc>
-          <w:tcPr>
-            <w:tcW w:w="1440" w:type="dxa"/>
-            <w:tcMar>
-              <w:top w:w="80" w:type="dxa"/>
-              <w:left w:w="120" w:type="dxa"/>
-              <w:bottom w:w="80" w:type="dxa"/>
-              <w:right w:w="120" w:type="dxa"/>
-            </w:tcMar>
-            <w:vAlign w:val="center"/>
-          </w:tcPr>
-          <w:p>
-            <w:pPr>
-              <w:spacing w:after="0" w:line="269" w:lineRule="auto"/>
-            </w:pPr>
-            <w:r>
-              <w:rPr>
-                <w:b/>
-                <w:color w:val="1F4D78"/>
-                <w:sz w:val="20"/>
-              </w:rPr>
-              <w:t>DOWNLOAD_FILE</w:t>
-            </w:r>
-          </w:p>
-        </w:tc>
-        <w:tc>
-          <w:tcPr>
-            <w:tcW w:w="1656" w:type="dxa"/>
-            <w:tcMar>
-              <w:top w:w="80" w:type="dxa"/>
-              <w:left w:w="120" w:type="dxa"/>
-              <w:bottom w:w="80" w:type="dxa"/>
-              <w:right w:w="120" w:type="dxa"/>
-            </w:tcMar>
-            <w:vAlign w:val="center"/>
-          </w:tcPr>
-          <w:p>
-            <w:pPr>
-              <w:spacing w:after="0" w:line="269" w:lineRule="auto"/>
-            </w:pPr>
-            <w:r>
-              <w:rPr>
-                <w:b/>
-                <w:sz w:val="20"/>
-              </w:rPr>
-              <w:t>GLOBAL</w:t>
-            </w:r>
-          </w:p>
-        </w:tc>
-        <w:tc>
-          <w:tcPr>
-            <w:tcW w:w="6264" w:type="dxa"/>
-            <w:tcMar>
-              <w:top w:w="80" w:type="dxa"/>
-              <w:left w:w="120" w:type="dxa"/>
-              <w:bottom w:w="80" w:type="dxa"/>
-              <w:right w:w="120" w:type="dxa"/>
-            </w:tcMar>
-            <w:vAlign w:val="center"/>
-          </w:tcPr>
-          <w:p>
-            <w:pPr>
-              <w:spacing w:after="0" w:line="269" w:lineRule="auto"/>
-            </w:pPr>
-            <w:r>
-              <w:rPr>
-                <w:sz w:val="20"/>
-              </w:rPr>
-              <w:t>Can view inline images or download files only when DOWNLOAD_FILE is granted and the user can read the conversation. The message must be active and still reference the file. A deleted message's file cannot be downloaded, even through a saved URL. This scope does not independently broaden conversation visibility.</w:t>
-            </w:r>
-          </w:p>
-        </w:tc>
-      </w:tr>
-      <w:tr>
-        <w:tc>
-          <w:tcPr>
-            <w:tcW w:w="1440" w:type="dxa"/>
-            <w:tcMar>
-              <w:top w:w="80" w:type="dxa"/>
-              <w:left w:w="120" w:type="dxa"/>
-              <w:bottom w:w="80" w:type="dxa"/>
-              <w:right w:w="120" w:type="dxa"/>
-            </w:tcMar>
-            <w:vAlign w:val="center"/>
-          </w:tcPr>
-          <w:p>
-            <w:pPr>
-              <w:spacing w:after="0" w:line="269" w:lineRule="auto"/>
-            </w:pPr>
-            <w:r>
-              <w:rPr>
-                <w:b/>
-                <w:color w:val="1F4D78"/>
-                <w:sz w:val="20"/>
-              </w:rPr>
-              <w:t>DELETE</w:t>
-            </w:r>
-          </w:p>
-        </w:tc>
-        <w:tc>
-          <w:tcPr>
-            <w:tcW w:w="1656" w:type="dxa"/>
-            <w:tcMar>
-              <w:top w:w="80" w:type="dxa"/>
-              <w:left w:w="120" w:type="dxa"/>
-              <w:bottom w:w="80" w:type="dxa"/>
-              <w:right w:w="120" w:type="dxa"/>
-            </w:tcMar>
-            <w:vAlign w:val="center"/>
-          </w:tcPr>
-          <w:p>
-            <w:pPr>
-              <w:spacing w:after="0" w:line="269" w:lineRule="auto"/>
-            </w:pPr>
-            <w:r>
-              <w:rPr>
-                <w:b/>
-                <w:sz w:val="20"/>
-              </w:rPr>
-              <w:t>USER</w:t>
-            </w:r>
-          </w:p>
-        </w:tc>
-        <w:tc>
-          <w:tcPr>
-            <w:tcW w:w="6264" w:type="dxa"/>
-            <w:tcMar>
-              <w:top w:w="80" w:type="dxa"/>
-              <w:left w:w="120" w:type="dxa"/>
-              <w:bottom w:w="80" w:type="dxa"/>
-              <w:right w:w="120" w:type="dxa"/>
-            </w:tcMar>
-            <w:vAlign w:val="center"/>
-          </w:tcPr>
-          <w:p>
-            <w:pPr>
-              <w:spacing w:after="0" w:line="269" w:lineRule="auto"/>
-            </w:pPr>
-            <w:r>
-              <w:rPr>
-                <w:sz w:val="20"/>
-              </w:rPr>
-              <w:t>Can select and soft-delete only messages sent by the user. Can use single-message deletion or bulk deletion when every selected message is their own. Cannot delete another participant's message or the whole conversation. Deleted messages remain visible as Message deleted.</w:t>
-            </w:r>
-          </w:p>
-        </w:tc>
-      </w:tr>
-      <w:tr>
-        <w:tc>
-          <w:tcPr>
-            <w:tcW w:w="1440" w:type="dxa"/>
-            <w:tcMar>
-              <w:top w:w="80" w:type="dxa"/>
-              <w:left w:w="120" w:type="dxa"/>
-              <w:bottom w:w="80" w:type="dxa"/>
-              <w:right w:w="120" w:type="dxa"/>
-            </w:tcMar>
-            <w:vAlign w:val="center"/>
-          </w:tcPr>
-          <w:p>
-            <w:pPr>
-              <w:spacing w:after="0" w:line="269" w:lineRule="auto"/>
-            </w:pPr>
-            <w:r>
-              <w:rPr>
-                <w:b/>
-                <w:color w:val="1F4D78"/>
-                <w:sz w:val="20"/>
-              </w:rPr>
-              <w:lastRenderedPageBreak/>
-              <w:t>DELETE</w:t>
-            </w:r>
-          </w:p>
-        </w:tc>
-        <w:tc>
-          <w:tcPr>
-            <w:tcW w:w="1656" w:type="dxa"/>
-            <w:tcMar>
-              <w:top w:w="80" w:type="dxa"/>
-              <w:left w:w="120" w:type="dxa"/>
-              <w:bottom w:w="80" w:type="dxa"/>
-              <w:right w:w="120" w:type="dxa"/>
-            </w:tcMar>
-            <w:vAlign w:val="center"/>
-          </w:tcPr>
-          <w:p>
-            <w:pPr>
-              <w:spacing w:after="0" w:line="269" w:lineRule="auto"/>
-            </w:pPr>
-            <w:r>
-              <w:rPr>
-                <w:b/>
-                <w:sz w:val="20"/>
-              </w:rPr>
-              <w:t>OWNER</w:t>
-            </w:r>
-          </w:p>
-        </w:tc>
-        <w:tc>
-          <w:tcPr>
-            <w:tcW w:w="6264" w:type="dxa"/>
-            <w:tcMar>
-              <w:top w:w="80" w:type="dxa"/>
-              <w:left w:w="120" w:type="dxa"/>
-              <w:bottom w:w="80" w:type="dxa"/>
-              <w:right w:w="120" w:type="dxa"/>
-            </w:tcMar>
-            <w:vAlign w:val="center"/>
-          </w:tcPr>
-          <w:p>
-            <w:pPr>
-              <w:spacing w:after="0" w:line="269" w:lineRule="auto"/>
-            </w:pPr>
-            <w:r>
-              <w:rPr>
-                <w:sz w:val="20"/>
-              </w:rPr>
-              <w:t>Can select and soft-delete only messages authored by the user. Can use single or bulk deletion only when every selected message is their own. Cannot delete another participant's message or the whole conversation.</w:t>
-            </w:r>
-          </w:p>
-        </w:tc>
-      </w:tr>
-      <w:tr>
-        <w:tc>
-          <w:tcPr>
-            <w:tcW w:w="1440" w:type="dxa"/>
-            <w:tcMar>
-              <w:top w:w="80" w:type="dxa"/>
-              <w:left w:w="120" w:type="dxa"/>
-              <w:bottom w:w="80" w:type="dxa"/>
-              <w:right w:w="120" w:type="dxa"/>
-            </w:tcMar>
-            <w:vAlign w:val="center"/>
-          </w:tcPr>
-          <w:p>
-            <w:pPr>
-              <w:spacing w:after="0" w:line="269" w:lineRule="auto"/>
-            </w:pPr>
-            <w:r>
-              <w:rPr>
-                <w:b/>
-                <w:color w:val="1F4D78"/>
-                <w:sz w:val="20"/>
-              </w:rPr>
-              <w:t>DELETE</w:t>
-            </w:r>
-          </w:p>
-        </w:tc>
-        <w:tc>
-          <w:tcPr>
-            <w:tcW w:w="1656" w:type="dxa"/>
-            <w:tcMar>
-              <w:top w:w="80" w:type="dxa"/>
-              <w:left w:w="120" w:type="dxa"/>
-              <w:bottom w:w="80" w:type="dxa"/>
-              <w:right w:w="120" w:type="dxa"/>
-            </w:tcMar>
-            <w:vAlign w:val="center"/>
-          </w:tcPr>
-          <w:p>
-            <w:pPr>
-              <w:spacing w:after="0" w:line="269" w:lineRule="auto"/>
-            </w:pPr>
-            <w:r>
-              <w:rPr>
-                <w:b/>
-                <w:sz w:val="20"/>
-              </w:rPr>
-              <w:t>DEPARTMENT</w:t>
-            </w:r>
-          </w:p>
-        </w:tc>
-        <w:tc>
-          <w:tcPr>
-            <w:tcW w:w="6264" w:type="dxa"/>
-            <w:tcMar>
-              <w:top w:w="80" w:type="dxa"/>
-              <w:left w:w="120" w:type="dxa"/>
-              <w:bottom w:w="80" w:type="dxa"/>
-              <w:right w:w="120" w:type="dxa"/>
-            </w:tcMar>
-            <w:vAlign w:val="center"/>
-          </w:tcPr>
-          <w:p>
-            <w:pPr>
-              <w:spacing w:after="0" w:line="269" w:lineRule="auto"/>
-            </w:pPr>
-            <w:r>
-              <w:rPr>
-                <w:sz w:val="20"/>
-              </w:rPr>
-              <w:t>Can delete either participant's messages, including mixed multi-select, only when every conversation participant shares at least one recognized package domain with the user. Can delete the whole conversation under the same all-participants rule.</w:t>
-            </w:r>
-          </w:p>
-        </w:tc>
-      </w:tr>
-      <w:tr>
-        <w:tc>
-          <w:tcPr>
-            <w:tcW w:w="1440" w:type="dxa"/>
-            <w:tcMar>
-              <w:top w:w="80" w:type="dxa"/>
-              <w:left w:w="120" w:type="dxa"/>
-              <w:bottom w:w="80" w:type="dxa"/>
-              <w:right w:w="120" w:type="dxa"/>
-            </w:tcMar>
-            <w:vAlign w:val="center"/>
-          </w:tcPr>
-          <w:p>
-            <w:pPr>
-              <w:spacing w:after="0" w:line="269" w:lineRule="auto"/>
-            </w:pPr>
-            <w:r>
-              <w:rPr>
-                <w:b/>
-                <w:color w:val="1F4D78"/>
-                <w:sz w:val="20"/>
-              </w:rPr>
-              <w:t>DELETE</w:t>
-            </w:r>
-          </w:p>
-        </w:tc>
-        <w:tc>
-          <w:tcPr>
-            <w:tcW w:w="1656" w:type="dxa"/>
-            <w:tcMar>
-              <w:top w:w="80" w:type="dxa"/>
-              <w:left w:w="120" w:type="dxa"/>
-              <w:bottom w:w="80" w:type="dxa"/>
-              <w:right w:w="120" w:type="dxa"/>
-            </w:tcMar>
-            <w:vAlign w:val="center"/>
-          </w:tcPr>
-          <w:p>
-            <w:pPr>
-              <w:spacing w:after="0" w:line="269" w:lineRule="auto"/>
-            </w:pPr>
-            <w:r>
-              <w:rPr>
-                <w:b/>
-                <w:sz w:val="20"/>
-              </w:rPr>
-              <w:t>DIVISION</w:t>
-            </w:r>
-          </w:p>
-        </w:tc>
-        <w:tc>
-          <w:tcPr>
-            <w:tcW w:w="6264" w:type="dxa"/>
-            <w:tcMar>
-              <w:top w:w="80" w:type="dxa"/>
-              <w:left w:w="120" w:type="dxa"/>
-              <w:bottom w:w="80" w:type="dxa"/>
-              <w:right w:w="120" w:type="dxa"/>
-            </w:tcMar>
-            <w:vAlign w:val="center"/>
-          </w:tcPr>
-          <w:p>
-            <w:pPr>
-              <w:spacing w:after="0" w:line="269" w:lineRule="auto"/>
-            </w:pPr>
-            <w:r>
-              <w:rPr>
-                <w:sz w:val="20"/>
-              </w:rPr>
-              <w:t>Can delete either participant's messages, including mixed multi-select, only when every conversation participant shares one exact recognized package role with the user. Can delete the whole conversation under the same all-participants rule.</w:t>
-            </w:r>
-          </w:p>
-        </w:tc>
-      </w:tr>
-      <w:tr>
-        <w:tc>
-          <w:tcPr>
-            <w:tcW w:w="1440" w:type="dxa"/>
-            <w:tcMar>
-              <w:top w:w="80" w:type="dxa"/>
-              <w:left w:w="120" w:type="dxa"/>
-              <w:bottom w:w="80" w:type="dxa"/>
-              <w:right w:w="120" w:type="dxa"/>
-            </w:tcMar>
-            <w:vAlign w:val="center"/>
-          </w:tcPr>
-          <w:p>
-            <w:pPr>
-              <w:spacing w:after="0" w:line="269" w:lineRule="auto"/>
-            </w:pPr>
-            <w:r>
-              <w:rPr>
-                <w:b/>
-                <w:color w:val="1F4D78"/>
-                <w:sz w:val="20"/>
-              </w:rPr>
-              <w:t>DELETE</w:t>
-            </w:r>
-          </w:p>
-        </w:tc>
-        <w:tc>
-          <w:tcPr>
-            <w:tcW w:w="1656" w:type="dxa"/>
-            <w:tcMar>
-              <w:top w:w="80" w:type="dxa"/>
-              <w:left w:w="120" w:type="dxa"/>
-              <w:bottom w:w="80" w:type="dxa"/>
-              <w:right w:w="120" w:type="dxa"/>
-            </w:tcMar>
-            <w:vAlign w:val="center"/>
-          </w:tcPr>
-          <w:p>
-            <w:pPr>
-              <w:spacing w:after="0" w:line="269" w:lineRule="auto"/>
-            </w:pPr>
-            <w:r>
-              <w:rPr>
-                <w:b/>
-                <w:sz w:val="20"/>
-              </w:rPr>
-              <w:t>ORGANIZATION</w:t>
-            </w:r>
-          </w:p>
-        </w:tc>
-        <w:tc>
-          <w:tcPr>
-            <w:tcW w:w="6264" w:type="dxa"/>
-            <w:tcMar>
-              <w:top w:w="80" w:type="dxa"/>
-              <w:left w:w="120" w:type="dxa"/>
-              <w:bottom w:w="80" w:type="dxa"/>
-              <w:right w:w="120" w:type="dxa"/>
-            </w:tcMar>
-            <w:vAlign w:val="center"/>
-          </w:tcPr>
-          <w:p>
-            <w:pPr>
-              <w:spacing w:after="0" w:line="269" w:lineRule="auto"/>
-            </w:pPr>
-            <w:r>
-              <w:rPr>
-                <w:sz w:val="20"/>
-              </w:rPr>
-              <w:t>Can delete either participant's messages, including mixed multi-select, when every participant has active role-bearing membership in the active organization. Can delete the whole conversation inside that organization.</w:t>
-            </w:r>
-          </w:p>
-        </w:tc>
-      </w:tr>
-      <w:tr>
-        <w:tc>
-          <w:tcPr>
-            <w:tcW w:w="1440" w:type="dxa"/>
-            <w:tcMar>
-              <w:top w:w="80" w:type="dxa"/>
-              <w:left w:w="120" w:type="dxa"/>
-              <w:bottom w:w="80" w:type="dxa"/>
-              <w:right w:w="120" w:type="dxa"/>
-            </w:tcMar>
-            <w:vAlign w:val="center"/>
-          </w:tcPr>
-          <w:p>
-            <w:pPr>
-              <w:spacing w:after="0" w:line="269" w:lineRule="auto"/>
-            </w:pPr>
-            <w:r>
-              <w:rPr>
-                <w:b/>
-                <w:color w:val="1F4D78"/>
-                <w:sz w:val="20"/>
-              </w:rPr>
-              <w:t>DELETE</w:t>
-            </w:r>
-          </w:p>
-        </w:tc>
-        <w:tc>
-          <w:tcPr>
-            <w:tcW w:w="1656" w:type="dxa"/>
-            <w:tcMar>
-              <w:top w:w="80" w:type="dxa"/>
-              <w:left w:w="120" w:type="dxa"/>
-              <w:bottom w:w="80" w:type="dxa"/>
-              <w:right w:w="120" w:type="dxa"/>
-            </w:tcMar>
-            <w:vAlign w:val="center"/>
-          </w:tcPr>
-          <w:p>
-            <w:pPr>
-              <w:spacing w:after="0" w:line="269" w:lineRule="auto"/>
-            </w:pPr>
-            <w:r>
-              <w:rPr>
-                <w:b/>
-                <w:sz w:val="20"/>
-              </w:rPr>
-              <w:t>ADMIN</w:t>
-            </w:r>
-          </w:p>
-        </w:tc>
-        <w:tc>
-          <w:tcPr>
-            <w:tcW w:w="6264" w:type="dxa"/>
-            <w:tcMar>
-              <w:top w:w="80" w:type="dxa"/>
-              <w:left w:w="120" w:type="dxa"/>
-              <w:bottom w:w="80" w:type="dxa"/>
-              <w:right w:w="120" w:type="dxa"/>
-            </w:tcMar>
-            <w:vAlign w:val="center"/>
-          </w:tcPr>
-          <w:p>
-            <w:pPr>
-              <w:spacing w:after="0" w:line="269" w:lineRule="auto"/>
-            </w:pPr>
-            <w:r>
-              <w:rPr>
-                <w:sz w:val="20"/>
-              </w:rPr>
-              <w:t>Can delete either participant's messages and whole conversations within the resolved administrative boundary, provided every participant remains within that boundary. ADMIN does not give global deletion outside it.</w:t>
-            </w:r>
-          </w:p>
-        </w:tc>
-      </w:tr>
-      <w:tr>
-        <w:tc>
-          <w:tcPr>
-            <w:tcW w:w="1440" w:type="dxa"/>
-            <w:tcMar>
-              <w:top w:w="80" w:type="dxa"/>
-              <w:left w:w="120" w:type="dxa"/>
-              <w:bottom w:w="80" w:type="dxa"/>
-              <w:right w:w="120" w:type="dxa"/>
-            </w:tcMar>
-            <w:vAlign w:val="center"/>
-          </w:tcPr>
-          <w:p>
-            <w:pPr>
-              <w:spacing w:after="0" w:line="269" w:lineRule="auto"/>
-            </w:pPr>
-            <w:r>
-              <w:rPr>
-                <w:b/>
-                <w:color w:val="1F4D78"/>
-                <w:sz w:val="20"/>
-              </w:rPr>
-              <w:t>DELETE</w:t>
-            </w:r>
-          </w:p>
-        </w:tc>
-        <w:tc>
-          <w:tcPr>
-            <w:tcW w:w="1656" w:type="dxa"/>
-            <w:tcMar>
-              <w:top w:w="80" w:type="dxa"/>
-              <w:left w:w="120" w:type="dxa"/>
-              <w:bottom w:w="80" w:type="dxa"/>
-              <w:right w:w="120" w:type="dxa"/>
-            </w:tcMar>
-            <w:vAlign w:val="center"/>
-          </w:tcPr>
-          <w:p>
-            <w:pPr>
-              <w:spacing w:after="0" w:line="269" w:lineRule="auto"/>
-            </w:pPr>
-            <w:r>
-              <w:rPr>
-                <w:b/>
-                <w:sz w:val="20"/>
-              </w:rPr>
-              <w:t>GLOBAL</w:t>
-            </w:r>
-          </w:p>
-        </w:tc>
-        <w:tc>
-          <w:tcPr>
-            <w:tcW w:w="6264" w:type="dxa"/>
-            <w:tcMar>
-              <w:top w:w="80" w:type="dxa"/>
-              <w:left w:w="120" w:type="dxa"/>
-              <w:bottom w:w="80" w:type="dxa"/>
-              <w:right w:w="120" w:type="dxa"/>
-            </w:tcMar>
-            <w:vAlign w:val="center"/>
-          </w:tcPr>
-          <w:p>
-            <w:pPr>
-              <w:spacing w:after="0" w:line="269" w:lineRule="auto"/>
-            </w:pPr>
-            <w:r>
-              <w:rPr>
-                <w:sz w:val="20"/>
-              </w:rPr>
-              <w:t>Can delete any authorized message or whole conversation across boundaries. Single and bulk message deletion remain soft deletes; a whole-conversation deletion follows the existing conversation cleanup path.</w:t>
-            </w:r>
-          </w:p>
-        </w:tc>
-      </w:tr>
-      <w:tr>
-        <w:tc>
-          <w:tcPr>
-            <w:tcW w:w="1440" w:type="dxa"/>
-            <w:tcMar>
-              <w:top w:w="80" w:type="dxa"/>
-              <w:left w:w="120" w:type="dxa"/>
-              <w:bottom w:w="80" w:type="dxa"/>
-              <w:right w:w="120" w:type="dxa"/>
-            </w:tcMar>
-            <w:vAlign w:val="center"/>
-          </w:tcPr>
-          <w:p>
-            <w:pPr>
-              <w:spacing w:after="0" w:line="269" w:lineRule="auto"/>
-            </w:pPr>
-            <w:r>
-              <w:rPr>
-                <w:b/>
-                <w:color w:val="1F4D78"/>
-                <w:sz w:val="20"/>
-              </w:rPr>
-              <w:t>DELETE_ALL</w:t>
-            </w:r>
-          </w:p>
-        </w:tc>
-        <w:tc>
-          <w:tcPr>
-            <w:tcW w:w="1656" w:type="dxa"/>
-            <w:tcMar>
-              <w:top w:w="80" w:type="dxa"/>
-              <w:left w:w="120" w:type="dxa"/>
-              <w:bottom w:w="80" w:type="dxa"/>
-              <w:right w:w="120" w:type="dxa"/>
-            </w:tcMar>
-            <w:vAlign w:val="center"/>
-          </w:tcPr>
-          <w:p>
-            <w:pPr>
-              <w:spacing w:after="0" w:line="269" w:lineRule="auto"/>
-            </w:pPr>
-            <w:r>
-              <w:rPr>
-                <w:b/>
-                <w:sz w:val="20"/>
-              </w:rPr>
-              <w:t>USER</w:t>
-            </w:r>
-          </w:p>
-        </w:tc>
-        <w:tc>
-          <w:tcPr>
-            <w:tcW w:w="6264" w:type="dxa"/>
-            <w:tcMar>
-              <w:top w:w="80" w:type="dxa"/>
-              <w:left w:w="120" w:type="dxa"/>
-              <w:bottom w:w="80" w:type="dxa"/>
-              <w:right w:w="120" w:type="dxa"/>
-            </w:tcMar>
-            <w:vAlign w:val="center"/>
-          </w:tcPr>
-          <w:p>
-            <w:pPr>
-              <w:spacing w:after="0" w:line="269" w:lineRule="auto"/>
-            </w:pPr>
-            <w:r>
-              <w:rPr>
-                <w:sz w:val="20"/>
-              </w:rPr>
-              <w:t>Can see and manage the global deletion/broadcast surface. Can delete any message or whole conversation across boundaries, and can search broadcast recipients and send broadcast direct-message fan-out. This is global destructive authority; the displayed scope does not narrow it in the current implementation.</w:t>
-            </w:r>
-          </w:p>
-        </w:tc>
-      </w:tr>
-      <w:tr>
-        <w:tc>
-          <w:tcPr>
-            <w:tcW w:w="1440" w:type="dxa"/>
-            <w:tcMar>
-              <w:top w:w="80" w:type="dxa"/>
-              <w:left w:w="120" w:type="dxa"/>
-              <w:bottom w:w="80" w:type="dxa"/>
-              <w:right w:w="120" w:type="dxa"/>
-            </w:tcMar>
-            <w:vAlign w:val="center"/>
-          </w:tcPr>
-          <w:p>
-            <w:pPr>
-              <w:spacing w:after="0" w:line="269" w:lineRule="auto"/>
-            </w:pPr>
-            <w:r>
-              <w:rPr>
-                <w:b/>
-                <w:color w:val="1F4D78"/>
-                <w:sz w:val="20"/>
-              </w:rPr>
-              <w:t>DELETE_ALL</w:t>
-            </w:r>
-          </w:p>
-        </w:tc>
-        <w:tc>
-          <w:tcPr>
-            <w:tcW w:w="1656" w:type="dxa"/>
-            <w:tcMar>
-              <w:top w:w="80" w:type="dxa"/>
-              <w:left w:w="120" w:type="dxa"/>
-              <w:bottom w:w="80" w:type="dxa"/>
-              <w:right w:w="120" w:type="dxa"/>
-            </w:tcMar>
-            <w:vAlign w:val="center"/>
-          </w:tcPr>
-          <w:p>
-            <w:pPr>
-              <w:spacing w:after="0" w:line="269" w:lineRule="auto"/>
-            </w:pPr>
-            <w:r>
-              <w:rPr>
-                <w:b/>
-                <w:sz w:val="20"/>
-              </w:rPr>
-              <w:t>OWNER</w:t>
-            </w:r>
-          </w:p>
-        </w:tc>
-        <w:tc>
-          <w:tcPr>
-            <w:tcW w:w="6264" w:type="dxa"/>
-            <w:tcMar>
-              <w:top w:w="80" w:type="dxa"/>
-              <w:left w:w="120" w:type="dxa"/>
-              <w:bottom w:w="80" w:type="dxa"/>
-              <w:right w:w="120" w:type="dxa"/>
-            </w:tcMar>
-            <w:vAlign w:val="center"/>
-          </w:tcPr>
-          <w:p>
-            <w:pPr>
-              <w:spacing w:after="0" w:line="269" w:lineRule="auto"/>
-            </w:pPr>
-            <w:r>
-              <w:rPr>
-                <w:sz w:val="20"/>
-              </w:rPr>
-              <w:t>Can see and manage the global deletion/broadcast surface. Can delete any message or whole conversation across boundaries, and can search broadcast recipients and send broadcast direct-message fan-out. This is global destructive authority; the displayed scope does not narrow it in the current implementation.</w:t>
-            </w:r>
-          </w:p>
-        </w:tc>
-      </w:tr>
-      <w:tr>
-        <w:tc>
-          <w:tcPr>
-            <w:tcW w:w="1440" w:type="dxa"/>
-            <w:tcMar>
-              <w:top w:w="80" w:type="dxa"/>
-              <w:left w:w="120" w:type="dxa"/>
-              <w:bottom w:w="80" w:type="dxa"/>
-              <w:right w:w="120" w:type="dxa"/>
-            </w:tcMar>
-            <w:vAlign w:val="center"/>
-          </w:tcPr>
-          <w:p>
-            <w:pPr>
-              <w:spacing w:after="0" w:line="269" w:lineRule="auto"/>
-            </w:pPr>
-            <w:r>
-              <w:rPr>
-                <w:b/>
-                <w:color w:val="1F4D78"/>
-                <w:sz w:val="20"/>
-              </w:rPr>
-              <w:t>DELETE_ALL</w:t>
-            </w:r>
-          </w:p>
-        </w:tc>
-        <w:tc>
-          <w:tcPr>
-            <w:tcW w:w="1656" w:type="dxa"/>
-            <w:tcMar>
-              <w:top w:w="80" w:type="dxa"/>
-              <w:left w:w="120" w:type="dxa"/>
-              <w:bottom w:w="80" w:type="dxa"/>
-              <w:right w:w="120" w:type="dxa"/>
-            </w:tcMar>
-            <w:vAlign w:val="center"/>
-          </w:tcPr>
-          <w:p>
-            <w:pPr>
-              <w:spacing w:after="0" w:line="269" w:lineRule="auto"/>
-            </w:pPr>
-            <w:r>
-              <w:rPr>
-                <w:b/>
-                <w:sz w:val="20"/>
-              </w:rPr>
-              <w:t>DEPARTMENT</w:t>
-            </w:r>
-          </w:p>
-        </w:tc>
-        <w:tc>
-          <w:tcPr>
-            <w:tcW w:w="6264" w:type="dxa"/>
-            <w:tcMar>
-              <w:top w:w="80" w:type="dxa"/>
-              <w:left w:w="120" w:type="dxa"/>
-              <w:bottom w:w="80" w:type="dxa"/>
-              <w:right w:w="120" w:type="dxa"/>
-            </w:tcMar>
-            <w:vAlign w:val="center"/>
-          </w:tcPr>
-          <w:p>
-            <w:pPr>
-              <w:spacing w:after="0" w:line="269" w:lineRule="auto"/>
-            </w:pPr>
-            <w:r>
-              <w:rPr>
-                <w:sz w:val="20"/>
-              </w:rPr>
-              <w:t>Can see and manage the global deletion/broadcast surface. Can delete any message or whole conversation across boundaries, and can search broadcast recipients and send broadcast direct-message fan-out. This is global destructive authority; the displayed scope does not narrow it in the current implementation.</w:t>
-            </w:r>
-          </w:p>
-        </w:tc>
-      </w:tr>
-      <w:tr>
-        <w:tc>
-          <w:tcPr>
-            <w:tcW w:w="1440" w:type="dxa"/>
-            <w:tcMar>
-              <w:top w:w="80" w:type="dxa"/>
-              <w:left w:w="120" w:type="dxa"/>
-              <w:bottom w:w="80" w:type="dxa"/>
-              <w:right w:w="120" w:type="dxa"/>
-            </w:tcMar>
-            <w:vAlign w:val="center"/>
-          </w:tcPr>
-          <w:p>
-            <w:pPr>
-              <w:spacing w:after="0" w:line="269" w:lineRule="auto"/>
-            </w:pPr>
-            <w:r>
-              <w:rPr>
-                <w:b/>
-                <w:color w:val="1F4D78"/>
-                <w:sz w:val="20"/>
-              </w:rPr>
-              <w:t>DELETE_ALL</w:t>
-            </w:r>
-          </w:p>
-        </w:tc>
-        <w:tc>
-          <w:tcPr>
-            <w:tcW w:w="1656" w:type="dxa"/>
-            <w:tcMar>
-              <w:top w:w="80" w:type="dxa"/>
-              <w:left w:w="120" w:type="dxa"/>
-              <w:bottom w:w="80" w:type="dxa"/>
-              <w:right w:w="120" w:type="dxa"/>
-            </w:tcMar>
-            <w:vAlign w:val="center"/>
-          </w:tcPr>
-          <w:p>
-            <w:pPr>
-              <w:spacing w:after="0" w:line="269" w:lineRule="auto"/>
-            </w:pPr>
-            <w:r>
-              <w:rPr>
-                <w:b/>
-                <w:sz w:val="20"/>
-              </w:rPr>
-              <w:t>DIVISION</w:t>
-            </w:r>
-          </w:p>
-        </w:tc>
-        <w:tc>
-          <w:tcPr>
-            <w:tcW w:w="6264" w:type="dxa"/>
-            <w:tcMar>
-              <w:top w:w="80" w:type="dxa"/>
-              <w:left w:w="120" w:type="dxa"/>
-              <w:bottom w:w="80" w:type="dxa"/>
-              <w:right w:w="120" w:type="dxa"/>
-            </w:tcMar>
-            <w:vAlign w:val="center"/>
-          </w:tcPr>
-          <w:p>
-            <w:pPr>
-              <w:spacing w:after="0" w:line="269" w:lineRule="auto"/>
-            </w:pPr>
-            <w:r>
-              <w:rPr>
-                <w:sz w:val="20"/>
-              </w:rPr>
-              <w:t>Can see and manage the global deletion/broadcast surface. Can delete any message or whole conversation across boundaries, and can search broadcast recipients and send broadcast direct-message fan-out. This is global destructive authority; the displayed scope does not narrow it in the current implementation.</w:t>
-            </w:r>
-          </w:p>
-        </w:tc>
-      </w:tr>
-      <w:tr>
-        <w:tc>
-          <w:tcPr>
-            <w:tcW w:w="1440" w:type="dxa"/>
-            <w:tcMar>
-              <w:top w:w="80" w:type="dxa"/>
-              <w:left w:w="120" w:type="dxa"/>
-              <w:bottom w:w="80" w:type="dxa"/>
-              <w:right w:w="120" w:type="dxa"/>
-            </w:tcMar>
-            <w:vAlign w:val="center"/>
-          </w:tcPr>
-          <w:p>
-            <w:pPr>
-              <w:spacing w:after="0" w:line="269" w:lineRule="auto"/>
-            </w:pPr>
-            <w:r>
-              <w:rPr>
-                <w:b/>
-                <w:color w:val="1F4D78"/>
-                <w:sz w:val="20"/>
-              </w:rPr>
-              <w:t>DELETE_ALL</w:t>
-            </w:r>
-          </w:p>
-        </w:tc>
-        <w:tc>
-          <w:tcPr>
-            <w:tcW w:w="1656" w:type="dxa"/>
-            <w:tcMar>
-              <w:top w:w="80" w:type="dxa"/>
-              <w:left w:w="120" w:type="dxa"/>
-              <w:bottom w:w="80" w:type="dxa"/>
-              <w:right w:w="120" w:type="dxa"/>
-            </w:tcMar>
-            <w:vAlign w:val="center"/>
-          </w:tcPr>
-          <w:p>
-            <w:pPr>
-              <w:spacing w:after="0" w:line="269" w:lineRule="auto"/>
-            </w:pPr>
-            <w:r>
-              <w:rPr>
-                <w:b/>
-                <w:sz w:val="20"/>
-              </w:rPr>
-              <w:t>ORGANIZATION</w:t>
-            </w:r>
-          </w:p>
-        </w:tc>
-        <w:tc>
-          <w:tcPr>
-            <w:tcW w:w="6264" w:type="dxa"/>
-            <w:tcMar>
-              <w:top w:w="80" w:type="dxa"/>
-              <w:left w:w="120" w:type="dxa"/>
-              <w:bottom w:w="80" w:type="dxa"/>
-              <w:right w:w="120" w:type="dxa"/>
-            </w:tcMar>
-            <w:vAlign w:val="center"/>
-          </w:tcPr>
-          <w:p>
-            <w:pPr>
-              <w:spacing w:after="0" w:line="269" w:lineRule="auto"/>
-            </w:pPr>
-            <w:r>
-              <w:rPr>
-                <w:sz w:val="20"/>
-              </w:rPr>
-              <w:t xml:space="preserve">Can see and manage the global deletion/broadcast surface. Can delete any message or whole conversation across boundaries, and can search </w:t>
-            </w:r>
-            <w:r>
-              <w:rPr>
-                <w:sz w:val="20"/>
-              </w:rPr>
-              <w:lastRenderedPageBreak/>
-              <w:t>broadcast recipients and send broadcast direct-message fan-out. This is global destructive authority; the displayed scope does not narrow it in the current implementation.</w:t>
-            </w:r>
-          </w:p>
-        </w:tc>
-      </w:tr>
-      <w:tr>
-        <w:tc>
-          <w:tcPr>
-            <w:tcW w:w="1440" w:type="dxa"/>
-            <w:tcMar>
-              <w:top w:w="80" w:type="dxa"/>
-              <w:left w:w="120" w:type="dxa"/>
-              <w:bottom w:w="80" w:type="dxa"/>
-              <w:right w:w="120" w:type="dxa"/>
-            </w:tcMar>
-            <w:vAlign w:val="center"/>
-          </w:tcPr>
-          <w:p>
-            <w:pPr>
-              <w:spacing w:after="0" w:line="269" w:lineRule="auto"/>
-            </w:pPr>
-            <w:r>
-              <w:rPr>
-                <w:b/>
-                <w:color w:val="1F4D78"/>
-                <w:sz w:val="20"/>
-              </w:rPr>
-              <w:lastRenderedPageBreak/>
-              <w:t>DELETE_ALL</w:t>
-            </w:r>
-          </w:p>
-        </w:tc>
-        <w:tc>
-          <w:tcPr>
-            <w:tcW w:w="1656" w:type="dxa"/>
-            <w:tcMar>
-              <w:top w:w="80" w:type="dxa"/>
-              <w:left w:w="120" w:type="dxa"/>
-              <w:bottom w:w="80" w:type="dxa"/>
-              <w:right w:w="120" w:type="dxa"/>
-            </w:tcMar>
-            <w:vAlign w:val="center"/>
-          </w:tcPr>
-          <w:p>
-            <w:pPr>
-              <w:spacing w:after="0" w:line="269" w:lineRule="auto"/>
-            </w:pPr>
-            <w:r>
-              <w:rPr>
-                <w:b/>
-                <w:sz w:val="20"/>
-              </w:rPr>
-              <w:t>ADMIN</w:t>
-            </w:r>
-          </w:p>
-        </w:tc>
-        <w:tc>
-          <w:tcPr>
-            <w:tcW w:w="6264" w:type="dxa"/>
-            <w:tcMar>
-              <w:top w:w="80" w:type="dxa"/>
-              <w:left w:w="120" w:type="dxa"/>
-              <w:bottom w:w="80" w:type="dxa"/>
-              <w:right w:w="120" w:type="dxa"/>
-            </w:tcMar>
-            <w:vAlign w:val="center"/>
-          </w:tcPr>
-          <w:p>
-            <w:pPr>
-              <w:spacing w:after="0" w:line="269" w:lineRule="auto"/>
-            </w:pPr>
-            <w:r>
-              <w:rPr>
-                <w:sz w:val="20"/>
-              </w:rPr>
-              <w:t>Can see and manage the global deletion/broadcast surface. Can delete any message or whole conversation across boundaries, and can search broadcast recipients and send broadcast direct-message fan-out. This is global destructive authority; the displayed scope does not narrow it in the current implementation.</w:t>
-            </w:r>
-          </w:p>
-        </w:tc>
-      </w:tr>
-      <w:tr>
-        <w:tc>
-          <w:tcPr>
-            <w:tcW w:w="1440" w:type="dxa"/>
-            <w:tcMar>
-              <w:top w:w="80" w:type="dxa"/>
-              <w:left w:w="120" w:type="dxa"/>
-              <w:bottom w:w="80" w:type="dxa"/>
-              <w:right w:w="120" w:type="dxa"/>
-            </w:tcMar>
-            <w:vAlign w:val="center"/>
-          </w:tcPr>
-          <w:p>
-            <w:pPr>
-              <w:spacing w:after="0" w:line="269" w:lineRule="auto"/>
-            </w:pPr>
-            <w:r>
-              <w:rPr>
-                <w:b/>
-                <w:color w:val="1F4D78"/>
-                <w:sz w:val="20"/>
-              </w:rPr>
-              <w:t>DELETE_ALL</w:t>
-            </w:r>
-          </w:p>
-        </w:tc>
-        <w:tc>
-          <w:tcPr>
-            <w:tcW w:w="1656" w:type="dxa"/>
-            <w:tcMar>
-              <w:top w:w="80" w:type="dxa"/>
-              <w:left w:w="120" w:type="dxa"/>
-              <w:bottom w:w="80" w:type="dxa"/>
-              <w:right w:w="120" w:type="dxa"/>
-            </w:tcMar>
-            <w:vAlign w:val="center"/>
-          </w:tcPr>
-          <w:p>
-            <w:pPr>
-              <w:spacing w:after="0" w:line="269" w:lineRule="auto"/>
-            </w:pPr>
-            <w:r>
-              <w:rPr>
-                <w:b/>
-                <w:sz w:val="20"/>
-              </w:rPr>
-              <w:t>GLOBAL</w:t>
-            </w:r>
-          </w:p>
-        </w:tc>
-        <w:tc>
-          <w:tcPr>
-            <w:tcW w:w="6264" w:type="dxa"/>
-            <w:tcMar>
-              <w:top w:w="80" w:type="dxa"/>
-              <w:left w:w="120" w:type="dxa"/>
-              <w:bottom w:w="80" w:type="dxa"/>
-              <w:right w:w="120" w:type="dxa"/>
-            </w:tcMar>
-            <w:vAlign w:val="center"/>
-          </w:tcPr>
-          <w:p>
-            <w:pPr>
-              <w:spacing w:after="0" w:line="269" w:lineRule="auto"/>
-            </w:pPr>
-            <w:r>
-              <w:rPr>
-                <w:sz w:val="20"/>
-              </w:rPr>
-              <w:t>Can see and manage the global deletion/broadcast surface. Can delete any message or whole conversation across boundaries, and can search broadcast recipients and send broadcast direct-message fan-out. This is global destructive authority; the displayed scope does not narrow it in the current implementation.</w:t>
+              <w:t xml:space="preserve">Can see and manage the global deletion/broadcast surface. </w:t>
+            </w:r>
+            <w:proofErr w:type="gramStart"/>
+            <w:r>
+              <w:rPr>
+                <w:sz w:val="20"/>
+              </w:rPr>
+              <w:t>Can</w:t>
+            </w:r>
+            <w:proofErr w:type="gramEnd"/>
+            <w:r>
+              <w:rPr>
+                <w:sz w:val="20"/>
+              </w:rPr>
+              <w:t xml:space="preserve"> delete any message or whole conversation across </w:t>
+            </w:r>
+            <w:proofErr w:type="gramStart"/>
+            <w:r>
+              <w:rPr>
+                <w:sz w:val="20"/>
+              </w:rPr>
+              <w:t>boundaries, and</w:t>
+            </w:r>
+            <w:proofErr w:type="gramEnd"/>
+            <w:r>
+              <w:rPr>
+                <w:sz w:val="20"/>
+              </w:rPr>
+              <w:t xml:space="preserve"> can search broadcast recipients and send broadcast direct-message fan-out. This is global destructive authority; the displayed scope does not narrow it in the current implementation.</w:t>
             </w:r>
           </w:p>
         </w:tc>
@@ -4763,7 +6844,39 @@
           <w:color w:val="5B6573"/>
           <w:sz w:val="18"/>
         </w:rPr>
-        <w:t>Important: READ remains participant-only. READ_ALL is the separate global audit/history operation. DELETE_ALL remains global and also governs broadcast until a dedicated broadcast operation is introduced.</w:t>
+        <w:t xml:space="preserve">Important: READ remains participant-only. READ_ALL is the separate global audit/history operation. DELETE_ALL remains global </w:t>
+      </w:r>
+      <w:proofErr w:type="gramStart"/>
+      <w:r>
+        <w:rPr>
+          <w:color w:val="5B6573"/>
+          <w:sz w:val="18"/>
+        </w:rPr>
+        <w:t>and also</w:t>
+      </w:r>
+      <w:proofErr w:type="gramEnd"/>
+      <w:r>
+        <w:rPr>
+          <w:color w:val="5B6573"/>
+          <w:sz w:val="18"/>
+        </w:rPr>
+        <w:t xml:space="preserve"> governs broadcast until a dedicated broadcast operation </w:t>
+      </w:r>
+      <w:proofErr w:type="gramStart"/>
+      <w:r>
+        <w:rPr>
+          <w:color w:val="5B6573"/>
+          <w:sz w:val="18"/>
+        </w:rPr>
+        <w:t>is introduced</w:t>
+      </w:r>
+      <w:proofErr w:type="gramEnd"/>
+      <w:r>
+        <w:rPr>
+          <w:color w:val="5B6573"/>
+          <w:sz w:val="18"/>
+        </w:rPr>
+        <w:t>.</w:t>
       </w:r>
     </w:p>
     <w:sectPr>
@@ -5056,6 +7169,119 @@
     </w:lvl>
   </w:abstractNum>
   <w:abstractNum w:abstractNumId="9" w15:restartNumberingAfterBreak="0">
+    <w:nsid w:val="2BCC5C3B"/>
+    <w:multiLevelType w:val="hybridMultilevel"/>
+    <w:tmpl w:val="3BDEFDF4"/>
+    <w:lvl w:ilvl="0" w:tplc="10090001">
+      <w:start w:val="1"/>
+      <w:numFmt w:val="bullet"/>
+      <w:lvlText w:val=""/>
+      <w:lvlJc w:val="left"/>
+      <w:pPr>
+        <w:ind w:left="720" w:hanging="360"/>
+      </w:pPr>
+      <w:rPr>
+        <w:rFonts w:ascii="Symbol" w:hAnsi="Symbol" w:hint="default"/>
+      </w:rPr>
+    </w:lvl>
+    <w:lvl w:ilvl="1" w:tplc="10090003" w:tentative="1">
+      <w:start w:val="1"/>
+      <w:numFmt w:val="bullet"/>
+      <w:lvlText w:val="o"/>
+      <w:lvlJc w:val="left"/>
+      <w:pPr>
+        <w:ind w:left="1440" w:hanging="360"/>
+      </w:pPr>
+      <w:rPr>
+        <w:rFonts w:ascii="Courier New" w:hAnsi="Courier New" w:cs="Courier New" w:hint="default"/>
+      </w:rPr>
+    </w:lvl>
+    <w:lvl w:ilvl="2" w:tplc="10090005" w:tentative="1">
+      <w:start w:val="1"/>
+      <w:numFmt w:val="bullet"/>
+      <w:lvlText w:val=""/>
+      <w:lvlJc w:val="left"/>
+      <w:pPr>
+        <w:ind w:left="2160" w:hanging="360"/>
+      </w:pPr>
+      <w:rPr>
+        <w:rFonts w:ascii="Wingdings" w:hAnsi="Wingdings" w:hint="default"/>
+      </w:rPr>
+    </w:lvl>
+    <w:lvl w:ilvl="3" w:tplc="10090001" w:tentative="1">
+      <w:start w:val="1"/>
+      <w:numFmt w:val="bullet"/>
+      <w:lvlText w:val=""/>
+      <w:lvlJc w:val="left"/>
+      <w:pPr>
+        <w:ind w:left="2880" w:hanging="360"/>
+      </w:pPr>
+      <w:rPr>
+        <w:rFonts w:ascii="Symbol" w:hAnsi="Symbol" w:hint="default"/>
+      </w:rPr>
+    </w:lvl>
+    <w:lvl w:ilvl="4" w:tplc="10090003" w:tentative="1">
+      <w:start w:val="1"/>
+      <w:numFmt w:val="bullet"/>
+      <w:lvlText w:val="o"/>
+      <w:lvlJc w:val="left"/>
+      <w:pPr>
+        <w:ind w:left="3600" w:hanging="360"/>
+      </w:pPr>
+      <w:rPr>
+        <w:rFonts w:ascii="Courier New" w:hAnsi="Courier New" w:cs="Courier New" w:hint="default"/>
+      </w:rPr>
+    </w:lvl>
+    <w:lvl w:ilvl="5" w:tplc="10090005" w:tentative="1">
+      <w:start w:val="1"/>
+      <w:numFmt w:val="bullet"/>
+      <w:lvlText w:val=""/>
+      <w:lvlJc w:val="left"/>
+      <w:pPr>
+        <w:ind w:left="4320" w:hanging="360"/>
+      </w:pPr>
+      <w:rPr>
+        <w:rFonts w:ascii="Wingdings" w:hAnsi="Wingdings" w:hint="default"/>
+      </w:rPr>
+    </w:lvl>
+    <w:lvl w:ilvl="6" w:tplc="10090001" w:tentative="1">
+      <w:start w:val="1"/>
+      <w:numFmt w:val="bullet"/>
+      <w:lvlText w:val=""/>
+      <w:lvlJc w:val="left"/>
+      <w:pPr>
+        <w:ind w:left="5040" w:hanging="360"/>
+      </w:pPr>
+      <w:rPr>
+        <w:rFonts w:ascii="Symbol" w:hAnsi="Symbol" w:hint="default"/>
+      </w:rPr>
+    </w:lvl>
+    <w:lvl w:ilvl="7" w:tplc="10090003" w:tentative="1">
+      <w:start w:val="1"/>
+      <w:numFmt w:val="bullet"/>
+      <w:lvlText w:val="o"/>
+      <w:lvlJc w:val="left"/>
+      <w:pPr>
+        <w:ind w:left="5760" w:hanging="360"/>
+      </w:pPr>
+      <w:rPr>
+        <w:rFonts w:ascii="Courier New" w:hAnsi="Courier New" w:cs="Courier New" w:hint="default"/>
+      </w:rPr>
+    </w:lvl>
+    <w:lvl w:ilvl="8" w:tplc="10090005" w:tentative="1">
+      <w:start w:val="1"/>
+      <w:numFmt w:val="bullet"/>
+      <w:lvlText w:val=""/>
+      <w:lvlJc w:val="left"/>
+      <w:pPr>
+        <w:ind w:left="6480" w:hanging="360"/>
+      </w:pPr>
+      <w:rPr>
+        <w:rFonts w:ascii="Wingdings" w:hAnsi="Wingdings" w:hint="default"/>
+      </w:rPr>
+    </w:lvl>
+  </w:abstractNum>
+  <w:abstractNum w:abstractNumId="10" w15:restartNumberingAfterBreak="0">
     <w:nsid w:val="3FB95A71"/>
     <w:multiLevelType w:val="hybridMultilevel"/>
     <w:tmpl w:val="699C1E18"/>
@@ -5168,7 +7394,121 @@
       </w:rPr>
     </w:lvl>
   </w:abstractNum>
-  <w:abstractNum w:abstractNumId="10" w15:restartNumberingAfterBreak="0">
+  <w:abstractNum w:abstractNumId="11" w15:restartNumberingAfterBreak="0">
+    <w:nsid w:val="4F1051BA"/>
+    <w:multiLevelType w:val="hybridMultilevel"/>
+    <w:tmpl w:val="4E78DDB4"/>
+    <w:lvl w:ilvl="0" w:tplc="5FE09EB6">
+      <w:start w:val="5"/>
+      <w:numFmt w:val="bullet"/>
+      <w:lvlText w:val="-"/>
+      <w:lvlJc w:val="left"/>
+      <w:pPr>
+        <w:ind w:left="1080" w:hanging="360"/>
+      </w:pPr>
+      <w:rPr>
+        <w:rFonts w:ascii="Calibri" w:eastAsiaTheme="minorEastAsia" w:hAnsi="Calibri" w:cs="Calibri" w:hint="default"/>
+        <w:sz w:val="20"/>
+      </w:rPr>
+    </w:lvl>
+    <w:lvl w:ilvl="1" w:tplc="10090003" w:tentative="1">
+      <w:start w:val="1"/>
+      <w:numFmt w:val="bullet"/>
+      <w:lvlText w:val="o"/>
+      <w:lvlJc w:val="left"/>
+      <w:pPr>
+        <w:ind w:left="1800" w:hanging="360"/>
+      </w:pPr>
+      <w:rPr>
+        <w:rFonts w:ascii="Courier New" w:hAnsi="Courier New" w:cs="Courier New" w:hint="default"/>
+      </w:rPr>
+    </w:lvl>
+    <w:lvl w:ilvl="2" w:tplc="10090005" w:tentative="1">
+      <w:start w:val="1"/>
+      <w:numFmt w:val="bullet"/>
+      <w:lvlText w:val=""/>
+      <w:lvlJc w:val="left"/>
+      <w:pPr>
+        <w:ind w:left="2520" w:hanging="360"/>
+      </w:pPr>
+      <w:rPr>
+        <w:rFonts w:ascii="Wingdings" w:hAnsi="Wingdings" w:hint="default"/>
+      </w:rPr>
+    </w:lvl>
+    <w:lvl w:ilvl="3" w:tplc="10090001" w:tentative="1">
+      <w:start w:val="1"/>
+      <w:numFmt w:val="bullet"/>
+      <w:lvlText w:val=""/>
+      <w:lvlJc w:val="left"/>
+      <w:pPr>
+        <w:ind w:left="3240" w:hanging="360"/>
+      </w:pPr>
+      <w:rPr>
+        <w:rFonts w:ascii="Symbol" w:hAnsi="Symbol" w:hint="default"/>
+      </w:rPr>
+    </w:lvl>
+    <w:lvl w:ilvl="4" w:tplc="10090003" w:tentative="1">
+      <w:start w:val="1"/>
+      <w:numFmt w:val="bullet"/>
+      <w:lvlText w:val="o"/>
+      <w:lvlJc w:val="left"/>
+      <w:pPr>
+        <w:ind w:left="3960" w:hanging="360"/>
+      </w:pPr>
+      <w:rPr>
+        <w:rFonts w:ascii="Courier New" w:hAnsi="Courier New" w:cs="Courier New" w:hint="default"/>
+      </w:rPr>
+    </w:lvl>
+    <w:lvl w:ilvl="5" w:tplc="10090005" w:tentative="1">
+      <w:start w:val="1"/>
+      <w:numFmt w:val="bullet"/>
+      <w:lvlText w:val=""/>
+      <w:lvlJc w:val="left"/>
+      <w:pPr>
+        <w:ind w:left="4680" w:hanging="360"/>
+      </w:pPr>
+      <w:rPr>
+        <w:rFonts w:ascii="Wingdings" w:hAnsi="Wingdings" w:hint="default"/>
+      </w:rPr>
+    </w:lvl>
+    <w:lvl w:ilvl="6" w:tplc="10090001" w:tentative="1">
+      <w:start w:val="1"/>
+      <w:numFmt w:val="bullet"/>
+      <w:lvlText w:val=""/>
+      <w:lvlJc w:val="left"/>
+      <w:pPr>
+        <w:ind w:left="5400" w:hanging="360"/>
+      </w:pPr>
+      <w:rPr>
+        <w:rFonts w:ascii="Symbol" w:hAnsi="Symbol" w:hint="default"/>
+      </w:rPr>
+    </w:lvl>
+    <w:lvl w:ilvl="7" w:tplc="10090003" w:tentative="1">
+      <w:start w:val="1"/>
+      <w:numFmt w:val="bullet"/>
+      <w:lvlText w:val="o"/>
+      <w:lvlJc w:val="left"/>
+      <w:pPr>
+        <w:ind w:left="6120" w:hanging="360"/>
+      </w:pPr>
+      <w:rPr>
+        <w:rFonts w:ascii="Courier New" w:hAnsi="Courier New" w:cs="Courier New" w:hint="default"/>
+      </w:rPr>
+    </w:lvl>
+    <w:lvl w:ilvl="8" w:tplc="10090005" w:tentative="1">
+      <w:start w:val="1"/>
+      <w:numFmt w:val="bullet"/>
+      <w:lvlText w:val=""/>
+      <w:lvlJc w:val="left"/>
+      <w:pPr>
+        <w:ind w:left="6840" w:hanging="360"/>
+      </w:pPr>
+      <w:rPr>
+        <w:rFonts w:ascii="Wingdings" w:hAnsi="Wingdings" w:hint="default"/>
+      </w:rPr>
+    </w:lvl>
+  </w:abstractNum>
+  <w:abstractNum w:abstractNumId="12" w15:restartNumberingAfterBreak="0">
     <w:nsid w:val="66D428E4"/>
     <w:multiLevelType w:val="hybridMultilevel"/>
     <w:tmpl w:val="B256056E"/>
@@ -5309,10 +7649,16 @@
     <w:abstractNumId w:val="0"/>
   </w:num>
   <w:num w:numId="10" w16cid:durableId="1060789547">
-    <w:abstractNumId w:val="9"/>
+    <w:abstractNumId w:val="10"/>
   </w:num>
   <w:num w:numId="11" w16cid:durableId="558445870">
-    <w:abstractNumId w:val="10"/>
+    <w:abstractNumId w:val="12"/>
+  </w:num>
+  <w:num w:numId="12" w16cid:durableId="1564019629">
+    <w:abstractNumId w:val="11"/>
+  </w:num>
+  <w:num w:numId="13" w16cid:durableId="178353797">
+    <w:abstractNumId w:val="9"/>
   </w:num>
 </w:numbering>
 </file>
@@ -5706,7 +8052,7 @@
   <w:style w:type="paragraph" w:default="1" w:styleId="Normal">
     <w:name w:val="Normal"/>
     <w:qFormat/>
-    <w:rsid w:val="00BF4799"/>
+    <w:rsid w:val="00016474"/>
     <w:pPr>
       <w:spacing w:after="120" w:line="300" w:lineRule="auto"/>
     </w:pPr>

--- a/docs/chat-operation-scope-capabilities-2026-09-03.docx
+++ b/docs/chat-operation-scope-capabilities-2026-09-03.docx
@@ -19,7 +19,21 @@
           <w:color w:val="5B6573"/>
           <w:sz w:val="20"/>
         </w:rPr>
-        <w:t>Access Profile reference | 3 September 2026</w:t>
+        <w:t xml:space="preserve">Access Profile reference | </w:t>
+      </w:r>
+      <w:r>
+        <w:rPr>
+          <w:color w:val="5B6573"/>
+          <w:sz w:val="20"/>
+        </w:rPr>
+        <w:t>4</w:t>
+      </w:r>
+      <w:r>
+        <w:rPr>
+          <w:color w:val="5B6573"/>
+          <w:sz w:val="20"/>
+        </w:rPr>
+        <w:t xml:space="preserve"> September 2026</w:t>
       </w:r>
     </w:p>
     <w:p>
@@ -35,23 +49,7 @@
           <w:color w:val="1F4D78"/>
           <w:sz w:val="20"/>
         </w:rPr>
-        <w:t xml:space="preserve">This matrix describes </w:t>
-      </w:r>
-      <w:proofErr w:type="gramStart"/>
-      <w:r>
-        <w:rPr>
-          <w:color w:val="1F4D78"/>
-          <w:sz w:val="20"/>
-        </w:rPr>
-        <w:t>the effective</w:t>
-      </w:r>
-      <w:proofErr w:type="gramEnd"/>
-      <w:r>
-        <w:rPr>
-          <w:color w:val="1F4D78"/>
-          <w:sz w:val="20"/>
-        </w:rPr>
-        <w:t xml:space="preserve"> Chat behavior after central access approval. Every action is rechecked against the target conversation, current active memberships, and current package-role assignments.</w:t>
+        <w:t>This matrix describes the effective Chat behavior after central access approval. Every action is rechecked against the target conversation, current active memberships, and current package-role assignments.</w:t>
       </w:r>
     </w:p>
     <w:p>
@@ -264,23 +262,7 @@
                 <w:color w:val="1F4D78"/>
                 <w:sz w:val="20"/>
               </w:rPr>
-              <w:t>‘</w:t>
-            </w:r>
-            <w:r>
-              <w:rPr>
-                <w:b/>
-                <w:color w:val="1F4D78"/>
-                <w:sz w:val="20"/>
-              </w:rPr>
-              <w:t xml:space="preserve">CONVERSATION MANAGEMENT’ </w:t>
-            </w:r>
-            <w:r>
-              <w:rPr>
-                <w:b/>
-                <w:color w:val="1F4D78"/>
-                <w:sz w:val="20"/>
-              </w:rPr>
-              <w:t>page</w:t>
+              <w:t>‘CONVERSATION MANAGEMENT’ page</w:t>
             </w:r>
           </w:p>
         </w:tc>
@@ -848,7 +830,7 @@
                 <w:color w:val="1F4D78"/>
                 <w:sz w:val="20"/>
               </w:rPr>
-              <w:t xml:space="preserve"> </w:t>
+              <w:t xml:space="preserve"> CATEGORY</w:t>
             </w:r>
             <w:r>
               <w:rPr>
@@ -856,7 +838,7 @@
                 <w:color w:val="1F4D78"/>
                 <w:sz w:val="20"/>
               </w:rPr>
-              <w:t>CATEGORY</w:t>
+              <w:t xml:space="preserve"> </w:t>
             </w:r>
             <w:r>
               <w:rPr>
@@ -864,23 +846,7 @@
                 <w:color w:val="1F4D78"/>
                 <w:sz w:val="20"/>
               </w:rPr>
-              <w:t xml:space="preserve"> </w:t>
-            </w:r>
-            <w:r>
-              <w:rPr>
-                <w:b/>
-                <w:color w:val="1F4D78"/>
-                <w:sz w:val="20"/>
-              </w:rPr>
-              <w:t xml:space="preserve">IN </w:t>
-            </w:r>
-            <w:r>
-              <w:rPr>
-                <w:b/>
-                <w:color w:val="1F4D78"/>
-                <w:sz w:val="20"/>
-              </w:rPr>
-              <w:t>ORGANIZATION</w:t>
+              <w:t>IN ORGANIZATION</w:t>
             </w:r>
           </w:p>
         </w:tc>
@@ -946,14 +912,7 @@
                 <w:sz w:val="20"/>
                 <w:lang w:val="en-CA"/>
               </w:rPr>
-              <w:t xml:space="preserve">; only </w:t>
-            </w:r>
-            <w:r>
-              <w:rPr>
-                <w:sz w:val="20"/>
-                <w:lang w:val="en-CA"/>
-              </w:rPr>
-              <w:t>in the data scope of selected organization</w:t>
+              <w:t>; only in the data scope of selected organization</w:t>
             </w:r>
             <w:r>
               <w:rPr>
@@ -1019,14 +978,7 @@
                 <w:sz w:val="20"/>
                 <w:lang w:val="en-CA"/>
               </w:rPr>
-              <w:t xml:space="preserve"> </w:t>
-            </w:r>
-            <w:r>
-              <w:rPr>
-                <w:sz w:val="20"/>
-                <w:lang w:val="en-CA"/>
-              </w:rPr>
-              <w:t>in the data scope of selected organization</w:t>
+              <w:t xml:space="preserve"> in the data scope of selected organization</w:t>
             </w:r>
             <w:r>
               <w:rPr>
@@ -1592,19 +1544,11 @@
                 <w:sz w:val="20"/>
               </w:rPr>
             </w:pPr>
-            <w:proofErr w:type="gramStart"/>
-            <w:r>
-              <w:rPr>
-                <w:sz w:val="20"/>
-              </w:rPr>
-              <w:t>Can</w:t>
-            </w:r>
-            <w:proofErr w:type="gramEnd"/>
-            <w:r>
-              <w:rPr>
-                <w:sz w:val="20"/>
-              </w:rPr>
-              <w:t xml:space="preserve"> see the Chat inbox and full </w:t>
+            <w:r>
+              <w:rPr>
+                <w:sz w:val="20"/>
+              </w:rPr>
+              <w:t xml:space="preserve">Can see the Chat inbox and full </w:t>
             </w:r>
             <w:r>
               <w:rPr>
@@ -1641,13 +1585,7 @@
               <w:rPr>
                 <w:sz w:val="20"/>
               </w:rPr>
-              <w:t xml:space="preserve">, </w:t>
-            </w:r>
-            <w:r>
-              <w:rPr>
-                <w:sz w:val="20"/>
-              </w:rPr>
-              <w:t>message text</w:t>
+              <w:t>, message text</w:t>
             </w:r>
             <w:r>
               <w:rPr>
@@ -1659,21 +1597,7 @@
               <w:rPr>
                 <w:sz w:val="20"/>
               </w:rPr>
-              <w:t xml:space="preserve">, </w:t>
-            </w:r>
-            <w:proofErr w:type="gramStart"/>
-            <w:r>
-              <w:rPr>
-                <w:sz w:val="20"/>
-              </w:rPr>
-              <w:t>reply</w:t>
-            </w:r>
-            <w:proofErr w:type="gramEnd"/>
-            <w:r>
-              <w:rPr>
-                <w:sz w:val="20"/>
-              </w:rPr>
-              <w:t xml:space="preserve"> previews, and active attachments in those conversations.</w:t>
+              <w:t>, reply previews, and active attachments in those conversations.</w:t>
             </w:r>
           </w:p>
           <w:p>
@@ -1939,40 +1863,18 @@
                 <w:sz w:val="20"/>
               </w:rPr>
             </w:pPr>
-            <w:proofErr w:type="gramStart"/>
-            <w:r>
-              <w:rPr>
-                <w:sz w:val="20"/>
-              </w:rPr>
-              <w:t>Can</w:t>
-            </w:r>
-            <w:proofErr w:type="gramEnd"/>
-            <w:r>
-              <w:rPr>
-                <w:sz w:val="20"/>
-              </w:rPr>
-              <w:t xml:space="preserve"> see the Chat inbox and full conversation history only for conversations where the user is a participant. This operation alone does not allow:</w:t>
+            <w:r>
+              <w:rPr>
+                <w:sz w:val="20"/>
+              </w:rPr>
+              <w:t>Can see the Chat inbox and full conversation history only for conversations where the user is a participant. This operation alone does not allow:</w:t>
             </w:r>
             <w:r>
               <w:rPr>
                 <w:sz w:val="20"/>
               </w:rPr>
               <w:br/>
-              <w:t xml:space="preserve">- to see the messaging history, message texts, </w:t>
-            </w:r>
-            <w:proofErr w:type="gramStart"/>
-            <w:r>
-              <w:rPr>
-                <w:sz w:val="20"/>
-              </w:rPr>
-              <w:t>reply</w:t>
-            </w:r>
-            <w:proofErr w:type="gramEnd"/>
-            <w:r>
-              <w:rPr>
-                <w:sz w:val="20"/>
-              </w:rPr>
-              <w:t xml:space="preserve"> previews, and active attachments in those conversations.</w:t>
+              <w:t>- to see the messaging history, message texts, reply previews, and active attachments in those conversations.</w:t>
             </w:r>
           </w:p>
           <w:p>
@@ -2226,40 +2128,18 @@
                 <w:sz w:val="20"/>
               </w:rPr>
             </w:pPr>
-            <w:proofErr w:type="gramStart"/>
-            <w:r>
-              <w:rPr>
-                <w:sz w:val="20"/>
-              </w:rPr>
-              <w:t>Can</w:t>
-            </w:r>
-            <w:proofErr w:type="gramEnd"/>
-            <w:r>
-              <w:rPr>
-                <w:sz w:val="20"/>
-              </w:rPr>
-              <w:t xml:space="preserve"> see the Chat inbox and full conversation history only for conversations where the user is a participant. This operation alone does not allow:</w:t>
+            <w:r>
+              <w:rPr>
+                <w:sz w:val="20"/>
+              </w:rPr>
+              <w:t>Can see the Chat inbox and full conversation history only for conversations where the user is a participant. This operation alone does not allow:</w:t>
             </w:r>
             <w:r>
               <w:rPr>
                 <w:sz w:val="20"/>
               </w:rPr>
               <w:br/>
-              <w:t xml:space="preserve">- to see the messaging history, message texts, </w:t>
-            </w:r>
-            <w:proofErr w:type="gramStart"/>
-            <w:r>
-              <w:rPr>
-                <w:sz w:val="20"/>
-              </w:rPr>
-              <w:t>reply</w:t>
-            </w:r>
-            <w:proofErr w:type="gramEnd"/>
-            <w:r>
-              <w:rPr>
-                <w:sz w:val="20"/>
-              </w:rPr>
-              <w:t xml:space="preserve"> previews, and active attachments in those conversations.</w:t>
+              <w:t>- to see the messaging history, message texts, reply previews, and active attachments in those conversations.</w:t>
             </w:r>
           </w:p>
           <w:p>
@@ -2602,23 +2482,7 @@
                 <w:sz w:val="20"/>
                 <w:lang w:val="en-CA"/>
               </w:rPr>
-              <w:t xml:space="preserve">Users with the appropriate permissions can view the complete message history of conversations in which they are participants. This includes message content, </w:t>
-            </w:r>
-            <w:proofErr w:type="gramStart"/>
-            <w:r>
-              <w:rPr>
-                <w:sz w:val="20"/>
-                <w:lang w:val="en-CA"/>
-              </w:rPr>
-              <w:t>reply</w:t>
-            </w:r>
-            <w:proofErr w:type="gramEnd"/>
-            <w:r>
-              <w:rPr>
-                <w:sz w:val="20"/>
-                <w:lang w:val="en-CA"/>
-              </w:rPr>
-              <w:t xml:space="preserve"> previews, and active attachments associated with those conversations.</w:t>
+              <w:t>Users with the appropriate permissions can view the complete message history of conversations in which they are participants. This includes message content, reply previews, and active attachments associated with those conversations.</w:t>
             </w:r>
           </w:p>
           <w:p>
@@ -2926,23 +2790,7 @@
                 <w:sz w:val="20"/>
                 <w:lang w:val="en-CA"/>
               </w:rPr>
-              <w:t xml:space="preserve">Users with the appropriate permissions can view the complete message history of conversations in which they are participants. This includes message content, </w:t>
-            </w:r>
-            <w:proofErr w:type="gramStart"/>
-            <w:r>
-              <w:rPr>
-                <w:sz w:val="20"/>
-                <w:lang w:val="en-CA"/>
-              </w:rPr>
-              <w:t>reply</w:t>
-            </w:r>
-            <w:proofErr w:type="gramEnd"/>
-            <w:r>
-              <w:rPr>
-                <w:sz w:val="20"/>
-                <w:lang w:val="en-CA"/>
-              </w:rPr>
-              <w:t xml:space="preserve"> previews, and active attachments associated with those conversations.</w:t>
+              <w:t>Users with the appropriate permissions can view the complete message history of conversations in which they are participants. This includes message content, reply previews, and active attachments associated with those conversations.</w:t>
             </w:r>
           </w:p>
         </w:tc>
@@ -3039,19 +2887,11 @@
             <w:pPr>
               <w:spacing w:after="0" w:line="269" w:lineRule="auto"/>
             </w:pPr>
-            <w:proofErr w:type="gramStart"/>
-            <w:r>
-              <w:rPr>
-                <w:sz w:val="20"/>
-              </w:rPr>
-              <w:t>Can</w:t>
-            </w:r>
-            <w:proofErr w:type="gramEnd"/>
-            <w:r>
-              <w:rPr>
-                <w:sz w:val="20"/>
-              </w:rPr>
-              <w:t xml:space="preserve"> see </w:t>
+            <w:r>
+              <w:rPr>
+                <w:sz w:val="20"/>
+              </w:rPr>
+              <w:t xml:space="preserve">Can see </w:t>
             </w:r>
             <w:r>
               <w:rPr>
@@ -3064,21 +2904,7 @@
               <w:rPr>
                 <w:sz w:val="20"/>
               </w:rPr>
-              <w:t xml:space="preserve">of all users within the </w:t>
-            </w:r>
-            <w:proofErr w:type="gramStart"/>
-            <w:r>
-              <w:rPr>
-                <w:sz w:val="20"/>
-              </w:rPr>
-              <w:t>packages</w:t>
-            </w:r>
-            <w:proofErr w:type="gramEnd"/>
-            <w:r>
-              <w:rPr>
-                <w:sz w:val="20"/>
-              </w:rPr>
-              <w:t xml:space="preserve"> that user has active roles.</w:t>
+              <w:t>of all users within the packages that user has active roles.</w:t>
             </w:r>
           </w:p>
         </w:tc>
@@ -3214,23 +3040,7 @@
                 <w:sz w:val="20"/>
                 <w:lang w:val="en-CA"/>
               </w:rPr>
-              <w:t xml:space="preserve">Users with the appropriate permissions can view the complete message history of conversations in which they are participants. This includes message content, </w:t>
-            </w:r>
-            <w:proofErr w:type="gramStart"/>
-            <w:r>
-              <w:rPr>
-                <w:sz w:val="20"/>
-                <w:lang w:val="en-CA"/>
-              </w:rPr>
-              <w:t>reply</w:t>
-            </w:r>
-            <w:proofErr w:type="gramEnd"/>
-            <w:r>
-              <w:rPr>
-                <w:sz w:val="20"/>
-                <w:lang w:val="en-CA"/>
-              </w:rPr>
-              <w:t xml:space="preserve"> previews, and active attachments associated with those conversations.</w:t>
+              <w:t>Users with the appropriate permissions can view the complete message history of conversations in which they are participants. This includes message content, reply previews, and active attachments associated with those conversations.</w:t>
             </w:r>
           </w:p>
           <w:p>
@@ -3449,14 +3259,7 @@
                 <w:bCs/>
                 <w:sz w:val="20"/>
               </w:rPr>
-              <w:t xml:space="preserve">: </w:t>
-            </w:r>
-            <w:r>
-              <w:rPr>
-                <w:bCs/>
-                <w:sz w:val="20"/>
-              </w:rPr>
-              <w:t>To view a list of conversations they participate in, users must have READ access. To view the details of those conversations, including messages, attachments, and replies, users must have READ_ALL access.</w:t>
+              <w:t>: To view a list of conversations they participate in, users must have READ access. To view the details of those conversations, including messages, attachments, and replies, users must have READ_ALL access.</w:t>
             </w:r>
           </w:p>
         </w:tc>
@@ -3690,57 +3493,11 @@
                 <w:sz w:val="20"/>
               </w:rPr>
             </w:pPr>
-            <w:proofErr w:type="gramStart"/>
-            <w:r>
-              <w:rPr>
-                <w:sz w:val="20"/>
-              </w:rPr>
-              <w:t>Can</w:t>
-            </w:r>
-            <w:proofErr w:type="gramEnd"/>
-            <w:r>
-              <w:rPr>
-                <w:sz w:val="20"/>
-              </w:rPr>
-              <w:t xml:space="preserve"> search </w:t>
-            </w:r>
-            <w:r>
-              <w:rPr>
-                <w:sz w:val="20"/>
-              </w:rPr>
-              <w:t xml:space="preserve">for </w:t>
-            </w:r>
-            <w:r>
-              <w:rPr>
-                <w:sz w:val="20"/>
-              </w:rPr>
-              <w:t xml:space="preserve">and see eligible contacts under the standard contact policy: active users in the same </w:t>
-            </w:r>
-            <w:proofErr w:type="gramStart"/>
-            <w:r>
-              <w:rPr>
-                <w:sz w:val="20"/>
-              </w:rPr>
-              <w:t>organization who</w:t>
-            </w:r>
-            <w:proofErr w:type="gramEnd"/>
-            <w:r>
-              <w:rPr>
-                <w:sz w:val="20"/>
-              </w:rPr>
-              <w:t xml:space="preserve"> share a recognized package </w:t>
-            </w:r>
-            <w:r>
-              <w:rPr>
-                <w:sz w:val="20"/>
-              </w:rPr>
-              <w:t>role</w:t>
-            </w:r>
-            <w:r>
-              <w:rPr>
-                <w:sz w:val="20"/>
-              </w:rPr>
-              <w:t>. Can start a direct chat. Cannot start a chat with self or see unrelated users.</w:t>
+            <w:r>
+              <w:rPr>
+                <w:sz w:val="20"/>
+              </w:rPr>
+              <w:t>Can search for and see eligible contacts under the standard contact policy: active users in the same organization who share a recognized package role. Can start a direct chat. Cannot start a chat with self or see unrelated users.</w:t>
             </w:r>
           </w:p>
           <w:p>
@@ -4019,31 +3776,7 @@
               <w:rPr>
                 <w:sz w:val="20"/>
               </w:rPr>
-              <w:t xml:space="preserve">Can </w:t>
-            </w:r>
-            <w:r>
-              <w:rPr>
-                <w:sz w:val="20"/>
-              </w:rPr>
-              <w:t>search for</w:t>
-            </w:r>
-            <w:r>
-              <w:rPr>
-                <w:sz w:val="20"/>
-              </w:rPr>
-              <w:t xml:space="preserve"> and see eligible contacts under the standard contact policy: </w:t>
-            </w:r>
-            <w:r>
-              <w:rPr>
-                <w:sz w:val="20"/>
-              </w:rPr>
-              <w:t xml:space="preserve">all </w:t>
-            </w:r>
-            <w:r>
-              <w:rPr>
-                <w:sz w:val="20"/>
-              </w:rPr>
-              <w:t>active users in the same organization. Can start a direct chat. Cannot start a chat with self or see unrelated users.</w:t>
+              <w:t>Can search for and see eligible contacts under the standard contact policy: all active users in the same organization. Can start a direct chat. Cannot start a chat with self or see unrelated users.</w:t>
             </w:r>
           </w:p>
         </w:tc>
@@ -4204,23 +3937,7 @@
                 <w:bCs/>
                 <w:sz w:val="20"/>
               </w:rPr>
-              <w:t xml:space="preserve">If READ_ALL access (Not USER scope) </w:t>
-            </w:r>
-            <w:proofErr w:type="gramStart"/>
-            <w:r>
-              <w:rPr>
-                <w:bCs/>
-                <w:sz w:val="20"/>
-              </w:rPr>
-              <w:t>is granted</w:t>
-            </w:r>
-            <w:proofErr w:type="gramEnd"/>
-            <w:r>
-              <w:rPr>
-                <w:bCs/>
-                <w:sz w:val="20"/>
-              </w:rPr>
-              <w:t>, it can s</w:t>
+              <w:t>If READ_ALL access (Not USER scope) is granted, it can s</w:t>
             </w:r>
             <w:r>
               <w:rPr>
@@ -4244,23 +3961,7 @@
                 <w:bCs/>
                 <w:sz w:val="20"/>
               </w:rPr>
-              <w:t xml:space="preserve">If READ_ALL access </w:t>
-            </w:r>
-            <w:proofErr w:type="gramStart"/>
-            <w:r>
-              <w:rPr>
-                <w:bCs/>
-                <w:sz w:val="20"/>
-              </w:rPr>
-              <w:t>is not granted</w:t>
-            </w:r>
-            <w:proofErr w:type="gramEnd"/>
-            <w:r>
-              <w:rPr>
-                <w:bCs/>
-                <w:sz w:val="20"/>
-              </w:rPr>
-              <w:t xml:space="preserve"> or its scope is not appropriate, it cannot see the messaging history in the chat.</w:t>
+              <w:t>If READ_ALL access is not granted or its scope is not appropriate, it cannot see the messaging history in the chat.</w:t>
             </w:r>
           </w:p>
           <w:p>
@@ -4321,44 +4022,14 @@
                 <w:bCs/>
                 <w:sz w:val="20"/>
               </w:rPr>
-              <w:t xml:space="preserve">READ_ALL access </w:t>
-            </w:r>
-            <w:proofErr w:type="gramStart"/>
+              <w:t>READ_ALL access is granted, it can s</w:t>
+            </w:r>
             <w:r>
               <w:rPr>
                 <w:bCs/>
                 <w:sz w:val="20"/>
               </w:rPr>
-              <w:t>is granted</w:t>
-            </w:r>
-            <w:proofErr w:type="gramEnd"/>
-            <w:r>
-              <w:rPr>
-                <w:bCs/>
-                <w:sz w:val="20"/>
-              </w:rPr>
-              <w:t>, it can s</w:t>
-            </w:r>
-            <w:r>
-              <w:rPr>
-                <w:bCs/>
-                <w:sz w:val="20"/>
-              </w:rPr>
-              <w:t xml:space="preserve">ee the </w:t>
-            </w:r>
-            <w:r>
-              <w:rPr>
-                <w:bCs/>
-                <w:sz w:val="20"/>
-              </w:rPr>
-              <w:t xml:space="preserve">conversation body in the </w:t>
-            </w:r>
-            <w:r>
-              <w:rPr>
-                <w:bCs/>
-                <w:sz w:val="20"/>
-              </w:rPr>
-              <w:t>chat modal.</w:t>
+              <w:t>ee the conversation body in the chat modal.</w:t>
             </w:r>
           </w:p>
           <w:p>
@@ -4375,44 +4046,7 @@
                 <w:bCs/>
                 <w:sz w:val="20"/>
               </w:rPr>
-              <w:t xml:space="preserve">If READ_ALL access </w:t>
-            </w:r>
-            <w:proofErr w:type="gramStart"/>
-            <w:r>
-              <w:rPr>
-                <w:bCs/>
-                <w:sz w:val="20"/>
-              </w:rPr>
-              <w:t>is not granted</w:t>
-            </w:r>
-            <w:proofErr w:type="gramEnd"/>
-            <w:r>
-              <w:rPr>
-                <w:bCs/>
-                <w:sz w:val="20"/>
-              </w:rPr>
-              <w:t xml:space="preserve"> or its scope is not appropriate, it cannot see the </w:t>
-            </w:r>
-            <w:r>
-              <w:rPr>
-                <w:bCs/>
-                <w:sz w:val="20"/>
-              </w:rPr>
-              <w:t xml:space="preserve">conversation body </w:t>
-            </w:r>
-            <w:r>
-              <w:rPr>
-                <w:bCs/>
-                <w:sz w:val="20"/>
-              </w:rPr>
-              <w:t>in the chat</w:t>
-            </w:r>
-            <w:r>
-              <w:rPr>
-                <w:bCs/>
-                <w:sz w:val="20"/>
-              </w:rPr>
-              <w:t xml:space="preserve"> modal.</w:t>
+              <w:t>If READ_ALL access is not granted or its scope is not appropriate, it cannot see the conversation body in the chat modal.</w:t>
             </w:r>
           </w:p>
         </w:tc>
@@ -4690,19 +4324,11 @@
                 <w:sz w:val="20"/>
               </w:rPr>
             </w:pPr>
-            <w:proofErr w:type="gramStart"/>
-            <w:r>
-              <w:rPr>
-                <w:sz w:val="20"/>
-              </w:rPr>
-              <w:t>15</w:t>
-            </w:r>
-            <w:proofErr w:type="gramEnd"/>
-            <w:r>
-              <w:rPr>
-                <w:sz w:val="20"/>
-              </w:rPr>
-              <w:t xml:space="preserve"> messages including </w:t>
+            <w:r>
+              <w:rPr>
+                <w:sz w:val="20"/>
+              </w:rPr>
+              <w:t xml:space="preserve">15 messages including </w:t>
             </w:r>
             <w:r>
               <w:rPr>
@@ -4839,14 +4465,7 @@
                 <w:b/>
                 <w:sz w:val="20"/>
               </w:rPr>
-              <w:t xml:space="preserve">/ </w:t>
-            </w:r>
-            <w:r>
-              <w:rPr>
-                <w:b/>
-                <w:sz w:val="20"/>
-              </w:rPr>
-              <w:t>DIVISION</w:t>
+              <w:t>/ DIVISION</w:t>
             </w:r>
           </w:p>
         </w:tc>
@@ -4960,31 +4579,17 @@
               </w:numPr>
               <w:spacing w:after="0" w:line="269" w:lineRule="auto"/>
             </w:pPr>
-            <w:proofErr w:type="gramStart"/>
             <w:r>
               <w:rPr>
                 <w:sz w:val="20"/>
               </w:rPr>
               <w:t>100</w:t>
             </w:r>
-            <w:proofErr w:type="gramEnd"/>
-            <w:r>
-              <w:rPr>
-                <w:sz w:val="20"/>
-              </w:rPr>
-              <w:t xml:space="preserve"> messages including text messages, attachments, and replies in text or </w:t>
-            </w:r>
-            <w:r>
-              <w:rPr>
-                <w:sz w:val="20"/>
-              </w:rPr>
-              <w:t>files</w:t>
-            </w:r>
-            <w:r>
-              <w:rPr>
-                <w:sz w:val="20"/>
-              </w:rPr>
-              <w:t>.</w:t>
+            <w:r>
+              <w:rPr>
+                <w:sz w:val="20"/>
+              </w:rPr>
+              <w:t xml:space="preserve"> messages including text messages, attachments, and replies in text or files.</w:t>
             </w:r>
           </w:p>
           <w:p>
@@ -5089,14 +4694,7 @@
                 <w:b/>
                 <w:sz w:val="20"/>
               </w:rPr>
-              <w:t xml:space="preserve">ORGANIZATION/ </w:t>
-            </w:r>
-            <w:r>
-              <w:rPr>
-                <w:b/>
-                <w:sz w:val="20"/>
-              </w:rPr>
-              <w:t>ADMIN</w:t>
+              <w:t>ORGANIZATION/ ADMIN</w:t>
             </w:r>
           </w:p>
         </w:tc>
@@ -5475,35 +5073,19 @@
               <w:rPr>
                 <w:sz w:val="20"/>
               </w:rPr>
-              <w:t xml:space="preserve">Can view inline images or download files only when DOWNLOAD_FILE </w:t>
-            </w:r>
-            <w:proofErr w:type="gramStart"/>
-            <w:r>
-              <w:rPr>
-                <w:sz w:val="20"/>
-              </w:rPr>
-              <w:t>is granted</w:t>
-            </w:r>
-            <w:proofErr w:type="gramEnd"/>
-            <w:r>
-              <w:rPr>
-                <w:sz w:val="20"/>
-              </w:rPr>
-              <w:t xml:space="preserve"> and the user can read the conversation. The message must be active and still reference the file. A deleted message's file cannot </w:t>
-            </w:r>
-            <w:proofErr w:type="gramStart"/>
-            <w:r>
-              <w:rPr>
-                <w:sz w:val="20"/>
-              </w:rPr>
-              <w:t>be downloaded</w:t>
-            </w:r>
-            <w:proofErr w:type="gramEnd"/>
-            <w:r>
-              <w:rPr>
-                <w:sz w:val="20"/>
-              </w:rPr>
-              <w:t>, even through a saved URL. This scope does not independently broaden conversation visibility.</w:t>
+              <w:t xml:space="preserve">Can view inline images or download files only when DOWNLOAD_FILE is granted and the user can read the conversation. The message must be active and still reference the file. A deleted message's file cannot be downloaded, even </w:t>
+            </w:r>
+            <w:r>
+              <w:rPr>
+                <w:sz w:val="20"/>
+              </w:rPr>
+              <w:t>though</w:t>
+            </w:r>
+            <w:r>
+              <w:rPr>
+                <w:sz w:val="20"/>
+              </w:rPr>
+              <w:t xml:space="preserve"> a saved URL. This scope does not independently broaden conversation visibility.</w:t>
             </w:r>
           </w:p>
         </w:tc>
@@ -5598,9 +5180,13 @@
         </w:tc>
       </w:tr>
       <w:tr>
+        <w:trPr>
+          <w:trHeight w:val="628"/>
+        </w:trPr>
         <w:tc>
           <w:tcPr>
             <w:tcW w:w="1440" w:type="dxa"/>
+            <w:vMerge w:val="restart"/>
             <w:tcMar>
               <w:top w:w="80" w:type="dxa"/>
               <w:left w:w="120" w:type="dxa"/>
@@ -5626,6 +5212,7 @@
         <w:tc>
           <w:tcPr>
             <w:tcW w:w="1656" w:type="dxa"/>
+            <w:vMerge w:val="restart"/>
             <w:tcMar>
               <w:top w:w="80" w:type="dxa"/>
               <w:left w:w="120" w:type="dxa"/>
@@ -5710,33 +5297,117 @@
             <w:pPr>
               <w:spacing w:after="0" w:line="269" w:lineRule="auto"/>
             </w:pPr>
-            <w:proofErr w:type="gramStart"/>
-            <w:r>
-              <w:rPr>
-                <w:sz w:val="20"/>
-              </w:rPr>
-              <w:t>Can</w:t>
-            </w:r>
-            <w:proofErr w:type="gramEnd"/>
-            <w:r>
-              <w:rPr>
-                <w:sz w:val="20"/>
-              </w:rPr>
-              <w:t xml:space="preserve"> select and soft-delete only messages authored by the user. </w:t>
-            </w:r>
-            <w:proofErr w:type="gramStart"/>
-            <w:r>
-              <w:rPr>
-                <w:sz w:val="20"/>
-              </w:rPr>
-              <w:t>Can</w:t>
-            </w:r>
-            <w:proofErr w:type="gramEnd"/>
-            <w:r>
-              <w:rPr>
-                <w:sz w:val="20"/>
-              </w:rPr>
-              <w:t xml:space="preserve"> use single or bulk deletion only when every selected message is their own. Cannot delete another participant's message or the whole conversation.</w:t>
+            <w:r>
+              <w:rPr>
+                <w:sz w:val="20"/>
+              </w:rPr>
+              <w:t>Can select and soft-delete only messages authored by the user. Can use single or bulk deletion only when every selected message is their own. Cannot delete another participant's message or the whole conversation. Deleted messages are only from their side and the other side can still see the messages.</w:t>
+            </w:r>
+          </w:p>
+        </w:tc>
+      </w:tr>
+      <w:tr>
+        <w:trPr>
+          <w:trHeight w:val="628"/>
+        </w:trPr>
+        <w:tc>
+          <w:tcPr>
+            <w:tcW w:w="1440" w:type="dxa"/>
+            <w:vMerge/>
+            <w:tcMar>
+              <w:top w:w="80" w:type="dxa"/>
+              <w:left w:w="120" w:type="dxa"/>
+              <w:bottom w:w="80" w:type="dxa"/>
+              <w:right w:w="120" w:type="dxa"/>
+            </w:tcMar>
+            <w:vAlign w:val="center"/>
+          </w:tcPr>
+          <w:p>
+            <w:pPr>
+              <w:spacing w:after="0" w:line="269" w:lineRule="auto"/>
+              <w:rPr>
+                <w:b/>
+                <w:color w:val="1F4D78"/>
+                <w:sz w:val="20"/>
+              </w:rPr>
+            </w:pPr>
+          </w:p>
+        </w:tc>
+        <w:tc>
+          <w:tcPr>
+            <w:tcW w:w="1656" w:type="dxa"/>
+            <w:vMerge/>
+            <w:tcMar>
+              <w:top w:w="80" w:type="dxa"/>
+              <w:left w:w="120" w:type="dxa"/>
+              <w:bottom w:w="80" w:type="dxa"/>
+              <w:right w:w="120" w:type="dxa"/>
+            </w:tcMar>
+            <w:vAlign w:val="center"/>
+          </w:tcPr>
+          <w:p>
+            <w:pPr>
+              <w:spacing w:after="0" w:line="269" w:lineRule="auto"/>
+              <w:rPr>
+                <w:b/>
+                <w:sz w:val="20"/>
+              </w:rPr>
+            </w:pPr>
+          </w:p>
+        </w:tc>
+        <w:tc>
+          <w:tcPr>
+            <w:tcW w:w="6264" w:type="dxa"/>
+            <w:tcMar>
+              <w:top w:w="80" w:type="dxa"/>
+              <w:left w:w="120" w:type="dxa"/>
+              <w:bottom w:w="80" w:type="dxa"/>
+              <w:right w:w="120" w:type="dxa"/>
+            </w:tcMar>
+            <w:vAlign w:val="center"/>
+          </w:tcPr>
+          <w:p>
+            <w:pPr>
+              <w:spacing w:after="0" w:line="269" w:lineRule="auto"/>
+              <w:rPr>
+                <w:sz w:val="20"/>
+              </w:rPr>
+            </w:pPr>
+            <w:r>
+              <w:rPr>
+                <w:sz w:val="20"/>
+              </w:rPr>
+              <w:t>On ‘</w:t>
+            </w:r>
+            <w:r>
+              <w:rPr>
+                <w:b/>
+                <w:bCs/>
+                <w:sz w:val="20"/>
+              </w:rPr>
+              <w:t>Conversation Management</w:t>
+            </w:r>
+            <w:r>
+              <w:rPr>
+                <w:sz w:val="20"/>
+              </w:rPr>
+              <w:t xml:space="preserve">’ page: </w:t>
+            </w:r>
+          </w:p>
+          <w:p>
+            <w:pPr>
+              <w:spacing w:after="0" w:line="269" w:lineRule="auto"/>
+              <w:rPr>
+                <w:sz w:val="20"/>
+                <w:lang w:val="en-CA"/>
+              </w:rPr>
+            </w:pPr>
+            <w:r>
+              <w:rPr>
+                <w:sz w:val="20"/>
+                <w:lang w:val="en-CA"/>
+              </w:rPr>
+              <w:t>No Delete Access.</w:t>
             </w:r>
           </w:p>
         </w:tc>
@@ -5819,12 +5490,84 @@
           <w:p>
             <w:pPr>
               <w:spacing w:after="0" w:line="269" w:lineRule="auto"/>
-            </w:pPr>
-            <w:r>
-              <w:rPr>
-                <w:sz w:val="20"/>
-              </w:rPr>
-              <w:t>Can delete either participant's messages, including mixed multi-select, only when every conversation participant shares at least one recognized package domain with the user. Can delete the whole conversation under the same all-participants rule.</w:t>
+              <w:rPr>
+                <w:sz w:val="20"/>
+                <w:lang w:val="en-CA"/>
+              </w:rPr>
+            </w:pPr>
+            <w:r>
+              <w:rPr>
+                <w:sz w:val="20"/>
+                <w:lang w:val="en-CA"/>
+              </w:rPr>
+              <w:t xml:space="preserve">On the </w:t>
+            </w:r>
+            <w:r>
+              <w:rPr>
+                <w:sz w:val="20"/>
+                <w:lang w:val="en-CA"/>
+              </w:rPr>
+              <w:t>‘</w:t>
+            </w:r>
+            <w:r>
+              <w:rPr>
+                <w:b/>
+                <w:bCs/>
+                <w:sz w:val="20"/>
+                <w:lang w:val="en-CA"/>
+              </w:rPr>
+              <w:t>Chat</w:t>
+            </w:r>
+            <w:r>
+              <w:rPr>
+                <w:b/>
+                <w:bCs/>
+                <w:sz w:val="20"/>
+                <w:lang w:val="en-CA"/>
+              </w:rPr>
+              <w:t>’</w:t>
+            </w:r>
+            <w:r>
+              <w:rPr>
+                <w:sz w:val="20"/>
+                <w:lang w:val="en-CA"/>
+              </w:rPr>
+              <w:t xml:space="preserve"> modal:</w:t>
+            </w:r>
+          </w:p>
+          <w:p>
+            <w:pPr>
+              <w:spacing w:after="0" w:line="269" w:lineRule="auto"/>
+            </w:pPr>
+            <w:r>
+              <w:rPr>
+                <w:sz w:val="20"/>
+              </w:rPr>
+              <w:t xml:space="preserve">Can delete either participant's messages, including mixed multi-select, only </w:t>
+            </w:r>
+            <w:r>
+              <w:rPr>
+                <w:sz w:val="20"/>
+              </w:rPr>
+              <w:t>in conversations where the user is</w:t>
+            </w:r>
+            <w:r>
+              <w:rPr>
+                <w:sz w:val="20"/>
+              </w:rPr>
+              <w:t xml:space="preserve"> participant.</w:t>
+            </w:r>
+            <w:r>
+              <w:rPr>
+                <w:sz w:val="20"/>
+              </w:rPr>
+              <w:t xml:space="preserve"> </w:t>
+            </w:r>
+            <w:r>
+              <w:rPr>
+                <w:sz w:val="20"/>
+              </w:rPr>
+              <w:t>Deleted messages are only from their side and the other side can still see the messages.</w:t>
             </w:r>
           </w:p>
         </w:tc>
@@ -5880,12 +5623,386 @@
           <w:p>
             <w:pPr>
               <w:spacing w:after="0" w:line="269" w:lineRule="auto"/>
-            </w:pPr>
-            <w:r>
-              <w:rPr>
-                <w:sz w:val="20"/>
-              </w:rPr>
-              <w:t>Can delete either participant's messages, including mixed multi-select, only when every conversation participant shares one exact recognized package role with the user. Can delete the whole conversation under the same all-participants rule.</w:t>
+              <w:rPr>
+                <w:sz w:val="20"/>
+              </w:rPr>
+            </w:pPr>
+            <w:r>
+              <w:rPr>
+                <w:sz w:val="20"/>
+              </w:rPr>
+              <w:t>On ‘</w:t>
+            </w:r>
+            <w:r>
+              <w:rPr>
+                <w:b/>
+                <w:bCs/>
+                <w:sz w:val="20"/>
+              </w:rPr>
+              <w:t>Conversation Management</w:t>
+            </w:r>
+            <w:r>
+              <w:rPr>
+                <w:sz w:val="20"/>
+              </w:rPr>
+              <w:t xml:space="preserve">’ page: </w:t>
+            </w:r>
+          </w:p>
+          <w:p>
+            <w:pPr>
+              <w:spacing w:after="0" w:line="269" w:lineRule="auto"/>
+            </w:pPr>
+            <w:r>
+              <w:rPr>
+                <w:sz w:val="20"/>
+                <w:lang w:val="en-CA"/>
+              </w:rPr>
+              <w:t>No Delete Access.</w:t>
+            </w:r>
+          </w:p>
+        </w:tc>
+      </w:tr>
+      <w:tr>
+        <w:trPr>
+          <w:trHeight w:val="421"/>
+        </w:trPr>
+        <w:tc>
+          <w:tcPr>
+            <w:tcW w:w="1440" w:type="dxa"/>
+            <w:vMerge w:val="restart"/>
+            <w:tcMar>
+              <w:top w:w="80" w:type="dxa"/>
+              <w:left w:w="120" w:type="dxa"/>
+              <w:bottom w:w="80" w:type="dxa"/>
+              <w:right w:w="120" w:type="dxa"/>
+            </w:tcMar>
+            <w:vAlign w:val="center"/>
+          </w:tcPr>
+          <w:p>
+            <w:pPr>
+              <w:spacing w:after="0" w:line="269" w:lineRule="auto"/>
+            </w:pPr>
+            <w:r>
+              <w:rPr>
+                <w:b/>
+                <w:color w:val="1F4D78"/>
+                <w:sz w:val="20"/>
+              </w:rPr>
+              <w:t>DELETE</w:t>
+            </w:r>
+          </w:p>
+        </w:tc>
+        <w:tc>
+          <w:tcPr>
+            <w:tcW w:w="1656" w:type="dxa"/>
+            <w:vMerge w:val="restart"/>
+            <w:tcMar>
+              <w:top w:w="80" w:type="dxa"/>
+              <w:left w:w="120" w:type="dxa"/>
+              <w:bottom w:w="80" w:type="dxa"/>
+              <w:right w:w="120" w:type="dxa"/>
+            </w:tcMar>
+            <w:vAlign w:val="center"/>
+          </w:tcPr>
+          <w:p>
+            <w:pPr>
+              <w:spacing w:after="0" w:line="269" w:lineRule="auto"/>
+              <w:rPr>
+                <w:b/>
+                <w:sz w:val="20"/>
+              </w:rPr>
+            </w:pPr>
+            <w:r>
+              <w:rPr>
+                <w:b/>
+                <w:sz w:val="20"/>
+              </w:rPr>
+              <w:t>ORGANIZATION/</w:t>
+            </w:r>
+          </w:p>
+          <w:p>
+            <w:pPr>
+              <w:spacing w:after="0" w:line="269" w:lineRule="auto"/>
+            </w:pPr>
+            <w:r>
+              <w:rPr>
+                <w:b/>
+                <w:sz w:val="20"/>
+              </w:rPr>
+              <w:t>ADMIN</w:t>
+            </w:r>
+          </w:p>
+        </w:tc>
+        <w:tc>
+          <w:tcPr>
+            <w:tcW w:w="6264" w:type="dxa"/>
+            <w:tcMar>
+              <w:top w:w="80" w:type="dxa"/>
+              <w:left w:w="120" w:type="dxa"/>
+              <w:bottom w:w="80" w:type="dxa"/>
+              <w:right w:w="120" w:type="dxa"/>
+            </w:tcMar>
+            <w:vAlign w:val="center"/>
+          </w:tcPr>
+          <w:p>
+            <w:pPr>
+              <w:spacing w:after="0" w:line="269" w:lineRule="auto"/>
+              <w:rPr>
+                <w:sz w:val="20"/>
+                <w:lang w:val="en-CA"/>
+              </w:rPr>
+            </w:pPr>
+            <w:r>
+              <w:rPr>
+                <w:sz w:val="20"/>
+                <w:lang w:val="en-CA"/>
+              </w:rPr>
+              <w:t xml:space="preserve">On the </w:t>
+            </w:r>
+            <w:r>
+              <w:rPr>
+                <w:sz w:val="20"/>
+                <w:lang w:val="en-CA"/>
+              </w:rPr>
+              <w:t>‘</w:t>
+            </w:r>
+            <w:r>
+              <w:rPr>
+                <w:b/>
+                <w:bCs/>
+                <w:sz w:val="20"/>
+                <w:lang w:val="en-CA"/>
+              </w:rPr>
+              <w:t>Chat</w:t>
+            </w:r>
+            <w:r>
+              <w:rPr>
+                <w:b/>
+                <w:bCs/>
+                <w:sz w:val="20"/>
+                <w:lang w:val="en-CA"/>
+              </w:rPr>
+              <w:t>’</w:t>
+            </w:r>
+            <w:r>
+              <w:rPr>
+                <w:sz w:val="20"/>
+                <w:lang w:val="en-CA"/>
+              </w:rPr>
+              <w:t xml:space="preserve"> modal:</w:t>
+            </w:r>
+          </w:p>
+          <w:p>
+            <w:pPr>
+              <w:spacing w:after="0" w:line="269" w:lineRule="auto"/>
+            </w:pPr>
+            <w:r>
+              <w:rPr>
+                <w:sz w:val="20"/>
+              </w:rPr>
+              <w:t xml:space="preserve">Can delete either participant's messages, including mixed multi-select, only in conversations where the user is participant. Deleted messages </w:t>
+            </w:r>
+            <w:r>
+              <w:rPr>
+                <w:sz w:val="20"/>
+              </w:rPr>
+              <w:t>delete the message for both sides of the conversation.</w:t>
+            </w:r>
+          </w:p>
+        </w:tc>
+      </w:tr>
+      <w:tr>
+        <w:trPr>
+          <w:trHeight w:val="420"/>
+        </w:trPr>
+        <w:tc>
+          <w:tcPr>
+            <w:tcW w:w="1440" w:type="dxa"/>
+            <w:vMerge/>
+            <w:tcMar>
+              <w:top w:w="80" w:type="dxa"/>
+              <w:left w:w="120" w:type="dxa"/>
+              <w:bottom w:w="80" w:type="dxa"/>
+              <w:right w:w="120" w:type="dxa"/>
+            </w:tcMar>
+            <w:vAlign w:val="center"/>
+          </w:tcPr>
+          <w:p>
+            <w:pPr>
+              <w:spacing w:after="0" w:line="269" w:lineRule="auto"/>
+              <w:rPr>
+                <w:b/>
+                <w:color w:val="1F4D78"/>
+                <w:sz w:val="20"/>
+              </w:rPr>
+            </w:pPr>
+          </w:p>
+        </w:tc>
+        <w:tc>
+          <w:tcPr>
+            <w:tcW w:w="1656" w:type="dxa"/>
+            <w:vMerge/>
+            <w:tcMar>
+              <w:top w:w="80" w:type="dxa"/>
+              <w:left w:w="120" w:type="dxa"/>
+              <w:bottom w:w="80" w:type="dxa"/>
+              <w:right w:w="120" w:type="dxa"/>
+            </w:tcMar>
+            <w:vAlign w:val="center"/>
+          </w:tcPr>
+          <w:p>
+            <w:pPr>
+              <w:spacing w:after="0" w:line="269" w:lineRule="auto"/>
+              <w:rPr>
+                <w:b/>
+                <w:sz w:val="20"/>
+              </w:rPr>
+            </w:pPr>
+          </w:p>
+        </w:tc>
+        <w:tc>
+          <w:tcPr>
+            <w:tcW w:w="6264" w:type="dxa"/>
+            <w:tcMar>
+              <w:top w:w="80" w:type="dxa"/>
+              <w:left w:w="120" w:type="dxa"/>
+              <w:bottom w:w="80" w:type="dxa"/>
+              <w:right w:w="120" w:type="dxa"/>
+            </w:tcMar>
+            <w:vAlign w:val="center"/>
+          </w:tcPr>
+          <w:p>
+            <w:pPr>
+              <w:spacing w:after="0" w:line="269" w:lineRule="auto"/>
+              <w:rPr>
+                <w:sz w:val="20"/>
+              </w:rPr>
+            </w:pPr>
+            <w:r>
+              <w:rPr>
+                <w:sz w:val="20"/>
+              </w:rPr>
+              <w:t>On ‘</w:t>
+            </w:r>
+            <w:r>
+              <w:rPr>
+                <w:b/>
+                <w:bCs/>
+                <w:sz w:val="20"/>
+              </w:rPr>
+              <w:t>Conversation Management</w:t>
+            </w:r>
+            <w:r>
+              <w:rPr>
+                <w:sz w:val="20"/>
+              </w:rPr>
+              <w:t xml:space="preserve">’ page: </w:t>
+            </w:r>
+          </w:p>
+          <w:p>
+            <w:pPr>
+              <w:spacing w:after="0" w:line="269" w:lineRule="auto"/>
+              <w:rPr>
+                <w:sz w:val="20"/>
+                <w:lang w:val="en-CA"/>
+              </w:rPr>
+            </w:pPr>
+            <w:r>
+              <w:rPr>
+                <w:sz w:val="20"/>
+                <w:lang w:val="en-CA"/>
+              </w:rPr>
+              <w:t>No Delete Access.</w:t>
+            </w:r>
+          </w:p>
+        </w:tc>
+      </w:tr>
+    </w:tbl>
+    <w:p/>
+    <w:tbl>
+      <w:tblPr>
+        <w:tblStyle w:val="TableGrid"/>
+        <w:tblW w:w="9360" w:type="dxa"/>
+        <w:tblInd w:w="120" w:type="dxa"/>
+        <w:tblLayout w:type="fixed"/>
+        <w:tblLook w:val="04A0" w:firstRow="1" w:lastRow="0" w:firstColumn="1" w:lastColumn="0" w:noHBand="0" w:noVBand="1"/>
+      </w:tblPr>
+      <w:tblGrid>
+        <w:gridCol w:w="1440"/>
+        <w:gridCol w:w="1656"/>
+        <w:gridCol w:w="6264"/>
+      </w:tblGrid>
+      <w:tr>
+        <w:tc>
+          <w:tcPr>
+            <w:tcW w:w="1440" w:type="dxa"/>
+            <w:tcMar>
+              <w:top w:w="80" w:type="dxa"/>
+              <w:left w:w="120" w:type="dxa"/>
+              <w:bottom w:w="80" w:type="dxa"/>
+              <w:right w:w="120" w:type="dxa"/>
+            </w:tcMar>
+            <w:vAlign w:val="center"/>
+          </w:tcPr>
+          <w:p>
+            <w:pPr>
+              <w:spacing w:after="0" w:line="269" w:lineRule="auto"/>
+            </w:pPr>
+            <w:r>
+              <w:rPr>
+                <w:b/>
+                <w:color w:val="1F4D78"/>
+                <w:sz w:val="20"/>
+              </w:rPr>
+              <w:lastRenderedPageBreak/>
+              <w:t>DELETE_ALL</w:t>
+            </w:r>
+          </w:p>
+        </w:tc>
+        <w:tc>
+          <w:tcPr>
+            <w:tcW w:w="1656" w:type="dxa"/>
+            <w:tcMar>
+              <w:top w:w="80" w:type="dxa"/>
+              <w:left w:w="120" w:type="dxa"/>
+              <w:bottom w:w="80" w:type="dxa"/>
+              <w:right w:w="120" w:type="dxa"/>
+            </w:tcMar>
+            <w:vAlign w:val="center"/>
+          </w:tcPr>
+          <w:p>
+            <w:pPr>
+              <w:spacing w:after="0" w:line="269" w:lineRule="auto"/>
+            </w:pPr>
+            <w:r>
+              <w:rPr>
+                <w:b/>
+                <w:sz w:val="20"/>
+              </w:rPr>
+              <w:t>USER</w:t>
+            </w:r>
+          </w:p>
+        </w:tc>
+        <w:tc>
+          <w:tcPr>
+            <w:tcW w:w="6264" w:type="dxa"/>
+            <w:tcMar>
+              <w:top w:w="80" w:type="dxa"/>
+              <w:left w:w="120" w:type="dxa"/>
+              <w:bottom w:w="80" w:type="dxa"/>
+              <w:right w:w="120" w:type="dxa"/>
+            </w:tcMar>
+            <w:vAlign w:val="center"/>
+          </w:tcPr>
+          <w:p>
+            <w:pPr>
+              <w:spacing w:after="0" w:line="269" w:lineRule="auto"/>
+            </w:pPr>
+            <w:r>
+              <w:rPr>
+                <w:sz w:val="20"/>
+              </w:rPr>
+              <w:t>No Access.</w:t>
             </w:r>
           </w:p>
         </w:tc>
@@ -5912,7 +6029,7 @@
                 <w:color w:val="1F4D78"/>
                 <w:sz w:val="20"/>
               </w:rPr>
-              <w:t>DELETE</w:t>
+              <w:t>DELETE_ALL</w:t>
             </w:r>
           </w:p>
         </w:tc>
@@ -5936,7 +6053,7 @@
                 <w:b/>
                 <w:sz w:val="20"/>
               </w:rPr>
-              <w:t>ORGANIZATION</w:t>
+              <w:t>OWNER</w:t>
             </w:r>
           </w:p>
         </w:tc>
@@ -5959,7 +6076,7 @@
               <w:rPr>
                 <w:sz w:val="20"/>
               </w:rPr>
-              <w:t>Can delete either participant's messages, including mixed multi-select, when every participant has active role-bearing membership in the active organization. Can delete the whole conversation inside that organization.</w:t>
+              <w:t>No Access</w:t>
             </w:r>
           </w:p>
         </w:tc>
@@ -5986,7 +6103,7 @@
                 <w:color w:val="1F4D78"/>
                 <w:sz w:val="20"/>
               </w:rPr>
-              <w:t>DELETE</w:t>
+              <w:t>DELETE_ALL</w:t>
             </w:r>
           </w:p>
         </w:tc>
@@ -6010,7 +6127,19 @@
                 <w:b/>
                 <w:sz w:val="20"/>
               </w:rPr>
-              <w:t>ADMIN</w:t>
+              <w:t>DEPARTMENT/</w:t>
+            </w:r>
+          </w:p>
+          <w:p>
+            <w:pPr>
+              <w:spacing w:after="0" w:line="269" w:lineRule="auto"/>
+            </w:pPr>
+            <w:r>
+              <w:rPr>
+                <w:b/>
+                <w:sz w:val="20"/>
+              </w:rPr>
+              <w:t>DIVISION</w:t>
             </w:r>
           </w:p>
         </w:tc>
@@ -6033,21 +6162,7 @@
               <w:rPr>
                 <w:sz w:val="20"/>
               </w:rPr>
-              <w:t xml:space="preserve">Can delete either participant's messages </w:t>
-            </w:r>
-            <w:proofErr w:type="gramStart"/>
-            <w:r>
-              <w:rPr>
-                <w:sz w:val="20"/>
-              </w:rPr>
-              <w:t>and</w:t>
-            </w:r>
-            <w:proofErr w:type="gramEnd"/>
-            <w:r>
-              <w:rPr>
-                <w:sz w:val="20"/>
-              </w:rPr>
-              <w:t xml:space="preserve"> whole conversations within the resolved administrative boundary, provided every participant remains within that boundary. ADMIN does not give global deletion outside it.</w:t>
+              <w:t>No Access.</w:t>
             </w:r>
           </w:p>
         </w:tc>
@@ -6074,7 +6189,7 @@
                 <w:color w:val="1F4D78"/>
                 <w:sz w:val="20"/>
               </w:rPr>
-              <w:t>DELETE</w:t>
+              <w:t>DELETE_ALL</w:t>
             </w:r>
           </w:p>
         </w:tc>
@@ -6092,13 +6207,36 @@
           <w:p>
             <w:pPr>
               <w:spacing w:after="0" w:line="269" w:lineRule="auto"/>
-            </w:pPr>
-            <w:r>
               <w:rPr>
                 <w:b/>
                 <w:sz w:val="20"/>
               </w:rPr>
-              <w:t>GLOBAL</w:t>
+            </w:pPr>
+            <w:r>
+              <w:rPr>
+                <w:b/>
+                <w:sz w:val="20"/>
+              </w:rPr>
+              <w:t>ORGANIZATION</w:t>
+            </w:r>
+            <w:r>
+              <w:rPr>
+                <w:b/>
+                <w:sz w:val="20"/>
+              </w:rPr>
+              <w:t>/</w:t>
+            </w:r>
+          </w:p>
+          <w:p>
+            <w:pPr>
+              <w:spacing w:after="0" w:line="269" w:lineRule="auto"/>
+            </w:pPr>
+            <w:r>
+              <w:rPr>
+                <w:b/>
+                <w:sz w:val="20"/>
+              </w:rPr>
+              <w:t>ADMIN</w:t>
             </w:r>
           </w:p>
         </w:tc>
@@ -6116,720 +6254,48 @@
           <w:p>
             <w:pPr>
               <w:spacing w:after="0" w:line="269" w:lineRule="auto"/>
-            </w:pPr>
-            <w:r>
-              <w:rPr>
-                <w:sz w:val="20"/>
-              </w:rPr>
-              <w:t xml:space="preserve">Can delete any authorized message or whole conversation across boundaries. Single and bulk message deletion remain soft deletes; a whole-conversation deletion follows the existing conversation cleanup </w:t>
-            </w:r>
-            <w:r>
-              <w:rPr>
-                <w:sz w:val="20"/>
-              </w:rPr>
-              <w:lastRenderedPageBreak/>
-              <w:t>path.</w:t>
-            </w:r>
-          </w:p>
-        </w:tc>
-      </w:tr>
-      <w:tr>
-        <w:tc>
-          <w:tcPr>
-            <w:tcW w:w="1440" w:type="dxa"/>
-            <w:tcMar>
-              <w:top w:w="80" w:type="dxa"/>
-              <w:left w:w="120" w:type="dxa"/>
-              <w:bottom w:w="80" w:type="dxa"/>
-              <w:right w:w="120" w:type="dxa"/>
-            </w:tcMar>
-            <w:vAlign w:val="center"/>
-          </w:tcPr>
-          <w:p>
-            <w:pPr>
-              <w:spacing w:after="0" w:line="269" w:lineRule="auto"/>
-            </w:pPr>
+              <w:rPr>
+                <w:sz w:val="20"/>
+              </w:rPr>
+            </w:pPr>
+            <w:r>
+              <w:rPr>
+                <w:sz w:val="20"/>
+              </w:rPr>
+              <w:t>On ‘</w:t>
+            </w:r>
             <w:r>
               <w:rPr>
                 <w:b/>
-                <w:color w:val="1F4D78"/>
-                <w:sz w:val="20"/>
-              </w:rPr>
-              <w:lastRenderedPageBreak/>
-              <w:t>DELETE_ALL</w:t>
-            </w:r>
-          </w:p>
-        </w:tc>
-        <w:tc>
-          <w:tcPr>
-            <w:tcW w:w="1656" w:type="dxa"/>
-            <w:tcMar>
-              <w:top w:w="80" w:type="dxa"/>
-              <w:left w:w="120" w:type="dxa"/>
-              <w:bottom w:w="80" w:type="dxa"/>
-              <w:right w:w="120" w:type="dxa"/>
-            </w:tcMar>
-            <w:vAlign w:val="center"/>
-          </w:tcPr>
-          <w:p>
-            <w:pPr>
-              <w:spacing w:after="0" w:line="269" w:lineRule="auto"/>
-            </w:pPr>
-            <w:r>
-              <w:rPr>
-                <w:b/>
-                <w:sz w:val="20"/>
-              </w:rPr>
-              <w:t>USER</w:t>
-            </w:r>
-          </w:p>
-        </w:tc>
-        <w:tc>
-          <w:tcPr>
-            <w:tcW w:w="6264" w:type="dxa"/>
-            <w:tcMar>
-              <w:top w:w="80" w:type="dxa"/>
-              <w:left w:w="120" w:type="dxa"/>
-              <w:bottom w:w="80" w:type="dxa"/>
-              <w:right w:w="120" w:type="dxa"/>
-            </w:tcMar>
-            <w:vAlign w:val="center"/>
-          </w:tcPr>
-          <w:p>
-            <w:pPr>
-              <w:spacing w:after="0" w:line="269" w:lineRule="auto"/>
-            </w:pPr>
-            <w:r>
-              <w:rPr>
-                <w:sz w:val="20"/>
-              </w:rPr>
-              <w:t xml:space="preserve">Can see and manage the global deletion/broadcast surface. </w:t>
-            </w:r>
-            <w:proofErr w:type="gramStart"/>
-            <w:r>
-              <w:rPr>
-                <w:sz w:val="20"/>
-              </w:rPr>
-              <w:t>Can</w:t>
-            </w:r>
-            <w:proofErr w:type="gramEnd"/>
-            <w:r>
-              <w:rPr>
-                <w:sz w:val="20"/>
-              </w:rPr>
-              <w:t xml:space="preserve"> delete any message or whole conversation across </w:t>
-            </w:r>
-            <w:proofErr w:type="gramStart"/>
-            <w:r>
-              <w:rPr>
-                <w:sz w:val="20"/>
-              </w:rPr>
-              <w:t>boundaries, and</w:t>
-            </w:r>
-            <w:proofErr w:type="gramEnd"/>
-            <w:r>
-              <w:rPr>
-                <w:sz w:val="20"/>
-              </w:rPr>
-              <w:t xml:space="preserve"> can search broadcast recipients and send broadcast direct-message fan-out. This is global destructive authority; the displayed scope does not narrow it in the current implementation.</w:t>
-            </w:r>
-          </w:p>
-        </w:tc>
-      </w:tr>
-      <w:tr>
-        <w:tc>
-          <w:tcPr>
-            <w:tcW w:w="1440" w:type="dxa"/>
-            <w:tcMar>
-              <w:top w:w="80" w:type="dxa"/>
-              <w:left w:w="120" w:type="dxa"/>
-              <w:bottom w:w="80" w:type="dxa"/>
-              <w:right w:w="120" w:type="dxa"/>
-            </w:tcMar>
-            <w:vAlign w:val="center"/>
-          </w:tcPr>
-          <w:p>
-            <w:pPr>
-              <w:spacing w:after="0" w:line="269" w:lineRule="auto"/>
-            </w:pPr>
-            <w:r>
-              <w:rPr>
-                <w:b/>
-                <w:color w:val="1F4D78"/>
-                <w:sz w:val="20"/>
-              </w:rPr>
-              <w:t>DELETE_ALL</w:t>
-            </w:r>
-          </w:p>
-        </w:tc>
-        <w:tc>
-          <w:tcPr>
-            <w:tcW w:w="1656" w:type="dxa"/>
-            <w:tcMar>
-              <w:top w:w="80" w:type="dxa"/>
-              <w:left w:w="120" w:type="dxa"/>
-              <w:bottom w:w="80" w:type="dxa"/>
-              <w:right w:w="120" w:type="dxa"/>
-            </w:tcMar>
-            <w:vAlign w:val="center"/>
-          </w:tcPr>
-          <w:p>
-            <w:pPr>
-              <w:spacing w:after="0" w:line="269" w:lineRule="auto"/>
-            </w:pPr>
-            <w:r>
-              <w:rPr>
-                <w:b/>
-                <w:sz w:val="20"/>
-              </w:rPr>
-              <w:t>OWNER</w:t>
-            </w:r>
-          </w:p>
-        </w:tc>
-        <w:tc>
-          <w:tcPr>
-            <w:tcW w:w="6264" w:type="dxa"/>
-            <w:tcMar>
-              <w:top w:w="80" w:type="dxa"/>
-              <w:left w:w="120" w:type="dxa"/>
-              <w:bottom w:w="80" w:type="dxa"/>
-              <w:right w:w="120" w:type="dxa"/>
-            </w:tcMar>
-            <w:vAlign w:val="center"/>
-          </w:tcPr>
-          <w:p>
-            <w:pPr>
-              <w:spacing w:after="0" w:line="269" w:lineRule="auto"/>
-            </w:pPr>
-            <w:r>
-              <w:rPr>
-                <w:sz w:val="20"/>
-              </w:rPr>
-              <w:t xml:space="preserve">Can see and manage the global deletion/broadcast surface. </w:t>
-            </w:r>
-            <w:proofErr w:type="gramStart"/>
-            <w:r>
-              <w:rPr>
-                <w:sz w:val="20"/>
-              </w:rPr>
-              <w:t>Can</w:t>
-            </w:r>
-            <w:proofErr w:type="gramEnd"/>
-            <w:r>
-              <w:rPr>
-                <w:sz w:val="20"/>
-              </w:rPr>
-              <w:t xml:space="preserve"> delete any message or whole conversation across boundaries, and can search broadcast recipients and send broadcast direct-message fan-out. This is global destructive authority; the displayed scope does not narrow it in the current implementation.</w:t>
-            </w:r>
-          </w:p>
-        </w:tc>
-      </w:tr>
-      <w:tr>
-        <w:tc>
-          <w:tcPr>
-            <w:tcW w:w="1440" w:type="dxa"/>
-            <w:tcMar>
-              <w:top w:w="80" w:type="dxa"/>
-              <w:left w:w="120" w:type="dxa"/>
-              <w:bottom w:w="80" w:type="dxa"/>
-              <w:right w:w="120" w:type="dxa"/>
-            </w:tcMar>
-            <w:vAlign w:val="center"/>
-          </w:tcPr>
-          <w:p>
-            <w:pPr>
-              <w:spacing w:after="0" w:line="269" w:lineRule="auto"/>
-            </w:pPr>
-            <w:r>
-              <w:rPr>
-                <w:b/>
-                <w:color w:val="1F4D78"/>
-                <w:sz w:val="20"/>
-              </w:rPr>
-              <w:t>DELETE_ALL</w:t>
-            </w:r>
-          </w:p>
-        </w:tc>
-        <w:tc>
-          <w:tcPr>
-            <w:tcW w:w="1656" w:type="dxa"/>
-            <w:tcMar>
-              <w:top w:w="80" w:type="dxa"/>
-              <w:left w:w="120" w:type="dxa"/>
-              <w:bottom w:w="80" w:type="dxa"/>
-              <w:right w:w="120" w:type="dxa"/>
-            </w:tcMar>
-            <w:vAlign w:val="center"/>
-          </w:tcPr>
-          <w:p>
-            <w:pPr>
-              <w:spacing w:after="0" w:line="269" w:lineRule="auto"/>
-            </w:pPr>
-            <w:r>
-              <w:rPr>
-                <w:b/>
-                <w:sz w:val="20"/>
-              </w:rPr>
-              <w:t>DEPARTMENT</w:t>
-            </w:r>
-          </w:p>
-        </w:tc>
-        <w:tc>
-          <w:tcPr>
-            <w:tcW w:w="6264" w:type="dxa"/>
-            <w:tcMar>
-              <w:top w:w="80" w:type="dxa"/>
-              <w:left w:w="120" w:type="dxa"/>
-              <w:bottom w:w="80" w:type="dxa"/>
-              <w:right w:w="120" w:type="dxa"/>
-            </w:tcMar>
-            <w:vAlign w:val="center"/>
-          </w:tcPr>
-          <w:p>
-            <w:pPr>
-              <w:spacing w:after="0" w:line="269" w:lineRule="auto"/>
-            </w:pPr>
-            <w:r>
-              <w:rPr>
-                <w:sz w:val="20"/>
-              </w:rPr>
-              <w:t xml:space="preserve">Can see and manage the global deletion/broadcast surface. </w:t>
-            </w:r>
-            <w:proofErr w:type="gramStart"/>
-            <w:r>
-              <w:rPr>
-                <w:sz w:val="20"/>
-              </w:rPr>
-              <w:t>Can</w:t>
-            </w:r>
-            <w:proofErr w:type="gramEnd"/>
-            <w:r>
-              <w:rPr>
-                <w:sz w:val="20"/>
-              </w:rPr>
-              <w:t xml:space="preserve"> delete any message or whole conversation across </w:t>
-            </w:r>
-            <w:proofErr w:type="gramStart"/>
-            <w:r>
-              <w:rPr>
-                <w:sz w:val="20"/>
-              </w:rPr>
-              <w:t>boundaries, and</w:t>
-            </w:r>
-            <w:proofErr w:type="gramEnd"/>
-            <w:r>
-              <w:rPr>
-                <w:sz w:val="20"/>
-              </w:rPr>
-              <w:t xml:space="preserve"> can search broadcast recipients and send broadcast direct-message fan-out. This is global destructive authority; the displayed scope does not narrow it in the current implementation.</w:t>
-            </w:r>
-          </w:p>
-        </w:tc>
-      </w:tr>
-      <w:tr>
-        <w:tc>
-          <w:tcPr>
-            <w:tcW w:w="1440" w:type="dxa"/>
-            <w:tcMar>
-              <w:top w:w="80" w:type="dxa"/>
-              <w:left w:w="120" w:type="dxa"/>
-              <w:bottom w:w="80" w:type="dxa"/>
-              <w:right w:w="120" w:type="dxa"/>
-            </w:tcMar>
-            <w:vAlign w:val="center"/>
-          </w:tcPr>
-          <w:p>
-            <w:pPr>
-              <w:spacing w:after="0" w:line="269" w:lineRule="auto"/>
-            </w:pPr>
-            <w:r>
-              <w:rPr>
-                <w:b/>
-                <w:color w:val="1F4D78"/>
-                <w:sz w:val="20"/>
-              </w:rPr>
-              <w:t>DELETE_ALL</w:t>
-            </w:r>
-          </w:p>
-        </w:tc>
-        <w:tc>
-          <w:tcPr>
-            <w:tcW w:w="1656" w:type="dxa"/>
-            <w:tcMar>
-              <w:top w:w="80" w:type="dxa"/>
-              <w:left w:w="120" w:type="dxa"/>
-              <w:bottom w:w="80" w:type="dxa"/>
-              <w:right w:w="120" w:type="dxa"/>
-            </w:tcMar>
-            <w:vAlign w:val="center"/>
-          </w:tcPr>
-          <w:p>
-            <w:pPr>
-              <w:spacing w:after="0" w:line="269" w:lineRule="auto"/>
-            </w:pPr>
-            <w:r>
-              <w:rPr>
-                <w:b/>
-                <w:sz w:val="20"/>
-              </w:rPr>
-              <w:t>DIVISION</w:t>
-            </w:r>
-          </w:p>
-        </w:tc>
-        <w:tc>
-          <w:tcPr>
-            <w:tcW w:w="6264" w:type="dxa"/>
-            <w:tcMar>
-              <w:top w:w="80" w:type="dxa"/>
-              <w:left w:w="120" w:type="dxa"/>
-              <w:bottom w:w="80" w:type="dxa"/>
-              <w:right w:w="120" w:type="dxa"/>
-            </w:tcMar>
-            <w:vAlign w:val="center"/>
-          </w:tcPr>
-          <w:p>
-            <w:pPr>
-              <w:spacing w:after="0" w:line="269" w:lineRule="auto"/>
-            </w:pPr>
-            <w:r>
-              <w:rPr>
-                <w:sz w:val="20"/>
-              </w:rPr>
-              <w:t xml:space="preserve">Can see and manage the global deletion/broadcast surface. </w:t>
-            </w:r>
-            <w:proofErr w:type="gramStart"/>
-            <w:r>
-              <w:rPr>
-                <w:sz w:val="20"/>
-              </w:rPr>
-              <w:t>Can</w:t>
-            </w:r>
-            <w:proofErr w:type="gramEnd"/>
-            <w:r>
-              <w:rPr>
-                <w:sz w:val="20"/>
-              </w:rPr>
-              <w:t xml:space="preserve"> delete any message or whole conversation across </w:t>
-            </w:r>
-            <w:proofErr w:type="gramStart"/>
-            <w:r>
-              <w:rPr>
-                <w:sz w:val="20"/>
-              </w:rPr>
-              <w:t>boundaries, and</w:t>
-            </w:r>
-            <w:proofErr w:type="gramEnd"/>
-            <w:r>
-              <w:rPr>
-                <w:sz w:val="20"/>
-              </w:rPr>
-              <w:t xml:space="preserve"> can search broadcast recipients and send broadcast direct-message fan-out. This is global destructive authority; the displayed scope does not narrow it in the current implementation.</w:t>
-            </w:r>
-          </w:p>
-        </w:tc>
-      </w:tr>
-      <w:tr>
-        <w:tc>
-          <w:tcPr>
-            <w:tcW w:w="1440" w:type="dxa"/>
-            <w:tcMar>
-              <w:top w:w="80" w:type="dxa"/>
-              <w:left w:w="120" w:type="dxa"/>
-              <w:bottom w:w="80" w:type="dxa"/>
-              <w:right w:w="120" w:type="dxa"/>
-            </w:tcMar>
-            <w:vAlign w:val="center"/>
-          </w:tcPr>
-          <w:p>
-            <w:pPr>
-              <w:spacing w:after="0" w:line="269" w:lineRule="auto"/>
-            </w:pPr>
-            <w:r>
-              <w:rPr>
-                <w:b/>
-                <w:color w:val="1F4D78"/>
-                <w:sz w:val="20"/>
-              </w:rPr>
-              <w:t>DELETE_ALL</w:t>
-            </w:r>
-          </w:p>
-        </w:tc>
-        <w:tc>
-          <w:tcPr>
-            <w:tcW w:w="1656" w:type="dxa"/>
-            <w:tcMar>
-              <w:top w:w="80" w:type="dxa"/>
-              <w:left w:w="120" w:type="dxa"/>
-              <w:bottom w:w="80" w:type="dxa"/>
-              <w:right w:w="120" w:type="dxa"/>
-            </w:tcMar>
-            <w:vAlign w:val="center"/>
-          </w:tcPr>
-          <w:p>
-            <w:pPr>
-              <w:spacing w:after="0" w:line="269" w:lineRule="auto"/>
-            </w:pPr>
-            <w:r>
-              <w:rPr>
-                <w:b/>
-                <w:sz w:val="20"/>
-              </w:rPr>
-              <w:t>ORGANIZATION</w:t>
-            </w:r>
-          </w:p>
-        </w:tc>
-        <w:tc>
-          <w:tcPr>
-            <w:tcW w:w="6264" w:type="dxa"/>
-            <w:tcMar>
-              <w:top w:w="80" w:type="dxa"/>
-              <w:left w:w="120" w:type="dxa"/>
-              <w:bottom w:w="80" w:type="dxa"/>
-              <w:right w:w="120" w:type="dxa"/>
-            </w:tcMar>
-            <w:vAlign w:val="center"/>
-          </w:tcPr>
-          <w:p>
-            <w:pPr>
-              <w:spacing w:after="0" w:line="269" w:lineRule="auto"/>
-            </w:pPr>
-            <w:r>
-              <w:rPr>
-                <w:sz w:val="20"/>
-              </w:rPr>
-              <w:t xml:space="preserve">Can see and manage the global deletion/broadcast surface. </w:t>
-            </w:r>
-            <w:proofErr w:type="gramStart"/>
-            <w:r>
-              <w:rPr>
-                <w:sz w:val="20"/>
-              </w:rPr>
-              <w:t>Can</w:t>
-            </w:r>
-            <w:proofErr w:type="gramEnd"/>
-            <w:r>
-              <w:rPr>
-                <w:sz w:val="20"/>
-              </w:rPr>
-              <w:t xml:space="preserve"> delete any message or whole conversation across </w:t>
-            </w:r>
-            <w:proofErr w:type="gramStart"/>
-            <w:r>
-              <w:rPr>
-                <w:sz w:val="20"/>
-              </w:rPr>
-              <w:t>boundaries, and</w:t>
-            </w:r>
-            <w:proofErr w:type="gramEnd"/>
-            <w:r>
-              <w:rPr>
-                <w:sz w:val="20"/>
-              </w:rPr>
-              <w:t xml:space="preserve"> can search broadcast recipients and send broadcast direct-message fan-out. This is global destructive authority; the displayed scope does not narrow it in the current implementation.</w:t>
-            </w:r>
-          </w:p>
-        </w:tc>
-      </w:tr>
-      <w:tr>
-        <w:tc>
-          <w:tcPr>
-            <w:tcW w:w="1440" w:type="dxa"/>
-            <w:tcMar>
-              <w:top w:w="80" w:type="dxa"/>
-              <w:left w:w="120" w:type="dxa"/>
-              <w:bottom w:w="80" w:type="dxa"/>
-              <w:right w:w="120" w:type="dxa"/>
-            </w:tcMar>
-            <w:vAlign w:val="center"/>
-          </w:tcPr>
-          <w:p>
-            <w:pPr>
-              <w:spacing w:after="0" w:line="269" w:lineRule="auto"/>
-            </w:pPr>
-            <w:r>
-              <w:rPr>
-                <w:b/>
-                <w:color w:val="1F4D78"/>
-                <w:sz w:val="20"/>
-              </w:rPr>
-              <w:t>DELETE_ALL</w:t>
-            </w:r>
-          </w:p>
-        </w:tc>
-        <w:tc>
-          <w:tcPr>
-            <w:tcW w:w="1656" w:type="dxa"/>
-            <w:tcMar>
-              <w:top w:w="80" w:type="dxa"/>
-              <w:left w:w="120" w:type="dxa"/>
-              <w:bottom w:w="80" w:type="dxa"/>
-              <w:right w:w="120" w:type="dxa"/>
-            </w:tcMar>
-            <w:vAlign w:val="center"/>
-          </w:tcPr>
-          <w:p>
-            <w:pPr>
-              <w:spacing w:after="0" w:line="269" w:lineRule="auto"/>
-            </w:pPr>
-            <w:r>
-              <w:rPr>
-                <w:b/>
-                <w:sz w:val="20"/>
-              </w:rPr>
-              <w:t>ADMIN</w:t>
-            </w:r>
-          </w:p>
-        </w:tc>
-        <w:tc>
-          <w:tcPr>
-            <w:tcW w:w="6264" w:type="dxa"/>
-            <w:tcMar>
-              <w:top w:w="80" w:type="dxa"/>
-              <w:left w:w="120" w:type="dxa"/>
-              <w:bottom w:w="80" w:type="dxa"/>
-              <w:right w:w="120" w:type="dxa"/>
-            </w:tcMar>
-            <w:vAlign w:val="center"/>
-          </w:tcPr>
-          <w:p>
-            <w:pPr>
-              <w:spacing w:after="0" w:line="269" w:lineRule="auto"/>
-            </w:pPr>
-            <w:r>
-              <w:rPr>
-                <w:sz w:val="20"/>
-              </w:rPr>
-              <w:t xml:space="preserve">Can see and manage the global deletion/broadcast surface. </w:t>
-            </w:r>
-            <w:proofErr w:type="gramStart"/>
-            <w:r>
-              <w:rPr>
-                <w:sz w:val="20"/>
-              </w:rPr>
-              <w:t>Can</w:t>
-            </w:r>
-            <w:proofErr w:type="gramEnd"/>
-            <w:r>
-              <w:rPr>
-                <w:sz w:val="20"/>
-              </w:rPr>
-              <w:t xml:space="preserve"> delete any message or whole conversation across </w:t>
-            </w:r>
-            <w:proofErr w:type="gramStart"/>
-            <w:r>
-              <w:rPr>
-                <w:sz w:val="20"/>
-              </w:rPr>
-              <w:t>boundaries, and</w:t>
-            </w:r>
-            <w:proofErr w:type="gramEnd"/>
-            <w:r>
-              <w:rPr>
-                <w:sz w:val="20"/>
-              </w:rPr>
-              <w:t xml:space="preserve"> can search broadcast recipients and send broadcast direct-message fan-out. This is global destructive authority; the displayed scope does not narrow it in the current implementation.</w:t>
-            </w:r>
-          </w:p>
-        </w:tc>
-      </w:tr>
-      <w:tr>
-        <w:tc>
-          <w:tcPr>
-            <w:tcW w:w="1440" w:type="dxa"/>
-            <w:tcMar>
-              <w:top w:w="80" w:type="dxa"/>
-              <w:left w:w="120" w:type="dxa"/>
-              <w:bottom w:w="80" w:type="dxa"/>
-              <w:right w:w="120" w:type="dxa"/>
-            </w:tcMar>
-            <w:vAlign w:val="center"/>
-          </w:tcPr>
-          <w:p>
-            <w:pPr>
-              <w:spacing w:after="0" w:line="269" w:lineRule="auto"/>
-            </w:pPr>
-            <w:r>
-              <w:rPr>
-                <w:b/>
-                <w:color w:val="1F4D78"/>
-                <w:sz w:val="20"/>
-              </w:rPr>
-              <w:t>DELETE_ALL</w:t>
-            </w:r>
-          </w:p>
-        </w:tc>
-        <w:tc>
-          <w:tcPr>
-            <w:tcW w:w="1656" w:type="dxa"/>
-            <w:tcMar>
-              <w:top w:w="80" w:type="dxa"/>
-              <w:left w:w="120" w:type="dxa"/>
-              <w:bottom w:w="80" w:type="dxa"/>
-              <w:right w:w="120" w:type="dxa"/>
-            </w:tcMar>
-            <w:vAlign w:val="center"/>
-          </w:tcPr>
-          <w:p>
-            <w:pPr>
-              <w:spacing w:after="0" w:line="269" w:lineRule="auto"/>
-            </w:pPr>
-            <w:r>
-              <w:rPr>
-                <w:b/>
-                <w:sz w:val="20"/>
-              </w:rPr>
-              <w:t>GLOBAL</w:t>
-            </w:r>
-          </w:p>
-        </w:tc>
-        <w:tc>
-          <w:tcPr>
-            <w:tcW w:w="6264" w:type="dxa"/>
-            <w:tcMar>
-              <w:top w:w="80" w:type="dxa"/>
-              <w:left w:w="120" w:type="dxa"/>
-              <w:bottom w:w="80" w:type="dxa"/>
-              <w:right w:w="120" w:type="dxa"/>
-            </w:tcMar>
-            <w:vAlign w:val="center"/>
-          </w:tcPr>
-          <w:p>
-            <w:pPr>
-              <w:spacing w:after="0" w:line="269" w:lineRule="auto"/>
-            </w:pPr>
-            <w:r>
-              <w:rPr>
-                <w:sz w:val="20"/>
-              </w:rPr>
-              <w:t xml:space="preserve">Can see and manage the global deletion/broadcast surface. </w:t>
-            </w:r>
-            <w:proofErr w:type="gramStart"/>
-            <w:r>
-              <w:rPr>
-                <w:sz w:val="20"/>
-              </w:rPr>
-              <w:t>Can</w:t>
-            </w:r>
-            <w:proofErr w:type="gramEnd"/>
-            <w:r>
-              <w:rPr>
-                <w:sz w:val="20"/>
-              </w:rPr>
-              <w:t xml:space="preserve"> delete any message or whole conversation across </w:t>
-            </w:r>
-            <w:proofErr w:type="gramStart"/>
-            <w:r>
-              <w:rPr>
-                <w:sz w:val="20"/>
-              </w:rPr>
-              <w:t>boundaries, and</w:t>
-            </w:r>
-            <w:proofErr w:type="gramEnd"/>
-            <w:r>
-              <w:rPr>
-                <w:sz w:val="20"/>
-              </w:rPr>
-              <w:t xml:space="preserve"> can search broadcast recipients and send broadcast direct-message fan-out. This is global destructive authority; the displayed scope does not narrow it in the current implementation.</w:t>
+                <w:bCs/>
+                <w:sz w:val="20"/>
+              </w:rPr>
+              <w:t>Conversation Management</w:t>
+            </w:r>
+            <w:r>
+              <w:rPr>
+                <w:sz w:val="20"/>
+              </w:rPr>
+              <w:t xml:space="preserve">’ page: </w:t>
+            </w:r>
+          </w:p>
+          <w:p>
+            <w:pPr>
+              <w:spacing w:after="0" w:line="269" w:lineRule="auto"/>
+            </w:pPr>
+            <w:r>
+              <w:rPr>
+                <w:sz w:val="20"/>
+                <w:lang w:val="en-CA"/>
+              </w:rPr>
+              <w:t>Can delete any conversation</w:t>
+            </w:r>
+            <w:r>
+              <w:rPr>
+                <w:sz w:val="20"/>
+                <w:lang w:val="en-CA"/>
+              </w:rPr>
+              <w:t>.</w:t>
             </w:r>
           </w:p>
         </w:tc>
@@ -6839,45 +6305,6 @@
       <w:pPr>
         <w:spacing w:before="160" w:after="0"/>
       </w:pPr>
-      <w:r>
-        <w:rPr>
-          <w:color w:val="5B6573"/>
-          <w:sz w:val="18"/>
-        </w:rPr>
-        <w:t xml:space="preserve">Important: READ remains participant-only. READ_ALL is the separate global audit/history operation. DELETE_ALL remains global </w:t>
-      </w:r>
-      <w:proofErr w:type="gramStart"/>
-      <w:r>
-        <w:rPr>
-          <w:color w:val="5B6573"/>
-          <w:sz w:val="18"/>
-        </w:rPr>
-        <w:t>and also</w:t>
-      </w:r>
-      <w:proofErr w:type="gramEnd"/>
-      <w:r>
-        <w:rPr>
-          <w:color w:val="5B6573"/>
-          <w:sz w:val="18"/>
-        </w:rPr>
-        <w:t xml:space="preserve"> governs broadcast until a dedicated broadcast operation </w:t>
-      </w:r>
-      <w:proofErr w:type="gramStart"/>
-      <w:r>
-        <w:rPr>
-          <w:color w:val="5B6573"/>
-          <w:sz w:val="18"/>
-        </w:rPr>
-        <w:t>is introduced</w:t>
-      </w:r>
-      <w:proofErr w:type="gramEnd"/>
-      <w:r>
-        <w:rPr>
-          <w:color w:val="5B6573"/>
-          <w:sz w:val="18"/>
-        </w:rPr>
-        <w:t>.</w:t>
-      </w:r>
     </w:p>
     <w:sectPr>
       <w:headerReference w:type="default" r:id="rId8"/>
@@ -8052,7 +7479,7 @@
   <w:style w:type="paragraph" w:default="1" w:styleId="Normal">
     <w:name w:val="Normal"/>
     <w:qFormat/>
-    <w:rsid w:val="00016474"/>
+    <w:rsid w:val="002E6AFE"/>
     <w:pPr>
       <w:spacing w:after="120" w:line="300" w:lineRule="auto"/>
     </w:pPr>
@@ -8272,6 +7699,7 @@
   <w:style w:type="character" w:default="1" w:styleId="DefaultParagraphFont">
     <w:name w:val="Default Paragraph Font"/>
     <w:uiPriority w:val="1"/>
+    <w:semiHidden/>
     <w:unhideWhenUsed/>
   </w:style>
   <w:style w:type="table" w:default="1" w:styleId="TableNormal">
